--- a/docs/bao-cao-khoa-luan.docx
+++ b/docs/bao-cao-khoa-luan.docx
@@ -27,7 +27,7 @@
     </w:p>
     <w:p>
       <w:r>
-        <w:t>Bản báo cáo nghiên cứu để trao đổi với giảng viên. Chưa được nghiệm thu, chưa áp dụng mẫu trình bày chính thức của trường. Không có chữ ký, nhận xét hoặc cam kết được tạo thay cho sinh viên và giảng viên.</w:t>
+        <w:t>Báo cáo nghiên cứu để sinh viên kiểm tra và trao đổi với giảng viên. Chưa có mẫu trình bày chính thức hoặc xác nhận nghiệm thu. Không tạo thay chữ ký, nhận xét, lời cam đoan hoặc kết quả phê duyệt.</w:t>
       </w:r>
     </w:p>
     <w:p>
@@ -66,14 +66,416 @@
     </w:p>
     <w:p>
       <w:r>
-        <w:t>Nghiên cứu xây dựng một quy trình ước lượng trạng thái sức khỏe (SOH) của cell lithium-ion từ tín hiệu điện áp, dòng điện và nhiệt độ trong 120 giây đầu chu kỳ xả. Dữ liệu sử dụng là bản CSV chuyển đổi công khai có dẫn nguồn NASA, được ghim tại một commit và kiểm tra SHA-256. Thực nghiệm chính gồm 468 chu kỳ của ba pin B05, B07 và B18. Các mô hình được so sánh bằng leave-one-battery-out để bảo đảm pin kiểm thử không xuất hiện trong huấn luyện. Random Forest đạt MAE trung bình giữa các pin là 1,241 điểm phần trăm SOH, so với 4,392 của hồi quy Ridge chỉ dùng chỉ số chu kỳ. Đây là kết quả trên bản chuyển đổi cộng đồng; chưa đối chiếu dữ liệu MAT gốc và chưa chứng minh khả năng áp dụng cho bộ pin xe điện thực tế.</w:t>
+        <w:t>Khóa luận xây dựng một sản phẩm ước lượng trạng thái sức khỏe (State of Health — SOH) của cell lithium-ion từ dữ liệu đo đầu chu kỳ xả. Dữ liệu được đọc trực tiếp từ bốn file MATLAB công khai dẫn nguồn NASA. Tổng số bản ghi sạc/xả ban đầu là 2.089.050; sau khi loại hai bản ghi sạc thiếu tín hiệu, còn 2.089.048 bản ghi sạch. Bảng đặc trưng cho mô hình gồm 636 chu kỳ xả thuộc bốn pin, không phải hai triệu mẫu SOH độc lập. Đặc trưng sử dụng điện áp, dòng điện, nhiệt độ trong 120 giây đầu và chỉ số chu kỳ. Năm mô hình được đánh giá bằng cách giữ riêng từng pin làm kiểm thử. Random Forest đạt MAE trung bình 2.724 và RMSE 3.189 điểm phần trăm SOH. Các phân tích bổ sung gồm bỏ nhóm đặc trưng và chia theo thời gian. Sản phẩm gồm quy trình dữ liệu, mô hình, ứng dụng Streamlit, notebook, kiểm thử, báo cáo và tài liệu tái lập. Kết quả giới hạn ở các cell thử nghiệm; chưa chứng minh hiệu quả trên bộ pin xe điện thực tế hoặc dữ liệu Việt Nam.</w:t>
       </w:r>
     </w:p>
     <w:p>
       <w:r>
-        <w:t>Từ khóa: pin lithium-ion, SOH, hồi quy, Random Forest, đánh giá theo nhóm, khoa học dữ liệu.</w:t>
+        <w:t>Từ khóa: pin lithium-ion, SOH, học máy, Random Forest, chất lượng dữ liệu, kiểm thử theo nhóm.</w:t>
       </w:r>
     </w:p>
+    <w:p>
+      <w:pPr>
+        <w:pStyle w:val="Heading1"/>
+      </w:pPr>
+      <w:r>
+        <w:t>Abstract</w:t>
+      </w:r>
+    </w:p>
+    <w:p>
+      <w:r>
+        <w:t>This thesis implements a reproducible lithium-ion cell state-of-health estimation workflow. Four publicly mirrored MATLAB files attributed to the NASA PCoE battery dataset yield 2,089,048 valid charge and discharge measurements after removing two incomplete charging records. The supervised SOH table contains 636 discharge-cycle samples from four cells. Features are extracted from the first 120 seconds of discharge, without using full-cycle capacity as an input. Five fixed-parameter models are evaluated using leave-one-battery-out validation. Random Forest obtains a macro MAE of 2.724 SOH percentage points. Additional analyses examine feature removal and forward chronological evaluation. The deliverables include a data pipeline, a Streamlit demonstration, executed notebooks, tests, and reproducibility documentation. These results do not establish field performance on electric-vehicle battery packs.</w:t>
+      </w:r>
+    </w:p>
+    <w:p>
+      <w:pPr>
+        <w:pStyle w:val="Heading1"/>
+      </w:pPr>
+      <w:r>
+        <w:t>Danh mục từ viết tắt</w:t>
+      </w:r>
+    </w:p>
+    <w:tbl>
+      <w:tblPr>
+        <w:tblStyle w:val="TableGrid"/>
+        <w:tblW w:type="auto" w:w="0"/>
+        <w:tblLook w:firstColumn="1" w:firstRow="1" w:lastColumn="0" w:lastRow="0" w:noHBand="0" w:noVBand="1" w:val="04A0"/>
+      </w:tblPr>
+      <w:tblGrid>
+        <w:gridCol w:w="3041"/>
+        <w:gridCol w:w="3041"/>
+        <w:gridCol w:w="3041"/>
+      </w:tblGrid>
+      <w:tr>
+        <w:tc>
+          <w:tcPr>
+            <w:tcW w:type="dxa" w:w="3041"/>
+          </w:tcPr>
+          <w:p>
+            <w:r>
+              <w:rPr>
+                <w:sz w:val="18"/>
+              </w:rPr>
+              <w:t>Từ viết tắt</w:t>
+            </w:r>
+          </w:p>
+        </w:tc>
+        <w:tc>
+          <w:tcPr>
+            <w:tcW w:type="dxa" w:w="3041"/>
+          </w:tcPr>
+          <w:p>
+            <w:r>
+              <w:rPr>
+                <w:sz w:val="18"/>
+              </w:rPr>
+              <w:t>Ý nghĩa</w:t>
+            </w:r>
+          </w:p>
+        </w:tc>
+        <w:tc>
+          <w:tcPr>
+            <w:tcW w:type="dxa" w:w="3041"/>
+          </w:tcPr>
+          <w:p>
+            <w:r>
+              <w:rPr>
+                <w:sz w:val="18"/>
+              </w:rPr>
+              <w:t>Vai trò trong khóa luận</w:t>
+            </w:r>
+          </w:p>
+        </w:tc>
+      </w:tr>
+      <w:tr>
+        <w:tc>
+          <w:tcPr>
+            <w:tcW w:type="dxa" w:w="3041"/>
+          </w:tcPr>
+          <w:p>
+            <w:r>
+              <w:rPr>
+                <w:sz w:val="18"/>
+              </w:rPr>
+              <w:t>SOH</w:t>
+            </w:r>
+          </w:p>
+        </w:tc>
+        <w:tc>
+          <w:tcPr>
+            <w:tcW w:type="dxa" w:w="3041"/>
+          </w:tcPr>
+          <w:p>
+            <w:r>
+              <w:rPr>
+                <w:sz w:val="18"/>
+              </w:rPr>
+              <w:t>State of Health</w:t>
+            </w:r>
+          </w:p>
+        </w:tc>
+        <w:tc>
+          <w:tcPr>
+            <w:tcW w:type="dxa" w:w="3041"/>
+          </w:tcPr>
+          <w:p>
+            <w:r>
+              <w:rPr>
+                <w:sz w:val="18"/>
+              </w:rPr>
+              <w:t>Sức khỏe theo dung lượng so với 2 Ah</w:t>
+            </w:r>
+          </w:p>
+        </w:tc>
+      </w:tr>
+      <w:tr>
+        <w:tc>
+          <w:tcPr>
+            <w:tcW w:type="dxa" w:w="3041"/>
+          </w:tcPr>
+          <w:p>
+            <w:r>
+              <w:rPr>
+                <w:sz w:val="18"/>
+              </w:rPr>
+              <w:t>SOC</w:t>
+            </w:r>
+          </w:p>
+        </w:tc>
+        <w:tc>
+          <w:tcPr>
+            <w:tcW w:type="dxa" w:w="3041"/>
+          </w:tcPr>
+          <w:p>
+            <w:r>
+              <w:rPr>
+                <w:sz w:val="18"/>
+              </w:rPr>
+              <w:t>State of Charge</w:t>
+            </w:r>
+          </w:p>
+        </w:tc>
+        <w:tc>
+          <w:tcPr>
+            <w:tcW w:type="dxa" w:w="3041"/>
+          </w:tcPr>
+          <w:p>
+            <w:r>
+              <w:rPr>
+                <w:sz w:val="18"/>
+              </w:rPr>
+              <w:t>Trạng thái sạc; không phải biến đích</w:t>
+            </w:r>
+          </w:p>
+        </w:tc>
+      </w:tr>
+      <w:tr>
+        <w:tc>
+          <w:tcPr>
+            <w:tcW w:type="dxa" w:w="3041"/>
+          </w:tcPr>
+          <w:p>
+            <w:r>
+              <w:rPr>
+                <w:sz w:val="18"/>
+              </w:rPr>
+              <w:t>RUL</w:t>
+            </w:r>
+          </w:p>
+        </w:tc>
+        <w:tc>
+          <w:tcPr>
+            <w:tcW w:type="dxa" w:w="3041"/>
+          </w:tcPr>
+          <w:p>
+            <w:r>
+              <w:rPr>
+                <w:sz w:val="18"/>
+              </w:rPr>
+              <w:t>Remaining Useful Life</w:t>
+            </w:r>
+          </w:p>
+        </w:tc>
+        <w:tc>
+          <w:tcPr>
+            <w:tcW w:type="dxa" w:w="3041"/>
+          </w:tcPr>
+          <w:p>
+            <w:r>
+              <w:rPr>
+                <w:sz w:val="18"/>
+              </w:rPr>
+              <w:t>Tuổi thọ còn lại; ngoài phạm vi thực nghiệm</w:t>
+            </w:r>
+          </w:p>
+        </w:tc>
+      </w:tr>
+      <w:tr>
+        <w:tc>
+          <w:tcPr>
+            <w:tcW w:type="dxa" w:w="3041"/>
+          </w:tcPr>
+          <w:p>
+            <w:r>
+              <w:rPr>
+                <w:sz w:val="18"/>
+              </w:rPr>
+              <w:t>CC/CV</w:t>
+            </w:r>
+          </w:p>
+        </w:tc>
+        <w:tc>
+          <w:tcPr>
+            <w:tcW w:type="dxa" w:w="3041"/>
+          </w:tcPr>
+          <w:p>
+            <w:r>
+              <w:rPr>
+                <w:sz w:val="18"/>
+              </w:rPr>
+              <w:t>Constant Current / Constant Voltage</w:t>
+            </w:r>
+          </w:p>
+        </w:tc>
+        <w:tc>
+          <w:tcPr>
+            <w:tcW w:type="dxa" w:w="3041"/>
+          </w:tcPr>
+          <w:p>
+            <w:r>
+              <w:rPr>
+                <w:sz w:val="18"/>
+              </w:rPr>
+              <w:t>Chế độ sạc trong mô tả dữ liệu</w:t>
+            </w:r>
+          </w:p>
+        </w:tc>
+      </w:tr>
+      <w:tr>
+        <w:tc>
+          <w:tcPr>
+            <w:tcW w:type="dxa" w:w="3041"/>
+          </w:tcPr>
+          <w:p>
+            <w:r>
+              <w:rPr>
+                <w:sz w:val="18"/>
+              </w:rPr>
+              <w:t>MAE</w:t>
+            </w:r>
+          </w:p>
+        </w:tc>
+        <w:tc>
+          <w:tcPr>
+            <w:tcW w:type="dxa" w:w="3041"/>
+          </w:tcPr>
+          <w:p>
+            <w:r>
+              <w:rPr>
+                <w:sz w:val="18"/>
+              </w:rPr>
+              <w:t>Mean Absolute Error</w:t>
+            </w:r>
+          </w:p>
+        </w:tc>
+        <w:tc>
+          <w:tcPr>
+            <w:tcW w:type="dxa" w:w="3041"/>
+          </w:tcPr>
+          <w:p>
+            <w:r>
+              <w:rPr>
+                <w:sz w:val="18"/>
+              </w:rPr>
+              <w:t>Sai số tuyệt đối trung bình</w:t>
+            </w:r>
+          </w:p>
+        </w:tc>
+      </w:tr>
+      <w:tr>
+        <w:tc>
+          <w:tcPr>
+            <w:tcW w:type="dxa" w:w="3041"/>
+          </w:tcPr>
+          <w:p>
+            <w:r>
+              <w:rPr>
+                <w:sz w:val="18"/>
+              </w:rPr>
+              <w:t>RMSE</w:t>
+            </w:r>
+          </w:p>
+        </w:tc>
+        <w:tc>
+          <w:tcPr>
+            <w:tcW w:type="dxa" w:w="3041"/>
+          </w:tcPr>
+          <w:p>
+            <w:r>
+              <w:rPr>
+                <w:sz w:val="18"/>
+              </w:rPr>
+              <w:t>Root Mean Squared Error</w:t>
+            </w:r>
+          </w:p>
+        </w:tc>
+        <w:tc>
+          <w:tcPr>
+            <w:tcW w:type="dxa" w:w="3041"/>
+          </w:tcPr>
+          <w:p>
+            <w:r>
+              <w:rPr>
+                <w:sz w:val="18"/>
+              </w:rPr>
+              <w:t>Căn sai số bình phương trung bình</w:t>
+            </w:r>
+          </w:p>
+        </w:tc>
+      </w:tr>
+      <w:tr>
+        <w:tc>
+          <w:tcPr>
+            <w:tcW w:type="dxa" w:w="3041"/>
+          </w:tcPr>
+          <w:p>
+            <w:r>
+              <w:rPr>
+                <w:sz w:val="18"/>
+              </w:rPr>
+              <w:t>RF</w:t>
+            </w:r>
+          </w:p>
+        </w:tc>
+        <w:tc>
+          <w:tcPr>
+            <w:tcW w:type="dxa" w:w="3041"/>
+          </w:tcPr>
+          <w:p>
+            <w:r>
+              <w:rPr>
+                <w:sz w:val="18"/>
+              </w:rPr>
+              <w:t>Random Forest</w:t>
+            </w:r>
+          </w:p>
+        </w:tc>
+        <w:tc>
+          <w:tcPr>
+            <w:tcW w:type="dxa" w:w="3041"/>
+          </w:tcPr>
+          <w:p>
+            <w:r>
+              <w:rPr>
+                <w:sz w:val="18"/>
+              </w:rPr>
+              <w:t>Mô hình cây dùng cho demo</w:t>
+            </w:r>
+          </w:p>
+        </w:tc>
+      </w:tr>
+      <w:tr>
+        <w:tc>
+          <w:tcPr>
+            <w:tcW w:type="dxa" w:w="3041"/>
+          </w:tcPr>
+          <w:p>
+            <w:r>
+              <w:rPr>
+                <w:sz w:val="18"/>
+              </w:rPr>
+              <w:t>LOBO</w:t>
+            </w:r>
+          </w:p>
+        </w:tc>
+        <w:tc>
+          <w:tcPr>
+            <w:tcW w:type="dxa" w:w="3041"/>
+          </w:tcPr>
+          <w:p>
+            <w:r>
+              <w:rPr>
+                <w:sz w:val="18"/>
+              </w:rPr>
+              <w:t>Leave-One-Battery-Out</w:t>
+            </w:r>
+          </w:p>
+        </w:tc>
+        <w:tc>
+          <w:tcPr>
+            <w:tcW w:type="dxa" w:w="3041"/>
+          </w:tcPr>
+          <w:p>
+            <w:r>
+              <w:rPr>
+                <w:sz w:val="18"/>
+              </w:rPr>
+              <w:t>Giữ riêng toàn bộ từng pin để kiểm thử</w:t>
+            </w:r>
+          </w:p>
+        </w:tc>
+      </w:tr>
+    </w:tbl>
     <w:p>
       <w:pPr>
         <w:pStyle w:val="Heading1"/>
@@ -88,17 +490,17 @@
         <w:pStyle w:val="Heading2"/>
       </w:pPr>
       <w:r>
-        <w:t>1.1. Bài toán nghiên cứu</w:t>
+        <w:t>1.1. Bối cảnh</w:t>
       </w:r>
     </w:p>
     <w:p>
       <w:r>
-        <w:t>Tình trạng sức khỏe của pin phản ánh sự suy giảm khả năng lưu trữ hoặc cung cấp năng lượng so với một trạng thái tham chiếu. Trong nghiên cứu này, SOH được định nghĩa theo dung lượng xả. SOH khác với trạng thái sạc SOC: một cell có thể được sạc đầy nhưng dung lượng tối đa đã giảm so với danh định.</w:t>
+        <w:t>Dung lượng sử dụng được của pin lithium-ion thay đổi theo quá trình sử dụng. Việc mô tả tình trạng sức khỏe pin là một bài toán liên quan quản lý năng lượng, bảo trì và đánh giá khả năng vận hành. Khi nghiên cứu bằng dữ liệu, cần phân biệt mức sạc tại một thời điểm với dung lượng tối đa mà cell có thể cung cấp. Hai cell đều ở trạng thái sạc đầy vẫn có thể có dung lượng thực tế khác nhau.</w:t>
       </w:r>
     </w:p>
     <w:p>
       <w:r>
-        <w:t>Đo toàn bộ dung lượng xả cung cấp nhãn tham chiếu cho SOH nhưng cần quan sát hết chu kỳ. Nghiên cứu đặt câu hỏi liệu một cửa sổ tín hiệu ngắn ở đầu chu kỳ có đủ thông tin để ước lượng SOH hay không. Thời điểm đưa ra dự đoán là sau 120 giây kể từ mốc bắt đầu bản ghi chu kỳ; đây không phải dự báo SOH trước khi bắt đầu xả hoặc dự đoán tuổi thọ còn lại.</w:t>
+        <w:t>Trong điều kiện thử nghiệm, dung lượng xả của một chu kỳ được dùng làm giá trị tham chiếu để tính SOH. Tuy nhiên, quan sát hết chu kỳ xả mới có được giá trị đó. Khóa luận đặt vấn đề sử dụng một phần ngắn của tín hiệu đầu chu kỳ để ước lượng sức khỏe. Cách tiếp cận phù hợp một sản phẩm minh họa khoa học dữ liệu vì có thể thiết kế rõ đầu vào, nhãn, quy trình đánh giá và giới hạn.</w:t>
       </w:r>
     </w:p>
     <w:p>
@@ -106,47 +508,17 @@
         <w:pStyle w:val="Heading2"/>
       </w:pPr>
       <w:r>
-        <w:t>1.2. Mục tiêu</w:t>
+        <w:t>1.2. Vấn đề nghiên cứu</w:t>
       </w:r>
     </w:p>
     <w:p>
-      <w:pPr>
-        <w:pStyle w:val="ListBullet"/>
-      </w:pPr>
       <w:r>
-        <w:t>Xây dựng quy trình tải dữ liệu có kiểm tra tính toàn vẹn và ghi nguồn.</w:t>
+        <w:t>Câu hỏi chính là: tín hiệu trong 120 giây đầu chu kỳ xả có giúp mô hình ước lượng SOH của một pin chưa xuất hiện trong huấn luyện tốt hơn mô hình chỉ sử dụng chỉ số chu kỳ không? Thời điểm đưa ra dự đoán là sau cửa sổ quan sát đó, không phải trước khi xả.</w:t>
       </w:r>
     </w:p>
     <w:p>
-      <w:pPr>
-        <w:pStyle w:val="ListBullet"/>
-      </w:pPr>
       <w:r>
-        <w:t>Kiểm tra cấu trúc chu kỳ, tính nhất quán nhãn và điều kiện cửa sổ quan sát.</w:t>
-      </w:r>
-    </w:p>
-    <w:p>
-      <w:pPr>
-        <w:pStyle w:val="ListBullet"/>
-      </w:pPr>
-      <w:r>
-        <w:t>So sánh mô hình cơ sở, hồi quy tuyến tính có điều chuẩn và mô hình cây.</w:t>
-      </w:r>
-    </w:p>
-    <w:p>
-      <w:pPr>
-        <w:pStyle w:val="ListBullet"/>
-      </w:pPr>
-      <w:r>
-        <w:t>Đánh giá trên pin chưa xuất hiện trong huấn luyện; báo cáo kết quả theo từng pin.</w:t>
-      </w:r>
-    </w:p>
-    <w:p>
-      <w:pPr>
-        <w:pStyle w:val="ListBullet"/>
-      </w:pPr>
-      <w:r>
-        <w:t>Cung cấp ứng dụng minh họa và các bước tái lập thực nghiệm.</w:t>
+        <w:t>Hai câu hỏi bổ sung là vai trò của số chu kỳ và nhiệt độ trong mô hình cây, và khả năng dự đoán các chu kỳ về sau khi đã có nhãn những chu kỳ đầu của cùng một pin. Câu hỏi sau có thiết kế khác với kiểm thử trên pin mới, vì vậy kết quả phải được báo cáo riêng.</w:t>
       </w:r>
     </w:p>
     <w:p>
@@ -154,17 +526,48 @@
         <w:pStyle w:val="Heading2"/>
       </w:pPr>
       <w:r>
-        <w:t>1.3. Phạm vi và đóng góp</w:t>
+        <w:t>1.3. Mục tiêu</w:t>
       </w:r>
     </w:p>
     <w:p>
       <w:r>
-        <w:t>Phạm vi chính là hồi quy SOH trên ba cell lithium-ion trong dữ liệu đã chuyển đổi. Không có dữ liệu vận hành xe điện, thông tin bộ pin, cân bằng cell hoặc quy trình đo thực địa. Không triển khai RUL, SOC hay quyết định thay pin vì chúng cần thiết kế và nhãn khác.</w:t>
+        <w:t>Mục tiêu kỹ thuật là xây dựng một quy trình dễ đọc bằng Python và các thư viện thông dụng: scipy để đọc MATLAB; pandas/NumPy để xử lý bảng; scikit-learn để huấn luyện; matplotlib để vẽ hình; Streamlit để làm giao diện. Không triển khai mạng học sâu hoặc thuật toán tối ưu tự viết vì phạm vi dữ liệu nhãn nhỏ và mục tiêu là một quy trình sinh viên có thể giải thích.</w:t>
       </w:r>
     </w:p>
     <w:p>
       <w:r>
-        <w:t>Đóng góp thực hiện gồm bộ kiểm tra dữ liệu, đặc trưng giới hạn theo thời gian, thiết kế đánh giá theo pin, các tệp dự đoán kiểm thử có thể kiểm tra lại và demo sử dụng cùng mã trích xuất đặc trưng. Nghiên cứu không tuyên bố đề xuất một thuật toán mới hoặc vượt mọi công trình trước đó.</w:t>
+        <w:t>Mục tiêu nghiên cứu gồm kiểm tra nguồn, làm sạch minh bạch, chống rò rỉ dữ liệu, so sánh nhiều mô hình với baseline, phân tích lỗi theo từng pin và trình bày được điều mà kết quả chứng minh cũng như điều chưa được chứng minh.</w:t>
+      </w:r>
+    </w:p>
+    <w:p>
+      <w:pPr>
+        <w:pStyle w:val="Heading2"/>
+      </w:pPr>
+      <w:r>
+        <w:t>1.4. Phạm vi và sản phẩm</w:t>
+      </w:r>
+    </w:p>
+    <w:p>
+      <w:r>
+        <w:t>Nguồn dữ liệu gồm bốn cell B0005, B0006, B0007 và B0018 theo README thí nghiệm. Khóa luận không có số đo vận hành trên xe ở Việt Nam. Phần sạc được xuất để tạo bộ dữ liệu đầy đủ và phục vụ khám phá; mô hình SOH chính chỉ sử dụng cửa sổ xả có dung lượng tham chiếu.</w:t>
+      </w:r>
+    </w:p>
+    <w:p>
+      <w:r>
+        <w:t>Sản phẩm bàn giao gồm CSV sạch trên hai triệu dòng, bảng 636 mẫu học máy, mã nguồn, mô hình demo, nhật ký kiểm tra, kết quả theo từng pin, ứng dụng, notebook đã chạy, báo cáo Word và slide. Việc đóng gói đủ các thành phần này không thay thế xác nhận nghiệm thu hoặc yêu cầu hình thức của trường.</w:t>
+      </w:r>
+    </w:p>
+    <w:p>
+      <w:pPr>
+        <w:pStyle w:val="Heading2"/>
+      </w:pPr>
+      <w:r>
+        <w:t>1.5. Đóng góp trong phạm vi khóa luận</w:t>
+      </w:r>
+    </w:p>
+    <w:p>
+      <w:r>
+        <w:t>Đóng góp thực hiện là quy trình đọc trực tiếp cấu trúc MATLAB, kiểm chứng từng mảng sau khi xuất CSV, tách rõ dòng đo và mẫu nhãn, kiểm thử theo pin và một ứng dụng dùng đúng mã đặc trưng đã đánh giá. Không tuyên bố phát minh Random Forest, đề xuất thuật toán mới hoặc đạt hiệu quả tốt nhất so với mọi công trình SOH.</w:t>
       </w:r>
     </w:p>
     <w:p>
@@ -173,7 +576,7 @@
         <w:pageBreakBefore/>
       </w:pPr>
       <w:r>
-        <w:t>Chương 2. Cơ sở phương pháp</w:t>
+        <w:t>Chương 2. Cơ sở lý thuyết và tài liệu liên quan</w:t>
       </w:r>
     </w:p>
     <w:p>
@@ -181,17 +584,17 @@
         <w:pStyle w:val="Heading2"/>
       </w:pPr>
       <w:r>
-        <w:t>2.1. Định nghĩa SOH</w:t>
+        <w:t>2.1. Dữ liệu lão hóa pin NASA</w:t>
       </w:r>
     </w:p>
     <w:p>
       <w:r>
-        <w:t>Trong pipeline, dung lượng danh định là 2 Ah và SOH (%) = 100 × capacity / 2. Giá trị này phù hợp với quan hệ số học giữa hai cột capacity và SOH của bản CSV. Đó là xác nhận nội bộ của dữ liệu chuyển đổi; cần kiểm tra tài liệu thí nghiệm gốc trước khi coi 2 Ah là thông số được xác nhận độc lập.</w:t>
+        <w:t>Danh mục NASA PCoE mô tả dữ liệu pin với thí nghiệm sạc, xả và trở kháng, và ghi trích dẫn Saha và Goebel (2007) [1]. Trang danh mục đã đọc được trong lần triển khai hiện tại. File tải trên S3 do trang đó chỉ dẫn chưa truy cập được; vì vậy file MATLAB thực tế được lấy từ một bản lưu công khai, cố định commit và checksum [2]. Cần phân biệt dữ liệu định dạng MATLAB của bản lưu với việc đã xác nhận byte từ máy chủ phát hành.</w:t>
       </w:r>
     </w:p>
     <w:p>
       <w:r>
-        <w:t>Mỗi chu kỳ phải có nhãn dung lượng và SOH hữu hạn, nhất quán trong sai số 10⁻⁶. Nhãn chỉ được dùng làm biến đích. Không dùng capacity, SOH hoặc tích phân dòng điện toàn chu kỳ làm đặc trưng vì chúng có thể tái tạo trực tiếp biến đích.</w:t>
+        <w:t>README đi kèm bốn pin mô tả sạc CC 1,5 A tới 4,2 V, sau đó CV tới ngưỡng dòng 20 mA; xả CC khoảng 2 A với các ngưỡng điện áp cuối khác nhau giữa pin. Đây là thông tin giúp hiểu dữ liệu và cũng là giới hạn: điều kiện phòng thí nghiệm không thể tự động đại diện cho dòng tải, môi trường và quản lý nhiệt của xe thực tế.</w:t>
       </w:r>
     </w:p>
     <w:p>
@@ -199,17 +602,17 @@
         <w:pStyle w:val="Heading2"/>
       </w:pPr>
       <w:r>
-        <w:t>2.2. Các mô hình</w:t>
+        <w:t>2.2. SOH, SOC và RUL</w:t>
       </w:r>
     </w:p>
     <w:p>
       <w:r>
-        <w:t>Mean baseline dự đoán trung bình SOH của tập huấn luyện. Cycle Ridge dùng số chu kỳ để mô hình hóa xu hướng suy giảm chung. Signal Ridge dùng toàn bộ đặc trưng sau chuẩn hóa và điều chuẩn L2; hệ số điều chuẩn khác nhau được cố định trước khi chạy.</w:t>
+        <w:t>SOH theo dung lượng được tính bằng tỷ số dung lượng tham chiếu đo được so với dung lượng danh định. Trong khóa luận: SOH (%) = 100 × Q / Q_nominal, với Q_nominal = 2 Ah theo README. SOC thể hiện lượng điện còn lại tương đối trong một chu kỳ; RUL là phần tuổi thọ còn lại tới một tiêu chí kết thúc. Ba đại lượng không được dùng thay thế nhau.</w:t>
       </w:r>
     </w:p>
     <w:p>
       <w:r>
-        <w:t>Random Forest tổng hợp nhiều cây hồi quy, có thể biểu diễn quan hệ phi tuyến giữa tín hiệu và SOH. HistGradientBoosting xây dựng mô hình cộng dồn bằng cây, sử dụng biểu diễn histogram. Thực nghiệm giới hạn độ phức tạp và cố định random seed để chạy lại; không thực hiện tìm kiếm siêu tham số.</w:t>
+        <w:t>Giá trị SOH có thể hơi lớn hơn 100% nếu dung lượng đo ban đầu vượt mức danh định. B0006 có giá trị tối đa khoảng 101,77%; quy trình giữ nguyên và giải thích theo định nghĩa, không cắt nhãn để đồ thị đẹp hơn. Chỉ loại nhãn không hợp lệ như thiếu, không hữu hạn hoặc không nhất quán trong cùng chu kỳ.</w:t>
       </w:r>
     </w:p>
     <w:p>
@@ -217,17 +620,17 @@
         <w:pStyle w:val="Heading2"/>
       </w:pPr>
       <w:r>
-        <w:t>2.3. Đánh giá và rò rỉ dữ liệu</w:t>
+        <w:t>2.3. Hồi quy Ridge</w:t>
       </w:r>
     </w:p>
     <w:p>
       <w:r>
-        <w:t>Các chu kỳ của cùng pin có tương quan và xu hướng suy giảm liên tiếp. Chia ngẫu nhiên từng chu kỳ có thể cho mô hình quan sát cùng pin ở cả hai tập, nên không trả lời được câu hỏi tổng quát hóa sang pin khác. Leave-one-battery-out tạo ba vòng: giữ B05, B07 hoặc B18 làm kiểm thử, dùng hai pin còn lại để huấn luyện.</w:t>
+        <w:t>Ridge mở rộng hồi quy tuyến tính bằng hạng phạt L2 trên hệ số. Hàm mục tiêu gồm tổng bình phương sai số cộng alpha nhân tổng bình phương hệ số. Khi đặc trưng có thang đo khác nhau, chuẩn hóa giúp việc điều chuẩn có ý nghĩa hơn. Tài liệu scikit-learn đã đọc giải thích dạng hàm mục tiêu và cách sử dụng Ridge [3].</w:t>
       </w:r>
     </w:p>
     <w:p>
       <w:r>
-        <w:t>Chuẩn hóa chỉ fit trên dữ liệu huấn luyện trong Pipeline. Các tham số cố định không được điều chỉnh theo kết quả kiểm thử. Demo chọn Random Forest trước khi xem điểm số. Nếu sau này chọn mô hình tốt nhất hoặc điều chỉnh đặc trưng dựa trên các kết quả hiện tại, cần tập đánh giá độc lập hoặc thiết kế nested validation để tránh đánh giá quá lạc quan.</w:t>
+        <w:t>Khóa luận sử dụng Cycle Ridge với một đầu vào số chu kỳ như baseline có xu hướng; Signal Ridge dùng toàn bộ đặc trưng. Không giả định thêm nhiều đặc trưng luôn cải thiện mô hình tuyến tính. Hệ số chuẩn hóa chỉ được học từ tập huấn luyện, không từ pin kiểm thử.</w:t>
       </w:r>
     </w:p>
     <w:p>
@@ -235,17 +638,58 @@
         <w:pStyle w:val="Heading2"/>
       </w:pPr>
       <w:r>
-        <w:t>2.4. Chỉ số</w:t>
+        <w:t>2.4. Random Forest và boosting</w:t>
       </w:r>
     </w:p>
     <w:p>
       <w:r>
-        <w:t>MAE là trung bình trị tuyệt đối của sai số; RMSE là căn bậc hai của trung bình bình phương sai số. Vì nhãn nằm trên thang 0–100, đơn vị của MAE/RMSE là điểm phần trăm SOH, không phải phần trăm sai số tương đối. R² so sánh tổng bình phương sai số với độ biến thiên của nhãn kiểm thử; R² có thể âm.</w:t>
+        <w:t>Random Forest kết hợp dự đoán từ nhiều cây để mô tả quan hệ phi tuyến. Tài liệu ensemble của scikit-learn dẫn công trình Breiman (2001), Random Forests, Machine Learning 45(1), trang 5–32 [4]. Khóa luận sử dụng hiện thực thư viện, không tự viết lại thuật toán. Số cây và số mẫu tối thiểu tại lá được cố định nhằm giới hạn độ phức tạp và giữ tính tái lập.</w:t>
       </w:r>
     </w:p>
     <w:p>
       <w:r>
-        <w:t>Kết quả tổng hợp lấy trung bình không trọng số giữa ba pin, không lấy trung bình tất cả chu kỳ. Cách này cho mỗi pin trọng số bằng nhau dù số chu kỳ khác nhau. Trung bình R² giữa các pin không phải R² tính trên dữ liệu gộp.</w:t>
+        <w:t>HistGradientBoosting là mô hình cây cộng dồn với cách chia giá trị đặc trưng theo histogram. Tài liệu thư viện dẫn Friedman (2001), Greedy Function Approximation: A Gradient Boosting Machine [5]. Mô hình được đưa vào để so sánh một phương pháp phi tuyến khác, không vì đã biết nó sẽ tốt nhất trên dữ liệu này.</w:t>
+      </w:r>
+    </w:p>
+    <w:p>
+      <w:r>
+        <w:t>Các công trình [4], [5] được dùng ở đây như nền tảng thuật toán theo tài liệu thư viện; không trình bày chúng như công trình đã nghiên cứu trực tiếp bộ pin của khóa luận. Tổng quan SOH chuyên ngành rộng hơn vẫn cần được giảng viên xác định phạm vi và sinh viên đọc bổ sung trước bản nộp chính thức.</w:t>
+      </w:r>
+    </w:p>
+    <w:p>
+      <w:pPr>
+        <w:pStyle w:val="Heading2"/>
+      </w:pPr>
+      <w:r>
+        <w:t>2.5. Đánh giá theo nhóm và theo thời gian</w:t>
+      </w:r>
+    </w:p>
+    <w:p>
+      <w:r>
+        <w:t>Tài liệu cross-validation của scikit-learn mô tả LeaveOneGroupOut để loại toàn bộ một nhóm khỏi phần huấn luyện [6]. Trong khóa luận, nhóm là mã pin. Việc chia ngẫu nhiên các dòng đo hoặc chu kỳ cùng pin làm train/test có nguy cơ đo khả năng nội suy trong cùng pin, không đo khả năng áp dụng cho pin mới.</w:t>
+      </w:r>
+    </w:p>
+    <w:p>
+      <w:r>
+        <w:t>Đánh giá theo thời gian trả lời một câu hỏi khác: mô hình biết các chu kỳ đầu của cùng pin và cần dự đoán chu kỳ sau. Khi đó, chỉ số chu kỳ kiểm thử có thể nằm ngoài khoảng huấn luyện; mô hình cây thường khó ngoại suy xu hướng. Baseline dùng SOH cuối cùng đã biết được đưa vào để kiểm tra xem học máy có cải thiện hơn một cách dự đoán đơn giản không.</w:t>
+      </w:r>
+    </w:p>
+    <w:p>
+      <w:pPr>
+        <w:pStyle w:val="Heading2"/>
+      </w:pPr>
+      <w:r>
+        <w:t>2.6. Chỉ số sai số</w:t>
+      </w:r>
+    </w:p>
+    <w:p>
+      <w:r>
+        <w:t>Với sai số e_i = y_pred_i − y_i, MAE = trung bình |e_i| và RMSE = căn bậc hai của trung bình e_i². MAE dễ diễn giải, RMSE nhạy hơn với sai số lớn. R² = 1 − SSE/SST so sánh sai số với độ biến thiên của tập kiểm thử và có thể âm.</w:t>
+      </w:r>
+    </w:p>
+    <w:p>
+      <w:r>
+        <w:t>Do y được tính trên thang SOH nhân 100, MAE/RMSE có đơn vị điểm phần trăm SOH. MAE 2,7 không được viết thành độ chính xác 97,3%. Kết quả chính lấy trung bình không trọng số giữa bốn pin, nên mỗi pin có vai trò bằng nhau dù số chu kỳ không bằng nhau.</w:t>
       </w:r>
     </w:p>
     <w:p>
@@ -254,7 +698,7 @@
         <w:pageBreakBefore/>
       </w:pPr>
       <w:r>
-        <w:t>Chương 3. Dữ liệu và triển khai</w:t>
+        <w:t>Chương 3. Dữ liệu và phương pháp thực hiện</w:t>
       </w:r>
     </w:p>
     <w:p>
@@ -262,17 +706,30 @@
         <w:pStyle w:val="Heading2"/>
       </w:pPr>
       <w:r>
-        <w:t>3.1. Nguồn và tính toàn vẹn</w:t>
+        <w:t>3.1. Nguồn dữ liệu và phiên bản</w:t>
       </w:r>
     </w:p>
     <w:p>
       <w:r>
-        <w:t>Nguồn tải thực tế là repository standing-o/SoH_estimation_of_Lithium-ion_battery, commit f75a9dcb0a38244225b5807722ceac39e0cb4a20. README của nguồn dẫn NASA Prognostic Center. Dự án lưu nguyên giấy phép MIT của repository nguồn, đường dẫn từng file và checksum trong manifest. Không tái sử dụng mã mô hình hoặc kết quả nghiên cứu của nguồn để trình bày như kết quả của dự án này.</w:t>
+        <w:t>File MATLAB được tải từ repository psanabriaUC/BatteryDatasetImplementation, commit 0007aead10cb85aafdd11fb3de1d64186c7c6c05 [2]. Manifest lưu URL và SHA-256 của B0005.mat, B0006.mat, B0007.mat, B0018.mat cùng README. Checksum giúp xác nhận lại phiên bản bản lưu, không tự chứng minh danh tính nội dung từ S3 chính thức.</w:t>
       </w:r>
     </w:p>
     <w:p>
       <w:r>
-        <w:t>Tám CSV được tải và kiểm tra checksum. Ba pin B05/B07/B18 được chọn cho thực nghiệm chính sau kiểm kê chất lượng và trước khi chạy mô hình. Năm pin còn lại chỉ xuất hiện trong bảng kiểm kê: B33 có SOH giảm tới khoảng 3,42%, B34 tới 37,30%; B46/B47/B48 có chu kỳ dung lượng bằng 0. Chưa có tài liệu gốc để giải thích các giá trị đó nên không đưa chúng vào kết luận chính. Đây là lựa chọn phạm vi cần trình bày minh bạch, không phải loại ngoại lai để nâng điểm số sau khi xem kết quả.</w:t>
+        <w:t>Bản CSV cộng đồng từng dùng ở giai đoạn đầu cũng được đối chiếu với MATLAB của ba pin tương ứng. Có 468 chu kỳ khớp số mẫu, thời gian, điện áp và dung lượng. Hai nguồn đều có một số trục thời gian giống nhau giữa pin; vì vậy không đủ cơ sở coi đây là lỗi riêng của bước chuyển đổi CSV. Nhật ký đối chiếu được giữ trong reports/source_comparison.csv.</w:t>
+      </w:r>
+    </w:p>
+    <w:p>
+      <w:pPr>
+        <w:pStyle w:val="Heading2"/>
+      </w:pPr>
+      <w:r>
+        <w:t>3.2. Kiểm kê và làm sạch</w:t>
+      </w:r>
+    </w:p>
+    <w:p>
+      <w:r>
+        <w:t>Tổng đầu vào sạc/xả là 2.089.050 bản ghi. Hai bản ghi sạc tại B0018, operation_index 115, thời gian 4528.156 và 4786.328 giây bị thiếu điện áp, dòng và nhiệt độ. Các bản ghi này không dùng được để phân tích tín hiệu nên bị loại và ghi nhật ký. Không có bản ghi được sinh thêm để bù; bộ sạch còn 2.089.048 dòng.</w:t>
       </w:r>
     </w:p>
     <w:tbl>
@@ -282,19 +739,23 @@
         <w:tblLook w:firstColumn="1" w:firstRow="1" w:lastColumn="0" w:lastRow="0" w:noHBand="0" w:noVBand="1" w:val="04A0"/>
       </w:tblPr>
       <w:tblGrid>
-        <w:gridCol w:w="1140"/>
-        <w:gridCol w:w="1140"/>
-        <w:gridCol w:w="1140"/>
-        <w:gridCol w:w="1140"/>
-        <w:gridCol w:w="1140"/>
-        <w:gridCol w:w="1140"/>
-        <w:gridCol w:w="1140"/>
-        <w:gridCol w:w="1140"/>
+        <w:gridCol w:w="760"/>
+        <w:gridCol w:w="760"/>
+        <w:gridCol w:w="760"/>
+        <w:gridCol w:w="760"/>
+        <w:gridCol w:w="760"/>
+        <w:gridCol w:w="760"/>
+        <w:gridCol w:w="760"/>
+        <w:gridCol w:w="760"/>
+        <w:gridCol w:w="760"/>
+        <w:gridCol w:w="760"/>
+        <w:gridCol w:w="760"/>
+        <w:gridCol w:w="760"/>
       </w:tblGrid>
       <w:tr>
         <w:tc>
           <w:tcPr>
-            <w:tcW w:type="dxa" w:w="1140"/>
+            <w:tcW w:type="dxa" w:w="760"/>
           </w:tcPr>
           <w:p>
             <w:r>
@@ -307,7 +768,46 @@
         </w:tc>
         <w:tc>
           <w:tcPr>
-            <w:tcW w:type="dxa" w:w="1140"/>
+            <w:tcW w:type="dxa" w:w="760"/>
+          </w:tcPr>
+          <w:p>
+            <w:r>
+              <w:rPr>
+                <w:sz w:val="18"/>
+              </w:rPr>
+              <w:t>rows_before</w:t>
+            </w:r>
+          </w:p>
+        </w:tc>
+        <w:tc>
+          <w:tcPr>
+            <w:tcW w:type="dxa" w:w="760"/>
+          </w:tcPr>
+          <w:p>
+            <w:r>
+              <w:rPr>
+                <w:sz w:val="18"/>
+              </w:rPr>
+              <w:t>all_rows</w:t>
+            </w:r>
+          </w:p>
+        </w:tc>
+        <w:tc>
+          <w:tcPr>
+            <w:tcW w:type="dxa" w:w="760"/>
+          </w:tcPr>
+          <w:p>
+            <w:r>
+              <w:rPr>
+                <w:sz w:val="18"/>
+              </w:rPr>
+              <w:t>charge_rows</w:t>
+            </w:r>
+          </w:p>
+        </w:tc>
+        <w:tc>
+          <w:tcPr>
+            <w:tcW w:type="dxa" w:w="760"/>
           </w:tcPr>
           <w:p>
             <w:r>
@@ -320,7 +820,59 @@
         </w:tc>
         <w:tc>
           <w:tcPr>
-            <w:tcW w:type="dxa" w:w="1140"/>
+            <w:tcW w:type="dxa" w:w="760"/>
+          </w:tcPr>
+          <w:p>
+            <w:r>
+              <w:rPr>
+                <w:sz w:val="18"/>
+              </w:rPr>
+              <w:t>invalid_rows_removed</w:t>
+            </w:r>
+          </w:p>
+        </w:tc>
+        <w:tc>
+          <w:tcPr>
+            <w:tcW w:type="dxa" w:w="760"/>
+          </w:tcPr>
+          <w:p>
+            <w:r>
+              <w:rPr>
+                <w:sz w:val="18"/>
+              </w:rPr>
+              <w:t>duplicates_removed</w:t>
+            </w:r>
+          </w:p>
+        </w:tc>
+        <w:tc>
+          <w:tcPr>
+            <w:tcW w:type="dxa" w:w="760"/>
+          </w:tcPr>
+          <w:p>
+            <w:r>
+              <w:rPr>
+                <w:sz w:val="18"/>
+              </w:rPr>
+              <w:t>missing_values</w:t>
+            </w:r>
+          </w:p>
+        </w:tc>
+        <w:tc>
+          <w:tcPr>
+            <w:tcW w:type="dxa" w:w="760"/>
+          </w:tcPr>
+          <w:p>
+            <w:r>
+              <w:rPr>
+                <w:sz w:val="18"/>
+              </w:rPr>
+              <w:t>charge_cycles</w:t>
+            </w:r>
+          </w:p>
+        </w:tc>
+        <w:tc>
+          <w:tcPr>
+            <w:tcW w:type="dxa" w:w="760"/>
           </w:tcPr>
           <w:p>
             <w:r>
@@ -333,20 +885,7 @@
         </w:tc>
         <w:tc>
           <w:tcPr>
-            <w:tcW w:type="dxa" w:w="1140"/>
-          </w:tcPr>
-          <w:p>
-            <w:r>
-              <w:rPr>
-                <w:sz w:val="18"/>
-              </w:rPr>
-              <w:t>missing_values</w:t>
-            </w:r>
-          </w:p>
-        </w:tc>
-        <w:tc>
-          <w:tcPr>
-            <w:tcW w:type="dxa" w:w="1140"/>
+            <w:tcW w:type="dxa" w:w="760"/>
           </w:tcPr>
           <w:p>
             <w:r>
@@ -359,7 +898,7 @@
         </w:tc>
         <w:tc>
           <w:tcPr>
-            <w:tcW w:type="dxa" w:w="1140"/>
+            <w:tcW w:type="dxa" w:w="760"/>
           </w:tcPr>
           <w:p>
             <w:r>
@@ -367,32 +906,6 @@
                 <w:sz w:val="18"/>
               </w:rPr>
               <w:t>max_soh_pct</w:t>
-            </w:r>
-          </w:p>
-        </w:tc>
-        <w:tc>
-          <w:tcPr>
-            <w:tcW w:type="dxa" w:w="1140"/>
-          </w:tcPr>
-          <w:p>
-            <w:r>
-              <w:rPr>
-                <w:sz w:val="18"/>
-              </w:rPr>
-              <w:t>zero_capacity_cycles</w:t>
-            </w:r>
-          </w:p>
-        </w:tc>
-        <w:tc>
-          <w:tcPr>
-            <w:tcW w:type="dxa" w:w="1140"/>
-          </w:tcPr>
-          <w:p>
-            <w:r>
-              <w:rPr>
-                <w:sz w:val="18"/>
-              </w:rPr>
-              <w:t>primary</w:t>
             </w:r>
           </w:p>
         </w:tc>
@@ -400,20 +913,59 @@
       <w:tr>
         <w:tc>
           <w:tcPr>
-            <w:tcW w:type="dxa" w:w="1140"/>
-          </w:tcPr>
-          <w:p>
-            <w:r>
-              <w:rPr>
-                <w:sz w:val="18"/>
-              </w:rPr>
-              <w:t>B05</w:t>
-            </w:r>
-          </w:p>
-        </w:tc>
-        <w:tc>
-          <w:tcPr>
-            <w:tcW w:type="dxa" w:w="1140"/>
+            <w:tcW w:type="dxa" w:w="760"/>
+          </w:tcPr>
+          <w:p>
+            <w:r>
+              <w:rPr>
+                <w:sz w:val="18"/>
+              </w:rPr>
+              <w:t>B0005</w:t>
+            </w:r>
+          </w:p>
+        </w:tc>
+        <w:tc>
+          <w:tcPr>
+            <w:tcW w:type="dxa" w:w="760"/>
+          </w:tcPr>
+          <w:p>
+            <w:r>
+              <w:rPr>
+                <w:sz w:val="18"/>
+              </w:rPr>
+              <w:t>591458</w:t>
+            </w:r>
+          </w:p>
+        </w:tc>
+        <w:tc>
+          <w:tcPr>
+            <w:tcW w:type="dxa" w:w="760"/>
+          </w:tcPr>
+          <w:p>
+            <w:r>
+              <w:rPr>
+                <w:sz w:val="18"/>
+              </w:rPr>
+              <w:t>591458</w:t>
+            </w:r>
+          </w:p>
+        </w:tc>
+        <w:tc>
+          <w:tcPr>
+            <w:tcW w:type="dxa" w:w="760"/>
+          </w:tcPr>
+          <w:p>
+            <w:r>
+              <w:rPr>
+                <w:sz w:val="18"/>
+              </w:rPr>
+              <w:t>541173</w:t>
+            </w:r>
+          </w:p>
+        </w:tc>
+        <w:tc>
+          <w:tcPr>
+            <w:tcW w:type="dxa" w:w="760"/>
           </w:tcPr>
           <w:p>
             <w:r>
@@ -426,7 +978,59 @@
         </w:tc>
         <w:tc>
           <w:tcPr>
-            <w:tcW w:type="dxa" w:w="1140"/>
+            <w:tcW w:type="dxa" w:w="760"/>
+          </w:tcPr>
+          <w:p>
+            <w:r>
+              <w:rPr>
+                <w:sz w:val="18"/>
+              </w:rPr>
+              <w:t>0</w:t>
+            </w:r>
+          </w:p>
+        </w:tc>
+        <w:tc>
+          <w:tcPr>
+            <w:tcW w:type="dxa" w:w="760"/>
+          </w:tcPr>
+          <w:p>
+            <w:r>
+              <w:rPr>
+                <w:sz w:val="18"/>
+              </w:rPr>
+              <w:t>0</w:t>
+            </w:r>
+          </w:p>
+        </w:tc>
+        <w:tc>
+          <w:tcPr>
+            <w:tcW w:type="dxa" w:w="760"/>
+          </w:tcPr>
+          <w:p>
+            <w:r>
+              <w:rPr>
+                <w:sz w:val="18"/>
+              </w:rPr>
+              <w:t>0</w:t>
+            </w:r>
+          </w:p>
+        </w:tc>
+        <w:tc>
+          <w:tcPr>
+            <w:tcW w:type="dxa" w:w="760"/>
+          </w:tcPr>
+          <w:p>
+            <w:r>
+              <w:rPr>
+                <w:sz w:val="18"/>
+              </w:rPr>
+              <w:t>170</w:t>
+            </w:r>
+          </w:p>
+        </w:tc>
+        <w:tc>
+          <w:tcPr>
+            <w:tcW w:type="dxa" w:w="760"/>
           </w:tcPr>
           <w:p>
             <w:r>
@@ -439,20 +1043,7 @@
         </w:tc>
         <w:tc>
           <w:tcPr>
-            <w:tcW w:type="dxa" w:w="1140"/>
-          </w:tcPr>
-          <w:p>
-            <w:r>
-              <w:rPr>
-                <w:sz w:val="18"/>
-              </w:rPr>
-              <w:t>0</w:t>
-            </w:r>
-          </w:p>
-        </w:tc>
-        <w:tc>
-          <w:tcPr>
-            <w:tcW w:type="dxa" w:w="1140"/>
+            <w:tcW w:type="dxa" w:w="760"/>
           </w:tcPr>
           <w:p>
             <w:r>
@@ -465,7 +1056,7 @@
         </w:tc>
         <w:tc>
           <w:tcPr>
-            <w:tcW w:type="dxa" w:w="1140"/>
+            <w:tcW w:type="dxa" w:w="760"/>
           </w:tcPr>
           <w:p>
             <w:r>
@@ -473,32 +1064,6 @@
                 <w:sz w:val="18"/>
               </w:rPr>
               <w:t>92.824</w:t>
-            </w:r>
-          </w:p>
-        </w:tc>
-        <w:tc>
-          <w:tcPr>
-            <w:tcW w:type="dxa" w:w="1140"/>
-          </w:tcPr>
-          <w:p>
-            <w:r>
-              <w:rPr>
-                <w:sz w:val="18"/>
-              </w:rPr>
-              <w:t>0</w:t>
-            </w:r>
-          </w:p>
-        </w:tc>
-        <w:tc>
-          <w:tcPr>
-            <w:tcW w:type="dxa" w:w="1140"/>
-          </w:tcPr>
-          <w:p>
-            <w:r>
-              <w:rPr>
-                <w:sz w:val="18"/>
-              </w:rPr>
-              <w:t>True</w:t>
             </w:r>
           </w:p>
         </w:tc>
@@ -506,20 +1071,59 @@
       <w:tr>
         <w:tc>
           <w:tcPr>
-            <w:tcW w:type="dxa" w:w="1140"/>
-          </w:tcPr>
-          <w:p>
-            <w:r>
-              <w:rPr>
-                <w:sz w:val="18"/>
-              </w:rPr>
-              <w:t>B07</w:t>
-            </w:r>
-          </w:p>
-        </w:tc>
-        <w:tc>
-          <w:tcPr>
-            <w:tcW w:type="dxa" w:w="1140"/>
+            <w:tcW w:type="dxa" w:w="760"/>
+          </w:tcPr>
+          <w:p>
+            <w:r>
+              <w:rPr>
+                <w:sz w:val="18"/>
+              </w:rPr>
+              <w:t>B0006</w:t>
+            </w:r>
+          </w:p>
+        </w:tc>
+        <w:tc>
+          <w:tcPr>
+            <w:tcW w:type="dxa" w:w="760"/>
+          </w:tcPr>
+          <w:p>
+            <w:r>
+              <w:rPr>
+                <w:sz w:val="18"/>
+              </w:rPr>
+              <w:t>591458</w:t>
+            </w:r>
+          </w:p>
+        </w:tc>
+        <w:tc>
+          <w:tcPr>
+            <w:tcW w:type="dxa" w:w="760"/>
+          </w:tcPr>
+          <w:p>
+            <w:r>
+              <w:rPr>
+                <w:sz w:val="18"/>
+              </w:rPr>
+              <w:t>591458</w:t>
+            </w:r>
+          </w:p>
+        </w:tc>
+        <w:tc>
+          <w:tcPr>
+            <w:tcW w:type="dxa" w:w="760"/>
+          </w:tcPr>
+          <w:p>
+            <w:r>
+              <w:rPr>
+                <w:sz w:val="18"/>
+              </w:rPr>
+              <w:t>541173</w:t>
+            </w:r>
+          </w:p>
+        </w:tc>
+        <w:tc>
+          <w:tcPr>
+            <w:tcW w:type="dxa" w:w="760"/>
           </w:tcPr>
           <w:p>
             <w:r>
@@ -532,7 +1136,59 @@
         </w:tc>
         <w:tc>
           <w:tcPr>
-            <w:tcW w:type="dxa" w:w="1140"/>
+            <w:tcW w:type="dxa" w:w="760"/>
+          </w:tcPr>
+          <w:p>
+            <w:r>
+              <w:rPr>
+                <w:sz w:val="18"/>
+              </w:rPr>
+              <w:t>0</w:t>
+            </w:r>
+          </w:p>
+        </w:tc>
+        <w:tc>
+          <w:tcPr>
+            <w:tcW w:type="dxa" w:w="760"/>
+          </w:tcPr>
+          <w:p>
+            <w:r>
+              <w:rPr>
+                <w:sz w:val="18"/>
+              </w:rPr>
+              <w:t>0</w:t>
+            </w:r>
+          </w:p>
+        </w:tc>
+        <w:tc>
+          <w:tcPr>
+            <w:tcW w:type="dxa" w:w="760"/>
+          </w:tcPr>
+          <w:p>
+            <w:r>
+              <w:rPr>
+                <w:sz w:val="18"/>
+              </w:rPr>
+              <w:t>0</w:t>
+            </w:r>
+          </w:p>
+        </w:tc>
+        <w:tc>
+          <w:tcPr>
+            <w:tcW w:type="dxa" w:w="760"/>
+          </w:tcPr>
+          <w:p>
+            <w:r>
+              <w:rPr>
+                <w:sz w:val="18"/>
+              </w:rPr>
+              <w:t>170</w:t>
+            </w:r>
+          </w:p>
+        </w:tc>
+        <w:tc>
+          <w:tcPr>
+            <w:tcW w:type="dxa" w:w="760"/>
           </w:tcPr>
           <w:p>
             <w:r>
@@ -545,66 +1201,27 @@
         </w:tc>
         <w:tc>
           <w:tcPr>
-            <w:tcW w:type="dxa" w:w="1140"/>
-          </w:tcPr>
-          <w:p>
-            <w:r>
-              <w:rPr>
-                <w:sz w:val="18"/>
-              </w:rPr>
-              <w:t>0</w:t>
-            </w:r>
-          </w:p>
-        </w:tc>
-        <w:tc>
-          <w:tcPr>
-            <w:tcW w:type="dxa" w:w="1140"/>
-          </w:tcPr>
-          <w:p>
-            <w:r>
-              <w:rPr>
-                <w:sz w:val="18"/>
-              </w:rPr>
-              <w:t>70.023</w:t>
-            </w:r>
-          </w:p>
-        </w:tc>
-        <w:tc>
-          <w:tcPr>
-            <w:tcW w:type="dxa" w:w="1140"/>
-          </w:tcPr>
-          <w:p>
-            <w:r>
-              <w:rPr>
-                <w:sz w:val="18"/>
-              </w:rPr>
-              <w:t>94.553</w:t>
-            </w:r>
-          </w:p>
-        </w:tc>
-        <w:tc>
-          <w:tcPr>
-            <w:tcW w:type="dxa" w:w="1140"/>
-          </w:tcPr>
-          <w:p>
-            <w:r>
-              <w:rPr>
-                <w:sz w:val="18"/>
-              </w:rPr>
-              <w:t>0</w:t>
-            </w:r>
-          </w:p>
-        </w:tc>
-        <w:tc>
-          <w:tcPr>
-            <w:tcW w:type="dxa" w:w="1140"/>
-          </w:tcPr>
-          <w:p>
-            <w:r>
-              <w:rPr>
-                <w:sz w:val="18"/>
-              </w:rPr>
-              <w:t>True</w:t>
+            <w:tcW w:type="dxa" w:w="760"/>
+          </w:tcPr>
+          <w:p>
+            <w:r>
+              <w:rPr>
+                <w:sz w:val="18"/>
+              </w:rPr>
+              <w:t>57.691</w:t>
+            </w:r>
+          </w:p>
+        </w:tc>
+        <w:tc>
+          <w:tcPr>
+            <w:tcW w:type="dxa" w:w="760"/>
+          </w:tcPr>
+          <w:p>
+            <w:r>
+              <w:rPr>
+                <w:sz w:val="18"/>
+              </w:rPr>
+              <w:t>101.767</w:t>
             </w:r>
           </w:p>
         </w:tc>
@@ -612,46 +1229,72 @@
       <w:tr>
         <w:tc>
           <w:tcPr>
-            <w:tcW w:type="dxa" w:w="1140"/>
-          </w:tcPr>
-          <w:p>
-            <w:r>
-              <w:rPr>
-                <w:sz w:val="18"/>
-              </w:rPr>
-              <w:t>B18</w:t>
-            </w:r>
-          </w:p>
-        </w:tc>
-        <w:tc>
-          <w:tcPr>
-            <w:tcW w:type="dxa" w:w="1140"/>
-          </w:tcPr>
-          <w:p>
-            <w:r>
-              <w:rPr>
-                <w:sz w:val="18"/>
-              </w:rPr>
-              <w:t>34866</w:t>
-            </w:r>
-          </w:p>
-        </w:tc>
-        <w:tc>
-          <w:tcPr>
-            <w:tcW w:type="dxa" w:w="1140"/>
-          </w:tcPr>
-          <w:p>
-            <w:r>
-              <w:rPr>
-                <w:sz w:val="18"/>
-              </w:rPr>
-              <w:t>132</w:t>
-            </w:r>
-          </w:p>
-        </w:tc>
-        <w:tc>
-          <w:tcPr>
-            <w:tcW w:type="dxa" w:w="1140"/>
+            <w:tcW w:type="dxa" w:w="760"/>
+          </w:tcPr>
+          <w:p>
+            <w:r>
+              <w:rPr>
+                <w:sz w:val="18"/>
+              </w:rPr>
+              <w:t>B0007</w:t>
+            </w:r>
+          </w:p>
+        </w:tc>
+        <w:tc>
+          <w:tcPr>
+            <w:tcW w:type="dxa" w:w="760"/>
+          </w:tcPr>
+          <w:p>
+            <w:r>
+              <w:rPr>
+                <w:sz w:val="18"/>
+              </w:rPr>
+              <w:t>591458</w:t>
+            </w:r>
+          </w:p>
+        </w:tc>
+        <w:tc>
+          <w:tcPr>
+            <w:tcW w:type="dxa" w:w="760"/>
+          </w:tcPr>
+          <w:p>
+            <w:r>
+              <w:rPr>
+                <w:sz w:val="18"/>
+              </w:rPr>
+              <w:t>591458</w:t>
+            </w:r>
+          </w:p>
+        </w:tc>
+        <w:tc>
+          <w:tcPr>
+            <w:tcW w:type="dxa" w:w="760"/>
+          </w:tcPr>
+          <w:p>
+            <w:r>
+              <w:rPr>
+                <w:sz w:val="18"/>
+              </w:rPr>
+              <w:t>541173</w:t>
+            </w:r>
+          </w:p>
+        </w:tc>
+        <w:tc>
+          <w:tcPr>
+            <w:tcW w:type="dxa" w:w="760"/>
+          </w:tcPr>
+          <w:p>
+            <w:r>
+              <w:rPr>
+                <w:sz w:val="18"/>
+              </w:rPr>
+              <w:t>50285</w:t>
+            </w:r>
+          </w:p>
+        </w:tc>
+        <w:tc>
+          <w:tcPr>
+            <w:tcW w:type="dxa" w:w="760"/>
           </w:tcPr>
           <w:p>
             <w:r>
@@ -664,33 +1307,7 @@
         </w:tc>
         <w:tc>
           <w:tcPr>
-            <w:tcW w:type="dxa" w:w="1140"/>
-          </w:tcPr>
-          <w:p>
-            <w:r>
-              <w:rPr>
-                <w:sz w:val="18"/>
-              </w:rPr>
-              <w:t>67.053</w:t>
-            </w:r>
-          </w:p>
-        </w:tc>
-        <w:tc>
-          <w:tcPr>
-            <w:tcW w:type="dxa" w:w="1140"/>
-          </w:tcPr>
-          <w:p>
-            <w:r>
-              <w:rPr>
-                <w:sz w:val="18"/>
-              </w:rPr>
-              <w:t>92.750</w:t>
-            </w:r>
-          </w:p>
-        </w:tc>
-        <w:tc>
-          <w:tcPr>
-            <w:tcW w:type="dxa" w:w="1140"/>
+            <w:tcW w:type="dxa" w:w="760"/>
           </w:tcPr>
           <w:p>
             <w:r>
@@ -703,14 +1320,66 @@
         </w:tc>
         <w:tc>
           <w:tcPr>
-            <w:tcW w:type="dxa" w:w="1140"/>
-          </w:tcPr>
-          <w:p>
-            <w:r>
-              <w:rPr>
-                <w:sz w:val="18"/>
-              </w:rPr>
-              <w:t>True</w:t>
+            <w:tcW w:type="dxa" w:w="760"/>
+          </w:tcPr>
+          <w:p>
+            <w:r>
+              <w:rPr>
+                <w:sz w:val="18"/>
+              </w:rPr>
+              <w:t>0</w:t>
+            </w:r>
+          </w:p>
+        </w:tc>
+        <w:tc>
+          <w:tcPr>
+            <w:tcW w:type="dxa" w:w="760"/>
+          </w:tcPr>
+          <w:p>
+            <w:r>
+              <w:rPr>
+                <w:sz w:val="18"/>
+              </w:rPr>
+              <w:t>170</w:t>
+            </w:r>
+          </w:p>
+        </w:tc>
+        <w:tc>
+          <w:tcPr>
+            <w:tcW w:type="dxa" w:w="760"/>
+          </w:tcPr>
+          <w:p>
+            <w:r>
+              <w:rPr>
+                <w:sz w:val="18"/>
+              </w:rPr>
+              <w:t>168</w:t>
+            </w:r>
+          </w:p>
+        </w:tc>
+        <w:tc>
+          <w:tcPr>
+            <w:tcW w:type="dxa" w:w="760"/>
+          </w:tcPr>
+          <w:p>
+            <w:r>
+              <w:rPr>
+                <w:sz w:val="18"/>
+              </w:rPr>
+              <w:t>70.023</w:t>
+            </w:r>
+          </w:p>
+        </w:tc>
+        <w:tc>
+          <w:tcPr>
+            <w:tcW w:type="dxa" w:w="760"/>
+          </w:tcPr>
+          <w:p>
+            <w:r>
+              <w:rPr>
+                <w:sz w:val="18"/>
+              </w:rPr>
+              <w:t>94.553</w:t>
             </w:r>
           </w:p>
         </w:tc>
@@ -718,46 +1387,85 @@
       <w:tr>
         <w:tc>
           <w:tcPr>
-            <w:tcW w:type="dxa" w:w="1140"/>
-          </w:tcPr>
-          <w:p>
-            <w:r>
-              <w:rPr>
-                <w:sz w:val="18"/>
-              </w:rPr>
-              <w:t>B33</w:t>
-            </w:r>
-          </w:p>
-        </w:tc>
-        <w:tc>
-          <w:tcPr>
-            <w:tcW w:type="dxa" w:w="1140"/>
-          </w:tcPr>
-          <w:p>
-            <w:r>
-              <w:rPr>
-                <w:sz w:val="18"/>
-              </w:rPr>
-              <w:t>47065</w:t>
-            </w:r>
-          </w:p>
-        </w:tc>
-        <w:tc>
-          <w:tcPr>
-            <w:tcW w:type="dxa" w:w="1140"/>
-          </w:tcPr>
-          <w:p>
-            <w:r>
-              <w:rPr>
-                <w:sz w:val="18"/>
-              </w:rPr>
-              <w:t>197</w:t>
-            </w:r>
-          </w:p>
-        </w:tc>
-        <w:tc>
-          <w:tcPr>
-            <w:tcW w:type="dxa" w:w="1140"/>
+            <w:tcW w:type="dxa" w:w="760"/>
+          </w:tcPr>
+          <w:p>
+            <w:r>
+              <w:rPr>
+                <w:sz w:val="18"/>
+              </w:rPr>
+              <w:t>B0018</w:t>
+            </w:r>
+          </w:p>
+        </w:tc>
+        <w:tc>
+          <w:tcPr>
+            <w:tcW w:type="dxa" w:w="760"/>
+          </w:tcPr>
+          <w:p>
+            <w:r>
+              <w:rPr>
+                <w:sz w:val="18"/>
+              </w:rPr>
+              <w:t>314676</w:t>
+            </w:r>
+          </w:p>
+        </w:tc>
+        <w:tc>
+          <w:tcPr>
+            <w:tcW w:type="dxa" w:w="760"/>
+          </w:tcPr>
+          <w:p>
+            <w:r>
+              <w:rPr>
+                <w:sz w:val="18"/>
+              </w:rPr>
+              <w:t>314674</w:t>
+            </w:r>
+          </w:p>
+        </w:tc>
+        <w:tc>
+          <w:tcPr>
+            <w:tcW w:type="dxa" w:w="760"/>
+          </w:tcPr>
+          <w:p>
+            <w:r>
+              <w:rPr>
+                <w:sz w:val="18"/>
+              </w:rPr>
+              <w:t>279808</w:t>
+            </w:r>
+          </w:p>
+        </w:tc>
+        <w:tc>
+          <w:tcPr>
+            <w:tcW w:type="dxa" w:w="760"/>
+          </w:tcPr>
+          <w:p>
+            <w:r>
+              <w:rPr>
+                <w:sz w:val="18"/>
+              </w:rPr>
+              <w:t>34866</w:t>
+            </w:r>
+          </w:p>
+        </w:tc>
+        <w:tc>
+          <w:tcPr>
+            <w:tcW w:type="dxa" w:w="760"/>
+          </w:tcPr>
+          <w:p>
+            <w:r>
+              <w:rPr>
+                <w:sz w:val="18"/>
+              </w:rPr>
+              <w:t>2</w:t>
+            </w:r>
+          </w:p>
+        </w:tc>
+        <w:tc>
+          <w:tcPr>
+            <w:tcW w:type="dxa" w:w="760"/>
           </w:tcPr>
           <w:p>
             <w:r>
@@ -770,33 +1478,7 @@
         </w:tc>
         <w:tc>
           <w:tcPr>
-            <w:tcW w:type="dxa" w:w="1140"/>
-          </w:tcPr>
-          <w:p>
-            <w:r>
-              <w:rPr>
-                <w:sz w:val="18"/>
-              </w:rPr>
-              <w:t>3.421</w:t>
-            </w:r>
-          </w:p>
-        </w:tc>
-        <w:tc>
-          <w:tcPr>
-            <w:tcW w:type="dxa" w:w="1140"/>
-          </w:tcPr>
-          <w:p>
-            <w:r>
-              <w:rPr>
-                <w:sz w:val="18"/>
-              </w:rPr>
-              <w:t>94.257</w:t>
-            </w:r>
-          </w:p>
-        </w:tc>
-        <w:tc>
-          <w:tcPr>
-            <w:tcW w:type="dxa" w:w="1140"/>
+            <w:tcW w:type="dxa" w:w="760"/>
           </w:tcPr>
           <w:p>
             <w:r>
@@ -809,438 +1491,53 @@
         </w:tc>
         <w:tc>
           <w:tcPr>
-            <w:tcW w:type="dxa" w:w="1140"/>
-          </w:tcPr>
-          <w:p>
-            <w:r>
-              <w:rPr>
-                <w:sz w:val="18"/>
-              </w:rPr>
-              <w:t>False</w:t>
-            </w:r>
-          </w:p>
-        </w:tc>
-      </w:tr>
-      <w:tr>
-        <w:tc>
-          <w:tcPr>
-            <w:tcW w:type="dxa" w:w="1140"/>
-          </w:tcPr>
-          <w:p>
-            <w:r>
-              <w:rPr>
-                <w:sz w:val="18"/>
-              </w:rPr>
-              <w:t>B34</w:t>
-            </w:r>
-          </w:p>
-        </w:tc>
-        <w:tc>
-          <w:tcPr>
-            <w:tcW w:type="dxa" w:w="1140"/>
-          </w:tcPr>
-          <w:p>
-            <w:r>
-              <w:rPr>
-                <w:sz w:val="18"/>
-              </w:rPr>
-              <w:t>47065</w:t>
-            </w:r>
-          </w:p>
-        </w:tc>
-        <w:tc>
-          <w:tcPr>
-            <w:tcW w:type="dxa" w:w="1140"/>
-          </w:tcPr>
-          <w:p>
-            <w:r>
-              <w:rPr>
-                <w:sz w:val="18"/>
-              </w:rPr>
-              <w:t>197</w:t>
-            </w:r>
-          </w:p>
-        </w:tc>
-        <w:tc>
-          <w:tcPr>
-            <w:tcW w:type="dxa" w:w="1140"/>
-          </w:tcPr>
-          <w:p>
-            <w:r>
-              <w:rPr>
-                <w:sz w:val="18"/>
-              </w:rPr>
-              <w:t>0</w:t>
-            </w:r>
-          </w:p>
-        </w:tc>
-        <w:tc>
-          <w:tcPr>
-            <w:tcW w:type="dxa" w:w="1140"/>
-          </w:tcPr>
-          <w:p>
-            <w:r>
-              <w:rPr>
-                <w:sz w:val="18"/>
-              </w:rPr>
-              <w:t>37.297</w:t>
-            </w:r>
-          </w:p>
-        </w:tc>
-        <w:tc>
-          <w:tcPr>
-            <w:tcW w:type="dxa" w:w="1140"/>
-          </w:tcPr>
-          <w:p>
-            <w:r>
-              <w:rPr>
-                <w:sz w:val="18"/>
-              </w:rPr>
-              <w:t>91.015</w:t>
-            </w:r>
-          </w:p>
-        </w:tc>
-        <w:tc>
-          <w:tcPr>
-            <w:tcW w:type="dxa" w:w="1140"/>
-          </w:tcPr>
-          <w:p>
-            <w:r>
-              <w:rPr>
-                <w:sz w:val="18"/>
-              </w:rPr>
-              <w:t>0</w:t>
-            </w:r>
-          </w:p>
-        </w:tc>
-        <w:tc>
-          <w:tcPr>
-            <w:tcW w:type="dxa" w:w="1140"/>
-          </w:tcPr>
-          <w:p>
-            <w:r>
-              <w:rPr>
-                <w:sz w:val="18"/>
-              </w:rPr>
-              <w:t>False</w:t>
-            </w:r>
-          </w:p>
-        </w:tc>
-      </w:tr>
-      <w:tr>
-        <w:tc>
-          <w:tcPr>
-            <w:tcW w:type="dxa" w:w="1140"/>
-          </w:tcPr>
-          <w:p>
-            <w:r>
-              <w:rPr>
-                <w:sz w:val="18"/>
-              </w:rPr>
-              <w:t>B46</w:t>
-            </w:r>
-          </w:p>
-        </w:tc>
-        <w:tc>
-          <w:tcPr>
-            <w:tcW w:type="dxa" w:w="1140"/>
-          </w:tcPr>
-          <w:p>
-            <w:r>
-              <w:rPr>
-                <w:sz w:val="18"/>
-              </w:rPr>
-              <w:t>24519</w:t>
-            </w:r>
-          </w:p>
-        </w:tc>
-        <w:tc>
-          <w:tcPr>
-            <w:tcW w:type="dxa" w:w="1140"/>
-          </w:tcPr>
-          <w:p>
-            <w:r>
-              <w:rPr>
-                <w:sz w:val="18"/>
-              </w:rPr>
-              <w:t>72</w:t>
-            </w:r>
-          </w:p>
-        </w:tc>
-        <w:tc>
-          <w:tcPr>
-            <w:tcW w:type="dxa" w:w="1140"/>
-          </w:tcPr>
-          <w:p>
-            <w:r>
-              <w:rPr>
-                <w:sz w:val="18"/>
-              </w:rPr>
-              <w:t>0</w:t>
-            </w:r>
-          </w:p>
-        </w:tc>
-        <w:tc>
-          <w:tcPr>
-            <w:tcW w:type="dxa" w:w="1140"/>
-          </w:tcPr>
-          <w:p>
-            <w:r>
-              <w:rPr>
-                <w:sz w:val="18"/>
-              </w:rPr>
-              <w:t>0.000</w:t>
-            </w:r>
-          </w:p>
-        </w:tc>
-        <w:tc>
-          <w:tcPr>
-            <w:tcW w:type="dxa" w:w="1140"/>
-          </w:tcPr>
-          <w:p>
-            <w:r>
-              <w:rPr>
-                <w:sz w:val="18"/>
-              </w:rPr>
-              <w:t>86.412</w:t>
-            </w:r>
-          </w:p>
-        </w:tc>
-        <w:tc>
-          <w:tcPr>
-            <w:tcW w:type="dxa" w:w="1140"/>
-          </w:tcPr>
-          <w:p>
-            <w:r>
-              <w:rPr>
-                <w:sz w:val="18"/>
-              </w:rPr>
-              <w:t>3</w:t>
-            </w:r>
-          </w:p>
-        </w:tc>
-        <w:tc>
-          <w:tcPr>
-            <w:tcW w:type="dxa" w:w="1140"/>
-          </w:tcPr>
-          <w:p>
-            <w:r>
-              <w:rPr>
-                <w:sz w:val="18"/>
-              </w:rPr>
-              <w:t>False</w:t>
-            </w:r>
-          </w:p>
-        </w:tc>
-      </w:tr>
-      <w:tr>
-        <w:tc>
-          <w:tcPr>
-            <w:tcW w:type="dxa" w:w="1140"/>
-          </w:tcPr>
-          <w:p>
-            <w:r>
-              <w:rPr>
-                <w:sz w:val="18"/>
-              </w:rPr>
-              <w:t>B47</w:t>
-            </w:r>
-          </w:p>
-        </w:tc>
-        <w:tc>
-          <w:tcPr>
-            <w:tcW w:type="dxa" w:w="1140"/>
-          </w:tcPr>
-          <w:p>
-            <w:r>
-              <w:rPr>
-                <w:sz w:val="18"/>
-              </w:rPr>
-              <w:t>24519</w:t>
-            </w:r>
-          </w:p>
-        </w:tc>
-        <w:tc>
-          <w:tcPr>
-            <w:tcW w:type="dxa" w:w="1140"/>
-          </w:tcPr>
-          <w:p>
-            <w:r>
-              <w:rPr>
-                <w:sz w:val="18"/>
-              </w:rPr>
-              <w:t>72</w:t>
-            </w:r>
-          </w:p>
-        </w:tc>
-        <w:tc>
-          <w:tcPr>
-            <w:tcW w:type="dxa" w:w="1140"/>
-          </w:tcPr>
-          <w:p>
-            <w:r>
-              <w:rPr>
-                <w:sz w:val="18"/>
-              </w:rPr>
-              <w:t>0</w:t>
-            </w:r>
-          </w:p>
-        </w:tc>
-        <w:tc>
-          <w:tcPr>
-            <w:tcW w:type="dxa" w:w="1140"/>
-          </w:tcPr>
-          <w:p>
-            <w:r>
-              <w:rPr>
-                <w:sz w:val="18"/>
-              </w:rPr>
-              <w:t>0.000</w:t>
-            </w:r>
-          </w:p>
-        </w:tc>
-        <w:tc>
-          <w:tcPr>
-            <w:tcW w:type="dxa" w:w="1140"/>
-          </w:tcPr>
-          <w:p>
-            <w:r>
-              <w:rPr>
-                <w:sz w:val="18"/>
-              </w:rPr>
-              <w:t>83.715</w:t>
-            </w:r>
-          </w:p>
-        </w:tc>
-        <w:tc>
-          <w:tcPr>
-            <w:tcW w:type="dxa" w:w="1140"/>
-          </w:tcPr>
-          <w:p>
-            <w:r>
-              <w:rPr>
-                <w:sz w:val="18"/>
-              </w:rPr>
-              <w:t>3</w:t>
-            </w:r>
-          </w:p>
-        </w:tc>
-        <w:tc>
-          <w:tcPr>
-            <w:tcW w:type="dxa" w:w="1140"/>
-          </w:tcPr>
-          <w:p>
-            <w:r>
-              <w:rPr>
-                <w:sz w:val="18"/>
-              </w:rPr>
-              <w:t>False</w:t>
-            </w:r>
-          </w:p>
-        </w:tc>
-      </w:tr>
-      <w:tr>
-        <w:tc>
-          <w:tcPr>
-            <w:tcW w:type="dxa" w:w="1140"/>
-          </w:tcPr>
-          <w:p>
-            <w:r>
-              <w:rPr>
-                <w:sz w:val="18"/>
-              </w:rPr>
-              <w:t>B48</w:t>
-            </w:r>
-          </w:p>
-        </w:tc>
-        <w:tc>
-          <w:tcPr>
-            <w:tcW w:type="dxa" w:w="1140"/>
-          </w:tcPr>
-          <w:p>
-            <w:r>
-              <w:rPr>
-                <w:sz w:val="18"/>
-              </w:rPr>
-              <w:t>24519</w:t>
-            </w:r>
-          </w:p>
-        </w:tc>
-        <w:tc>
-          <w:tcPr>
-            <w:tcW w:type="dxa" w:w="1140"/>
-          </w:tcPr>
-          <w:p>
-            <w:r>
-              <w:rPr>
-                <w:sz w:val="18"/>
-              </w:rPr>
-              <w:t>72</w:t>
-            </w:r>
-          </w:p>
-        </w:tc>
-        <w:tc>
-          <w:tcPr>
-            <w:tcW w:type="dxa" w:w="1140"/>
-          </w:tcPr>
-          <w:p>
-            <w:r>
-              <w:rPr>
-                <w:sz w:val="18"/>
-              </w:rPr>
-              <w:t>0</w:t>
-            </w:r>
-          </w:p>
-        </w:tc>
-        <w:tc>
-          <w:tcPr>
-            <w:tcW w:type="dxa" w:w="1140"/>
-          </w:tcPr>
-          <w:p>
-            <w:r>
-              <w:rPr>
-                <w:sz w:val="18"/>
-              </w:rPr>
-              <w:t>0.000</w:t>
-            </w:r>
-          </w:p>
-        </w:tc>
-        <w:tc>
-          <w:tcPr>
-            <w:tcW w:type="dxa" w:w="1140"/>
-          </w:tcPr>
-          <w:p>
-            <w:r>
-              <w:rPr>
-                <w:sz w:val="18"/>
-              </w:rPr>
-              <w:t>82.900</w:t>
-            </w:r>
-          </w:p>
-        </w:tc>
-        <w:tc>
-          <w:tcPr>
-            <w:tcW w:type="dxa" w:w="1140"/>
-          </w:tcPr>
-          <w:p>
-            <w:r>
-              <w:rPr>
-                <w:sz w:val="18"/>
-              </w:rPr>
-              <w:t>3</w:t>
-            </w:r>
-          </w:p>
-        </w:tc>
-        <w:tc>
-          <w:tcPr>
-            <w:tcW w:type="dxa" w:w="1140"/>
-          </w:tcPr>
-          <w:p>
-            <w:r>
-              <w:rPr>
-                <w:sz w:val="18"/>
-              </w:rPr>
-              <w:t>False</w:t>
+            <w:tcW w:type="dxa" w:w="760"/>
+          </w:tcPr>
+          <w:p>
+            <w:r>
+              <w:rPr>
+                <w:sz w:val="18"/>
+              </w:rPr>
+              <w:t>134</w:t>
+            </w:r>
+          </w:p>
+        </w:tc>
+        <w:tc>
+          <w:tcPr>
+            <w:tcW w:type="dxa" w:w="760"/>
+          </w:tcPr>
+          <w:p>
+            <w:r>
+              <w:rPr>
+                <w:sz w:val="18"/>
+              </w:rPr>
+              <w:t>132</w:t>
+            </w:r>
+          </w:p>
+        </w:tc>
+        <w:tc>
+          <w:tcPr>
+            <w:tcW w:type="dxa" w:w="760"/>
+          </w:tcPr>
+          <w:p>
+            <w:r>
+              <w:rPr>
+                <w:sz w:val="18"/>
+              </w:rPr>
+              <w:t>67.053</w:t>
+            </w:r>
+          </w:p>
+        </w:tc>
+        <w:tc>
+          <w:tcPr>
+            <w:tcW w:type="dxa" w:w="760"/>
+          </w:tcPr>
+          <w:p>
+            <w:r>
+              <w:rPr>
+                <w:sz w:val="18"/>
+              </w:rPr>
+              <w:t>92.750</w:t>
             </w:r>
           </w:p>
         </w:tc>
@@ -1248,7 +1545,12 @@
     </w:tbl>
     <w:p>
       <w:r>
-        <w:t>Trong dữ liệu chuyển đổi, B05/B07 có cùng toàn bộ trục thời gian; B33/B34 và B46/B47 cũng có hiện tượng tương tự. Điện áp, dòng và nhiệt độ không trùng toàn bộ. Hiện tượng này có thể liên quan cách chuyển đổi hoặc thí nghiệm, nhưng chưa đủ bằng chứng để xác định nguyên nhân. Do đó, đặc trưng độ dốc theo thời gian và đánh giá hiện tại phải được xác nhận lại từ dữ liệu gốc.</w:t>
+        <w:t>Số liệu ở cột rows là dòng xả dùng xây dựng nhãn; all_rows gồm cả sạc và xả. Sau làm sạch, bảng toàn bộ phép đo không còn giá trị thiếu/vô hạn hoặc khóa trùng. Khóa được xác định bằng battery, operation_index và time; không thể chỉ dùng time vì thời gian bắt đầu lại ở mỗi operation.</w:t>
+      </w:r>
+    </w:p>
+    <w:p>
+      <w:r>
+        <w:t>Không ghép trở kháng vào bảng tín hiệu vì cấu trúc đo khác. Không đồng nhất chỉ số sạc và xả: ở ba pin đầu có 170 lần sạc và 168 lần xả. Cột cycle được đếm riêng theo loại hoạt động; operation_index giữ vị trí thật trong cấu trúc gốc.</w:t>
       </w:r>
     </w:p>
     <w:p>
@@ -1256,22 +1558,17 @@
         <w:pStyle w:val="Heading2"/>
       </w:pPr>
       <w:r>
-        <w:t>3.2. Kiểm tra và đặc trưng</w:t>
+        <w:t>3.3. Hai cấp độ dữ liệu</w:t>
       </w:r>
     </w:p>
     <w:p>
       <w:r>
-        <w:t>Cửa sổ dùng các mẫu có 0 ≤ time ≤ 120 giây. Cần ít nhất năm mẫu, mẫu đầu không muộn hơn 20 giây và mẫu cuối không sớm hơn 90 giây. Tín hiệu trong cửa sổ phải hữu hạn, trục thời gian không trùng. Các mẫu xả có dòng nhỏ hơn −0,1 A; cần ít nhất ba mẫu trải dài ít nhất 30 giây. Điện áp và nhiệt độ được kiểm tra theo miền rộng dành cho cell.</w:t>
+        <w:t>Bảng measurements_all.csv gồm 2.089.048 dòng và chín cột: battery, operation_type, operation_index, cycle, time, terminal_voltage, terminal_current, temperature, ambient_temperature. Bảng này không tự gán SOH cho các dòng sạc. Bảng measurements.csv chỉ gồm 185.721 dòng xả, bổ sung capacity và SOH tỷ lệ.</w:t>
       </w:r>
     </w:p>
     <w:p>
       <w:r>
-        <w:t>Đặc trưng gồm chỉ số chu kỳ; trung bình, cực tiểu, cực đại, độ lệch chuẩn và độ dốc điện áp; trung bình và độ lệch chuẩn dòng; trung bình, cực đại và độ dốc nhiệt độ. Độ dốc được tính bằng fit đường thẳng trên các mẫu xả trong cửa sổ. Không dùng thời gian xả toàn chu kỳ, dung lượng xả hoặc dữ liệu tương lai. Kiểm thử thay tín hiệu sau 120 giây và nhãn mà không làm đổi đặc trưng.</w:t>
-      </w:r>
-    </w:p>
-    <w:p>
-      <w:r>
-        <w:t>468 chu kỳ của ba pin vượt qua điều kiện kiểm tra, không có chu kỳ bị loại trong thực nghiệm chính. Các kiểm tra này bảo đảm tính nhất quán kỹ thuật, không thay thế xác minh khoa học nguồn dữ liệu.</w:t>
+        <w:t>Bảng cycle_features.csv gồm 636 dòng và 13 cột: mã pin, nhãn soh_pct và 11 đặc trưng. Số mẫu của bài toán hồi quy là 636 chu kỳ; số nhóm độc lập là bốn pin. Không sử dụng con số hai triệu để tuyên bố số mẫu giám sát hoặc độ đa dạng pin tăng lên.</w:t>
       </w:r>
     </w:p>
     <w:p>
@@ -1279,7 +1576,270 @@
         <w:pStyle w:val="Heading2"/>
       </w:pPr>
       <w:r>
-        <w:t>3.3. Cấu hình mô hình</w:t>
+        <w:t>3.4. Xây dựng nhãn và cửa sổ</w:t>
+      </w:r>
+    </w:p>
+    <w:p>
+      <w:r>
+        <w:t>Mỗi chu kỳ xả có một dung lượng tham chiếu. Nhãn được kiểm tra hữu hạn, dương, nhất quán trong chu kỳ và SOH = capacity/2 trong sai số 10⁻⁶. Biến đích của mô hình là soh_pct, bằng SOH nhân 100.</w:t>
+      </w:r>
+    </w:p>
+    <w:p>
+      <w:r>
+        <w:t>Cửa sổ đầu vào là 0–120 giây tính từ mốc đầu bản ghi, không dịch mốc tới lần xuất hiện dòng xả. Cần ít nhất năm mẫu; mốc đầu không muộn hơn 20 giây và mốc cuối trong cửa sổ không sớm hơn 90 giây. Cần ít nhất ba mẫu có dòng nhỏ hơn −0,1 A trải dài ít nhất 30 giây. Các điều kiện bảo đảm cửa sổ chứa thông tin xả tối thiểu, không khẳng định 120 giây là cửa sổ tối ưu.</w:t>
+      </w:r>
+    </w:p>
+    <w:p>
+      <w:r>
+        <w:t>Có 636 chu kỳ xả vượt kiểm tra, không loại chu kỳ xả nào. Các bước này không loại hai bản ghi sạc bằng cách xóa cả chu kỳ xả hoặc chuyển chúng thành nhãn, nên số mẫu giám sát không bị giảm do hai bản ghi thiếu ở phần sạc.</w:t>
+      </w:r>
+    </w:p>
+    <w:p>
+      <w:pPr>
+        <w:pStyle w:val="Heading2"/>
+      </w:pPr>
+      <w:r>
+        <w:t>3.5. Đặc trưng</w:t>
+      </w:r>
+    </w:p>
+    <w:tbl>
+      <w:tblPr>
+        <w:tblStyle w:val="TableGrid"/>
+        <w:tblW w:type="auto" w:w="0"/>
+        <w:tblLook w:firstColumn="1" w:firstRow="1" w:lastColumn="0" w:lastRow="0" w:noHBand="0" w:noVBand="1" w:val="04A0"/>
+      </w:tblPr>
+      <w:tblGrid>
+        <w:gridCol w:w="3041"/>
+        <w:gridCol w:w="3041"/>
+        <w:gridCol w:w="3041"/>
+      </w:tblGrid>
+      <w:tr>
+        <w:tc>
+          <w:tcPr>
+            <w:tcW w:type="dxa" w:w="3041"/>
+          </w:tcPr>
+          <w:p>
+            <w:r>
+              <w:rPr>
+                <w:sz w:val="18"/>
+              </w:rPr>
+              <w:t>Nhóm</w:t>
+            </w:r>
+          </w:p>
+        </w:tc>
+        <w:tc>
+          <w:tcPr>
+            <w:tcW w:type="dxa" w:w="3041"/>
+          </w:tcPr>
+          <w:p>
+            <w:r>
+              <w:rPr>
+                <w:sz w:val="18"/>
+              </w:rPr>
+              <w:t>Các đặc trưng</w:t>
+            </w:r>
+          </w:p>
+        </w:tc>
+        <w:tc>
+          <w:tcPr>
+            <w:tcW w:type="dxa" w:w="3041"/>
+          </w:tcPr>
+          <w:p>
+            <w:r>
+              <w:rPr>
+                <w:sz w:val="18"/>
+              </w:rPr>
+              <w:t>Diễn giải</w:t>
+            </w:r>
+          </w:p>
+        </w:tc>
+      </w:tr>
+      <w:tr>
+        <w:tc>
+          <w:tcPr>
+            <w:tcW w:type="dxa" w:w="3041"/>
+          </w:tcPr>
+          <w:p>
+            <w:r>
+              <w:rPr>
+                <w:sz w:val="18"/>
+              </w:rPr>
+              <w:t>Lịch sử</w:t>
+            </w:r>
+          </w:p>
+        </w:tc>
+        <w:tc>
+          <w:tcPr>
+            <w:tcW w:type="dxa" w:w="3041"/>
+          </w:tcPr>
+          <w:p>
+            <w:r>
+              <w:rPr>
+                <w:sz w:val="18"/>
+              </w:rPr>
+              <w:t>cycle</w:t>
+            </w:r>
+          </w:p>
+        </w:tc>
+        <w:tc>
+          <w:tcPr>
+            <w:tcW w:type="dxa" w:w="3041"/>
+          </w:tcPr>
+          <w:p>
+            <w:r>
+              <w:rPr>
+                <w:sz w:val="18"/>
+              </w:rPr>
+              <w:t>Chỉ số chu kỳ xả hiện tại</w:t>
+            </w:r>
+          </w:p>
+        </w:tc>
+      </w:tr>
+      <w:tr>
+        <w:tc>
+          <w:tcPr>
+            <w:tcW w:type="dxa" w:w="3041"/>
+          </w:tcPr>
+          <w:p>
+            <w:r>
+              <w:rPr>
+                <w:sz w:val="18"/>
+              </w:rPr>
+              <w:t>Điện áp</w:t>
+            </w:r>
+          </w:p>
+        </w:tc>
+        <w:tc>
+          <w:tcPr>
+            <w:tcW w:type="dxa" w:w="3041"/>
+          </w:tcPr>
+          <w:p>
+            <w:r>
+              <w:rPr>
+                <w:sz w:val="18"/>
+              </w:rPr>
+              <w:t>mean, min, max, std, slope</w:t>
+            </w:r>
+          </w:p>
+        </w:tc>
+        <w:tc>
+          <w:tcPr>
+            <w:tcW w:type="dxa" w:w="3041"/>
+          </w:tcPr>
+          <w:p>
+            <w:r>
+              <w:rPr>
+                <w:sz w:val="18"/>
+              </w:rPr>
+              <w:t>Mức và thay đổi điện áp trong cửa sổ</w:t>
+            </w:r>
+          </w:p>
+        </w:tc>
+      </w:tr>
+      <w:tr>
+        <w:tc>
+          <w:tcPr>
+            <w:tcW w:type="dxa" w:w="3041"/>
+          </w:tcPr>
+          <w:p>
+            <w:r>
+              <w:rPr>
+                <w:sz w:val="18"/>
+              </w:rPr>
+              <w:t>Dòng</w:t>
+            </w:r>
+          </w:p>
+        </w:tc>
+        <w:tc>
+          <w:tcPr>
+            <w:tcW w:type="dxa" w:w="3041"/>
+          </w:tcPr>
+          <w:p>
+            <w:r>
+              <w:rPr>
+                <w:sz w:val="18"/>
+              </w:rPr>
+              <w:t>mean, std</w:t>
+            </w:r>
+          </w:p>
+        </w:tc>
+        <w:tc>
+          <w:tcPr>
+            <w:tcW w:type="dxa" w:w="3041"/>
+          </w:tcPr>
+          <w:p>
+            <w:r>
+              <w:rPr>
+                <w:sz w:val="18"/>
+              </w:rPr>
+              <w:t>Mức tải xả và biến thiên đo được</w:t>
+            </w:r>
+          </w:p>
+        </w:tc>
+      </w:tr>
+      <w:tr>
+        <w:tc>
+          <w:tcPr>
+            <w:tcW w:type="dxa" w:w="3041"/>
+          </w:tcPr>
+          <w:p>
+            <w:r>
+              <w:rPr>
+                <w:sz w:val="18"/>
+              </w:rPr>
+              <w:t>Nhiệt độ</w:t>
+            </w:r>
+          </w:p>
+        </w:tc>
+        <w:tc>
+          <w:tcPr>
+            <w:tcW w:type="dxa" w:w="3041"/>
+          </w:tcPr>
+          <w:p>
+            <w:r>
+              <w:rPr>
+                <w:sz w:val="18"/>
+              </w:rPr>
+              <w:t>mean, max, slope</w:t>
+            </w:r>
+          </w:p>
+        </w:tc>
+        <w:tc>
+          <w:tcPr>
+            <w:tcW w:type="dxa" w:w="3041"/>
+          </w:tcPr>
+          <w:p>
+            <w:r>
+              <w:rPr>
+                <w:sz w:val="18"/>
+              </w:rPr>
+              <w:t>Trạng thái nhiệt và xu hướng đầu chu kỳ</w:t>
+            </w:r>
+          </w:p>
+        </w:tc>
+      </w:tr>
+    </w:tbl>
+    <w:p>
+      <w:r>
+        <w:t>Độ lệch chuẩn dùng ddof=0. Độ dốc lấy hệ số đường thẳng fit theo thời gian. Tất cả thống kê tín hiệu được tính trên các mẫu xả đã chọn trong cửa sổ. Không dùng capacity, SOH, tích phân dòng toàn chu kỳ hoặc thời gian kết thúc xả làm đầu vào.</w:t>
+      </w:r>
+    </w:p>
+    <w:p>
+      <w:r>
+        <w:t>Mã trích xuất được dùng chung giữa thực nghiệm và ứng dụng. Kiểm thử thay nhãn và tín hiệu sau 120 giây nhưng yêu cầu đặc trưng không đổi; kiểm thử khác xác nhận mẫu ở đúng 120 giây vẫn nằm trong cửa sổ.</w:t>
+      </w:r>
+    </w:p>
+    <w:p>
+      <w:pPr>
+        <w:pStyle w:val="Heading2"/>
+      </w:pPr>
+      <w:r>
+        <w:t>3.6. Thiết kế thực nghiệm chính</w:t>
+      </w:r>
+    </w:p>
+    <w:p>
+      <w:r>
+        <w:t>Năm cấu hình cố định gồm Mean baseline, Cycle Ridge, Signal Ridge, Random Forest và HistGradientBoosting. Mỗi vòng giữ riêng một pin; phần còn lại dùng huấn luyện. Có bốn vòng, tổng cộng 20 lần fit phục vụ đánh giá chính. Không tìm kiếm siêu tham số trên các pin kiểm thử.</w:t>
       </w:r>
     </w:p>
     <w:tbl>
@@ -1315,7 +1875,7 @@
               <w:rPr>
                 <w:sz w:val="18"/>
               </w:rPr>
-              <w:t>Cấu hình chính</w:t>
+              <w:t>Cấu hình</w:t>
             </w:r>
           </w:p>
         </w:tc>
@@ -1343,7 +1903,7 @@
               <w:rPr>
                 <w:sz w:val="18"/>
               </w:rPr>
-              <w:t>Trung bình SOH huấn luyện</w:t>
+              <w:t>Trung bình nhãn huấn luyện</w:t>
             </w:r>
           </w:p>
         </w:tc>
@@ -1371,7 +1931,7 @@
               <w:rPr>
                 <w:sz w:val="18"/>
               </w:rPr>
-              <w:t>StandardScaler; alpha=1; một đặc trưng cycle</w:t>
+              <w:t>StandardScaler; alpha=1; đầu vào cycle</w:t>
             </w:r>
           </w:p>
         </w:tc>
@@ -1399,7 +1959,7 @@
               <w:rPr>
                 <w:sz w:val="18"/>
               </w:rPr>
-              <w:t>StandardScaler; alpha=10; 11 đặc trưng</w:t>
+              <w:t>StandardScaler; alpha=10; 11 đầu vào</w:t>
             </w:r>
           </w:p>
         </w:tc>
@@ -1455,7 +2015,7 @@
               <w:rPr>
                 <w:sz w:val="18"/>
               </w:rPr>
-              <w:t>150 vòng; tối đa 15 lá; L2=1; không early stopping; seed=42</w:t>
+              <w:t>150 vòng; 15 lá tối đa; L2=1; không early stopping; seed=42</w:t>
             </w:r>
           </w:p>
         </w:tc>
@@ -1463,7 +2023,25 @@
     </w:tbl>
     <w:p>
       <w:r>
-        <w:t>Các thư viện trực tiếp được ghim phiên bản và toàn bộ môi trường được lưu trong requirements.lock.txt. Metadata ghi phiên bản Python, NumPy, pandas, scikit-learn, thời điểm chạy, seed và tham số. Kết quả có thể khác rất nhỏ do nền tảng số học; cần giữ cùng phiên bản và kiểm tra sai số khi tái lập.</w:t>
+        <w:t>Mô hình demo được quy định là Random Forest từ trước; sau khi đánh giá, fit lại trên cả bốn pin để phục vụ ứng dụng. Không dùng dự đoán mẫu demo đã học để tính chỉ số kiểm thử. Việc lựa chọn tham số mới sau khi nhìn các kết quả này phải được coi là nghiên cứu tiếp nối và cần validation độc lập.</w:t>
+      </w:r>
+    </w:p>
+    <w:p>
+      <w:pPr>
+        <w:pStyle w:val="Heading2"/>
+      </w:pPr>
+      <w:r>
+        <w:t>3.7. Thực nghiệm bổ sung</w:t>
+      </w:r>
+    </w:p>
+    <w:p>
+      <w:r>
+        <w:t>Phân tích bỏ đặc trưng dùng Random Forest với ba cấu hình: toàn bộ, bỏ cycle, bỏ nhiệt độ. Mục đích là tìm hiểu độ nhạy của kết quả với nhóm đầu vào, không chọn lại mô hình demo hoặc tuyên bố tối ưu sau khi biết điểm.</w:t>
+      </w:r>
+    </w:p>
+    <w:p>
+      <w:r>
+        <w:t>Kiểm thử thời gian dùng 70% chu kỳ đầu của mỗi pin để học và 30% còn lại để đánh giá. Baseline Last known SOH dùng nhãn cuối cùng trong phần train để dự đoán cho các chu kỳ test; không dùng nhãn test hoặc SOH tương lai. Kết quả của bốn pin được trình bày riêng, không trộn vào bảng LOBO.</w:t>
       </w:r>
     </w:p>
     <w:p>
@@ -1472,7 +2050,7 @@
         <w:pageBreakBefore/>
       </w:pPr>
       <w:r>
-        <w:t>Chương 4. Kết quả thực nghiệm</w:t>
+        <w:t>Chương 4. Kết quả và thảo luận</w:t>
       </w:r>
     </w:p>
     <w:p>
@@ -1480,7 +2058,7 @@
         <w:pStyle w:val="Heading2"/>
       </w:pPr>
       <w:r>
-        <w:t>4.1. So sánh tổng hợp</w:t>
+        <w:t>4.1. Kết quả chính</w:t>
       </w:r>
     </w:p>
     <w:tbl>
@@ -1572,7 +2150,7 @@
               <w:rPr>
                 <w:sz w:val="18"/>
               </w:rPr>
-              <w:t>7.729</w:t>
+              <w:t>8.594</w:t>
             </w:r>
           </w:p>
         </w:tc>
@@ -1585,7 +2163,7 @@
               <w:rPr>
                 <w:sz w:val="18"/>
               </w:rPr>
-              <w:t>8.898</w:t>
+              <w:t>9.811</w:t>
             </w:r>
           </w:p>
         </w:tc>
@@ -1598,7 +2176,7 @@
               <w:rPr>
                 <w:sz w:val="18"/>
               </w:rPr>
-              <w:t>-0.126</w:t>
+              <w:t>-0.090</w:t>
             </w:r>
           </w:p>
         </w:tc>
@@ -1626,7 +2204,7 @@
               <w:rPr>
                 <w:sz w:val="18"/>
               </w:rPr>
-              <w:t>4.392</w:t>
+              <w:t>4.074</w:t>
             </w:r>
           </w:p>
         </w:tc>
@@ -1639,7 +2217,7 @@
               <w:rPr>
                 <w:sz w:val="18"/>
               </w:rPr>
-              <w:t>4.676</w:t>
+              <w:t>4.474</w:t>
             </w:r>
           </w:p>
         </w:tc>
@@ -1652,7 +2230,7 @@
               <w:rPr>
                 <w:sz w:val="18"/>
               </w:rPr>
-              <w:t>0.609</w:t>
+              <w:t>0.690</w:t>
             </w:r>
           </w:p>
         </w:tc>
@@ -1680,7 +2258,7 @@
               <w:rPr>
                 <w:sz w:val="18"/>
               </w:rPr>
-              <w:t>5.300</w:t>
+              <w:t>7.405</w:t>
             </w:r>
           </w:p>
         </w:tc>
@@ -1693,7 +2271,7 @@
               <w:rPr>
                 <w:sz w:val="18"/>
               </w:rPr>
-              <w:t>5.508</w:t>
+              <w:t>7.712</w:t>
             </w:r>
           </w:p>
         </w:tc>
@@ -1706,7 +2284,7 @@
               <w:rPr>
                 <w:sz w:val="18"/>
               </w:rPr>
-              <w:t>0.492</w:t>
+              <w:t>-0.262</w:t>
             </w:r>
           </w:p>
         </w:tc>
@@ -1734,7 +2312,7 @@
               <w:rPr>
                 <w:sz w:val="18"/>
               </w:rPr>
-              <w:t>1.241</w:t>
+              <w:t>2.724</w:t>
             </w:r>
           </w:p>
         </w:tc>
@@ -1747,7 +2325,7 @@
               <w:rPr>
                 <w:sz w:val="18"/>
               </w:rPr>
-              <w:t>1.628</w:t>
+              <w:t>3.189</w:t>
             </w:r>
           </w:p>
         </w:tc>
@@ -1760,7 +2338,7 @@
               <w:rPr>
                 <w:sz w:val="18"/>
               </w:rPr>
-              <w:t>0.962</w:t>
+              <w:t>0.878</w:t>
             </w:r>
           </w:p>
         </w:tc>
@@ -1788,7 +2366,7 @@
               <w:rPr>
                 <w:sz w:val="18"/>
               </w:rPr>
-              <w:t>1.250</w:t>
+              <w:t>3.286</w:t>
             </w:r>
           </w:p>
         </w:tc>
@@ -1801,7 +2379,7 @@
               <w:rPr>
                 <w:sz w:val="18"/>
               </w:rPr>
-              <w:t>1.586</w:t>
+              <w:t>3.608</w:t>
             </w:r>
           </w:p>
         </w:tc>
@@ -1814,7 +2392,7 @@
               <w:rPr>
                 <w:sz w:val="18"/>
               </w:rPr>
-              <w:t>0.962</w:t>
+              <w:t>0.843</w:t>
             </w:r>
           </w:p>
         </w:tc>
@@ -1822,14 +2400,14 @@
     </w:tbl>
     <w:p>
       <w:r>
-        <w:t>Random Forest và HistGradientBoosting đạt sai số thấp hơn hai mô hình Ridge trong thực nghiệm hiện tại. Random Forest giảm MAE khoảng 71,7% so với Cycle Ridge: đây là mức giảm tương đối của MAE, không phải “độ chính xác 98,76%”. HistGradientBoosting có RMSE trung bình hơi thấp hơn Random Forest, trong khi Random Forest có MAE hơi thấp hơn. Với chỉ ba pin, không có cơ sở coi chênh lệch nhỏ giữa hai mô hình cây là ưu thế tổng quát chắc chắn.</w:t>
+        <w:t>Random Forest có macro MAE 2.724 và RMSE 3.189 điểm phần trăm. Cycle Ridge có MAE 4.074. Mức giảm MAE tương đối là khoảng 33.1%, tính theo hai chỉ số này. Mean baseline không mô tả đủ biến thiên SOH của từng pin. Kết quả không phải bằng chứng rằng RF luôn hơn mô hình tuyến tính ở mọi pin hoặc mọi chế độ tải.</w:t>
       </w:r>
     </w:p>
     <w:p>
       <w:r>
         <w:drawing>
           <wp:inline xmlns:a="http://schemas.openxmlformats.org/drawingml/2006/main" xmlns:pic="http://schemas.openxmlformats.org/drawingml/2006/picture">
-            <wp:extent cx="5486400" cy="2438400"/>
+            <wp:extent cx="5580000" cy="2480000"/>
             <wp:docPr id="1" name="Picture 1"/>
             <wp:cNvGraphicFramePr>
               <a:graphicFrameLocks noChangeAspect="1"/>
@@ -1850,7 +2428,7 @@
                   <pic:spPr>
                     <a:xfrm>
                       <a:off x="0" y="0"/>
-                      <a:ext cx="5486400" cy="2438400"/>
+                      <a:ext cx="5580000" cy="2480000"/>
                     </a:xfrm>
                     <a:prstGeom prst="rect"/>
                   </pic:spPr>
@@ -1863,7 +2441,7 @@
     </w:p>
     <w:p>
       <w:r>
-        <w:t>So sánh mô hình</w:t>
+        <w:t>So sánh mô hình trên bốn pin</w:t>
       </w:r>
     </w:p>
     <w:p>
@@ -2005,7 +2583,7 @@
               <w:rPr>
                 <w:sz w:val="18"/>
               </w:rPr>
-              <w:t>B05</w:t>
+              <w:t>B0005</w:t>
             </w:r>
           </w:p>
         </w:tc>
@@ -2018,7 +2596,7 @@
               <w:rPr>
                 <w:sz w:val="18"/>
               </w:rPr>
-              <w:t>300</w:t>
+              <w:t>468</w:t>
             </w:r>
           </w:p>
         </w:tc>
@@ -2044,7 +2622,7 @@
               <w:rPr>
                 <w:sz w:val="18"/>
               </w:rPr>
-              <w:t>8.669</w:t>
+              <w:t>8.561</w:t>
             </w:r>
           </w:p>
         </w:tc>
@@ -2057,7 +2635,7 @@
               <w:rPr>
                 <w:sz w:val="18"/>
               </w:rPr>
-              <w:t>9.641</w:t>
+              <w:t>9.513</w:t>
             </w:r>
           </w:p>
         </w:tc>
@@ -2070,7 +2648,7 @@
               <w:rPr>
                 <w:sz w:val="18"/>
               </w:rPr>
-              <w:t>-0.032</w:t>
+              <w:t>-0.004</w:t>
             </w:r>
           </w:p>
         </w:tc>
@@ -2098,7 +2676,7 @@
               <w:rPr>
                 <w:sz w:val="18"/>
               </w:rPr>
-              <w:t>B05</w:t>
+              <w:t>B0005</w:t>
             </w:r>
           </w:p>
         </w:tc>
@@ -2111,7 +2689,7 @@
               <w:rPr>
                 <w:sz w:val="18"/>
               </w:rPr>
-              <w:t>300</w:t>
+              <w:t>468</w:t>
             </w:r>
           </w:p>
         </w:tc>
@@ -2137,7 +2715,7 @@
               <w:rPr>
                 <w:sz w:val="18"/>
               </w:rPr>
-              <w:t>2.053</w:t>
+              <w:t>1.253</w:t>
             </w:r>
           </w:p>
         </w:tc>
@@ -2150,7 +2728,7 @@
               <w:rPr>
                 <w:sz w:val="18"/>
               </w:rPr>
-              <w:t>2.330</w:t>
+              <w:t>1.537</w:t>
             </w:r>
           </w:p>
         </w:tc>
@@ -2163,7 +2741,7 @@
               <w:rPr>
                 <w:sz w:val="18"/>
               </w:rPr>
-              <w:t>0.940</w:t>
+              <w:t>0.974</w:t>
             </w:r>
           </w:p>
         </w:tc>
@@ -2191,7 +2769,7 @@
               <w:rPr>
                 <w:sz w:val="18"/>
               </w:rPr>
-              <w:t>B05</w:t>
+              <w:t>B0005</w:t>
             </w:r>
           </w:p>
         </w:tc>
@@ -2204,7 +2782,7 @@
               <w:rPr>
                 <w:sz w:val="18"/>
               </w:rPr>
-              <w:t>300</w:t>
+              <w:t>468</w:t>
             </w:r>
           </w:p>
         </w:tc>
@@ -2230,7 +2808,7 @@
               <w:rPr>
                 <w:sz w:val="18"/>
               </w:rPr>
-              <w:t>3.707</w:t>
+              <w:t>1.535</w:t>
             </w:r>
           </w:p>
         </w:tc>
@@ -2243,7 +2821,7 @@
               <w:rPr>
                 <w:sz w:val="18"/>
               </w:rPr>
-              <w:t>3.998</w:t>
+              <w:t>1.973</w:t>
             </w:r>
           </w:p>
         </w:tc>
@@ -2256,7 +2834,7 @@
               <w:rPr>
                 <w:sz w:val="18"/>
               </w:rPr>
-              <w:t>0.823</w:t>
+              <w:t>0.957</w:t>
             </w:r>
           </w:p>
         </w:tc>
@@ -2284,7 +2862,7 @@
               <w:rPr>
                 <w:sz w:val="18"/>
               </w:rPr>
-              <w:t>B05</w:t>
+              <w:t>B0005</w:t>
             </w:r>
           </w:p>
         </w:tc>
@@ -2297,7 +2875,7 @@
               <w:rPr>
                 <w:sz w:val="18"/>
               </w:rPr>
-              <w:t>300</w:t>
+              <w:t>468</w:t>
             </w:r>
           </w:p>
         </w:tc>
@@ -2323,7 +2901,7 @@
               <w:rPr>
                 <w:sz w:val="18"/>
               </w:rPr>
-              <w:t>1.255</w:t>
+              <w:t>1.603</w:t>
             </w:r>
           </w:p>
         </w:tc>
@@ -2336,7 +2914,7 @@
               <w:rPr>
                 <w:sz w:val="18"/>
               </w:rPr>
-              <w:t>1.610</w:t>
+              <w:t>2.151</w:t>
             </w:r>
           </w:p>
         </w:tc>
@@ -2349,7 +2927,7 @@
               <w:rPr>
                 <w:sz w:val="18"/>
               </w:rPr>
-              <w:t>0.971</w:t>
+              <w:t>0.949</w:t>
             </w:r>
           </w:p>
         </w:tc>
@@ -2377,7 +2955,7 @@
               <w:rPr>
                 <w:sz w:val="18"/>
               </w:rPr>
-              <w:t>B05</w:t>
+              <w:t>B0005</w:t>
             </w:r>
           </w:p>
         </w:tc>
@@ -2390,7 +2968,7 @@
               <w:rPr>
                 <w:sz w:val="18"/>
               </w:rPr>
-              <w:t>300</w:t>
+              <w:t>468</w:t>
             </w:r>
           </w:p>
         </w:tc>
@@ -2416,7 +2994,7 @@
               <w:rPr>
                 <w:sz w:val="18"/>
               </w:rPr>
-              <w:t>1.047</w:t>
+              <w:t>2.297</w:t>
             </w:r>
           </w:p>
         </w:tc>
@@ -2429,7 +3007,7 @@
               <w:rPr>
                 <w:sz w:val="18"/>
               </w:rPr>
-              <w:t>1.373</w:t>
+              <w:t>2.613</w:t>
             </w:r>
           </w:p>
         </w:tc>
@@ -2442,7 +3020,7 @@
               <w:rPr>
                 <w:sz w:val="18"/>
               </w:rPr>
-              <w:t>0.979</w:t>
+              <w:t>0.924</w:t>
             </w:r>
           </w:p>
         </w:tc>
@@ -2470,7 +3048,7 @@
               <w:rPr>
                 <w:sz w:val="18"/>
               </w:rPr>
-              <w:t>B07</w:t>
+              <w:t>B0006</w:t>
             </w:r>
           </w:p>
         </w:tc>
@@ -2483,7 +3061,7 @@
               <w:rPr>
                 <w:sz w:val="18"/>
               </w:rPr>
-              <w:t>300</w:t>
+              <w:t>468</w:t>
             </w:r>
           </w:p>
         </w:tc>
@@ -2509,7 +3087,7 @@
               <w:rPr>
                 <w:sz w:val="18"/>
               </w:rPr>
-              <w:t>7.349</w:t>
+              <w:t>11.349</w:t>
             </w:r>
           </w:p>
         </w:tc>
@@ -2522,7 +3100,7 @@
               <w:rPr>
                 <w:sz w:val="18"/>
               </w:rPr>
-              <w:t>8.931</w:t>
+              <w:t>12.785</w:t>
             </w:r>
           </w:p>
         </w:tc>
@@ -2535,7 +3113,7 @@
               <w:rPr>
                 <w:sz w:val="18"/>
               </w:rPr>
-              <w:t>-0.239</w:t>
+              <w:t>-0.035</w:t>
             </w:r>
           </w:p>
         </w:tc>
@@ -2563,7 +3141,7 @@
               <w:rPr>
                 <w:sz w:val="18"/>
               </w:rPr>
-              <w:t>B07</w:t>
+              <w:t>B0006</w:t>
             </w:r>
           </w:p>
         </w:tc>
@@ -2576,7 +3154,7 @@
               <w:rPr>
                 <w:sz w:val="18"/>
               </w:rPr>
-              <w:t>300</w:t>
+              <w:t>468</w:t>
             </w:r>
           </w:p>
         </w:tc>
@@ -2602,7 +3180,7 @@
               <w:rPr>
                 <w:sz w:val="18"/>
               </w:rPr>
-              <w:t>5.382</w:t>
+              <w:t>4.533</w:t>
             </w:r>
           </w:p>
         </w:tc>
@@ -2615,7 +3193,7 @@
               <w:rPr>
                 <w:sz w:val="18"/>
               </w:rPr>
-              <w:t>5.615</w:t>
+              <w:t>4.899</w:t>
             </w:r>
           </w:p>
         </w:tc>
@@ -2628,7 +3206,7 @@
               <w:rPr>
                 <w:sz w:val="18"/>
               </w:rPr>
-              <w:t>0.510</w:t>
+              <w:t>0.848</w:t>
             </w:r>
           </w:p>
         </w:tc>
@@ -2656,7 +3234,7 @@
               <w:rPr>
                 <w:sz w:val="18"/>
               </w:rPr>
-              <w:t>B07</w:t>
+              <w:t>B0006</w:t>
             </w:r>
           </w:p>
         </w:tc>
@@ -2669,7 +3247,7 @@
               <w:rPr>
                 <w:sz w:val="18"/>
               </w:rPr>
-              <w:t>300</w:t>
+              <w:t>468</w:t>
             </w:r>
           </w:p>
         </w:tc>
@@ -2695,7 +3273,7 @@
               <w:rPr>
                 <w:sz w:val="18"/>
               </w:rPr>
-              <w:t>7.985</w:t>
+              <w:t>6.119</w:t>
             </w:r>
           </w:p>
         </w:tc>
@@ -2708,7 +3286,7 @@
               <w:rPr>
                 <w:sz w:val="18"/>
               </w:rPr>
-              <w:t>8.071</w:t>
+              <w:t>6.563</w:t>
             </w:r>
           </w:p>
         </w:tc>
@@ -2721,7 +3299,7 @@
               <w:rPr>
                 <w:sz w:val="18"/>
               </w:rPr>
-              <w:t>-0.012</w:t>
+              <w:t>0.727</w:t>
             </w:r>
           </w:p>
         </w:tc>
@@ -2749,7 +3327,7 @@
               <w:rPr>
                 <w:sz w:val="18"/>
               </w:rPr>
-              <w:t>B07</w:t>
+              <w:t>B0006</w:t>
             </w:r>
           </w:p>
         </w:tc>
@@ -2762,7 +3340,7 @@
               <w:rPr>
                 <w:sz w:val="18"/>
               </w:rPr>
-              <w:t>300</w:t>
+              <w:t>468</w:t>
             </w:r>
           </w:p>
         </w:tc>
@@ -2788,7 +3366,7 @@
               <w:rPr>
                 <w:sz w:val="18"/>
               </w:rPr>
-              <w:t>1.264</w:t>
+              <w:t>3.979</w:t>
             </w:r>
           </w:p>
         </w:tc>
@@ -2801,7 +3379,7 @@
               <w:rPr>
                 <w:sz w:val="18"/>
               </w:rPr>
-              <w:t>1.626</w:t>
+              <w:t>4.627</w:t>
             </w:r>
           </w:p>
         </w:tc>
@@ -2814,7 +3392,7 @@
               <w:rPr>
                 <w:sz w:val="18"/>
               </w:rPr>
-              <w:t>0.959</w:t>
+              <w:t>0.864</w:t>
             </w:r>
           </w:p>
         </w:tc>
@@ -2842,7 +3420,7 @@
               <w:rPr>
                 <w:sz w:val="18"/>
               </w:rPr>
-              <w:t>B07</w:t>
+              <w:t>B0006</w:t>
             </w:r>
           </w:p>
         </w:tc>
@@ -2855,7 +3433,7 @@
               <w:rPr>
                 <w:sz w:val="18"/>
               </w:rPr>
-              <w:t>300</w:t>
+              <w:t>468</w:t>
             </w:r>
           </w:p>
         </w:tc>
@@ -2881,7 +3459,7 @@
               <w:rPr>
                 <w:sz w:val="18"/>
               </w:rPr>
-              <w:t>1.224</w:t>
+              <w:t>4.483</w:t>
             </w:r>
           </w:p>
         </w:tc>
@@ -2894,7 +3472,7 @@
               <w:rPr>
                 <w:sz w:val="18"/>
               </w:rPr>
-              <w:t>1.568</w:t>
+              <w:t>5.011</w:t>
             </w:r>
           </w:p>
         </w:tc>
@@ -2907,7 +3485,7 @@
               <w:rPr>
                 <w:sz w:val="18"/>
               </w:rPr>
-              <w:t>0.962</w:t>
+              <w:t>0.841</w:t>
             </w:r>
           </w:p>
         </w:tc>
@@ -2935,7 +3513,7 @@
               <w:rPr>
                 <w:sz w:val="18"/>
               </w:rPr>
-              <w:t>B18</w:t>
+              <w:t>B0007</w:t>
             </w:r>
           </w:p>
         </w:tc>
@@ -2948,7 +3526,7 @@
               <w:rPr>
                 <w:sz w:val="18"/>
               </w:rPr>
-              <w:t>336</w:t>
+              <w:t>468</w:t>
             </w:r>
           </w:p>
         </w:tc>
@@ -2961,7 +3539,7 @@
               <w:rPr>
                 <w:sz w:val="18"/>
               </w:rPr>
-              <w:t>132</w:t>
+              <w:t>168</w:t>
             </w:r>
           </w:p>
         </w:tc>
@@ -2974,7 +3552,7 @@
               <w:rPr>
                 <w:sz w:val="18"/>
               </w:rPr>
-              <w:t>7.168</w:t>
+              <w:t>7.430</w:t>
             </w:r>
           </w:p>
         </w:tc>
@@ -2987,7 +3565,7 @@
               <w:rPr>
                 <w:sz w:val="18"/>
               </w:rPr>
-              <w:t>8.122</w:t>
+              <w:t>9.087</w:t>
             </w:r>
           </w:p>
         </w:tc>
@@ -3000,7 +3578,7 @@
               <w:rPr>
                 <w:sz w:val="18"/>
               </w:rPr>
-              <w:t>-0.108</w:t>
+              <w:t>-0.283</w:t>
             </w:r>
           </w:p>
         </w:tc>
@@ -3028,7 +3606,7 @@
               <w:rPr>
                 <w:sz w:val="18"/>
               </w:rPr>
-              <w:t>B18</w:t>
+              <w:t>B0007</w:t>
             </w:r>
           </w:p>
         </w:tc>
@@ -3041,7 +3619,7 @@
               <w:rPr>
                 <w:sz w:val="18"/>
               </w:rPr>
-              <w:t>336</w:t>
+              <w:t>468</w:t>
             </w:r>
           </w:p>
         </w:tc>
@@ -3054,7 +3632,7 @@
               <w:rPr>
                 <w:sz w:val="18"/>
               </w:rPr>
-              <w:t>132</w:t>
+              <w:t>168</w:t>
             </w:r>
           </w:p>
         </w:tc>
@@ -3067,7 +3645,7 @@
               <w:rPr>
                 <w:sz w:val="18"/>
               </w:rPr>
-              <w:t>5.740</w:t>
+              <w:t>5.342</w:t>
             </w:r>
           </w:p>
         </w:tc>
@@ -3080,7 +3658,7 @@
               <w:rPr>
                 <w:sz w:val="18"/>
               </w:rPr>
-              <w:t>6.083</w:t>
+              <w:t>5.948</w:t>
             </w:r>
           </w:p>
         </w:tc>
@@ -3093,7 +3671,7 @@
               <w:rPr>
                 <w:sz w:val="18"/>
               </w:rPr>
-              <w:t>0.378</w:t>
+              <w:t>0.451</w:t>
             </w:r>
           </w:p>
         </w:tc>
@@ -3121,7 +3699,7 @@
               <w:rPr>
                 <w:sz w:val="18"/>
               </w:rPr>
-              <w:t>B18</w:t>
+              <w:t>B0007</w:t>
             </w:r>
           </w:p>
         </w:tc>
@@ -3134,7 +3712,7 @@
               <w:rPr>
                 <w:sz w:val="18"/>
               </w:rPr>
-              <w:t>336</w:t>
+              <w:t>468</w:t>
             </w:r>
           </w:p>
         </w:tc>
@@ -3147,7 +3725,7 @@
               <w:rPr>
                 <w:sz w:val="18"/>
               </w:rPr>
-              <w:t>132</w:t>
+              <w:t>168</w:t>
             </w:r>
           </w:p>
         </w:tc>
@@ -3160,7 +3738,7 @@
               <w:rPr>
                 <w:sz w:val="18"/>
               </w:rPr>
-              <w:t>4.209</w:t>
+              <w:t>16.229</w:t>
             </w:r>
           </w:p>
         </w:tc>
@@ -3173,7 +3751,7 @@
               <w:rPr>
                 <w:sz w:val="18"/>
               </w:rPr>
-              <w:t>4.456</w:t>
+              <w:t>16.295</w:t>
             </w:r>
           </w:p>
         </w:tc>
@@ -3186,7 +3764,7 @@
               <w:rPr>
                 <w:sz w:val="18"/>
               </w:rPr>
-              <w:t>0.666</w:t>
+              <w:t>-3.124</w:t>
             </w:r>
           </w:p>
         </w:tc>
@@ -3214,7 +3792,7 @@
               <w:rPr>
                 <w:sz w:val="18"/>
               </w:rPr>
-              <w:t>B18</w:t>
+              <w:t>B0007</w:t>
             </w:r>
           </w:p>
         </w:tc>
@@ -3227,7 +3805,7 @@
               <w:rPr>
                 <w:sz w:val="18"/>
               </w:rPr>
-              <w:t>336</w:t>
+              <w:t>468</w:t>
             </w:r>
           </w:p>
         </w:tc>
@@ -3240,7 +3818,7 @@
               <w:rPr>
                 <w:sz w:val="18"/>
               </w:rPr>
-              <w:t>132</w:t>
+              <w:t>168</w:t>
             </w:r>
           </w:p>
         </w:tc>
@@ -3253,7 +3831,7 @@
               <w:rPr>
                 <w:sz w:val="18"/>
               </w:rPr>
-              <w:t>1.203</w:t>
+              <w:t>2.086</w:t>
             </w:r>
           </w:p>
         </w:tc>
@@ -3266,7 +3844,7 @@
               <w:rPr>
                 <w:sz w:val="18"/>
               </w:rPr>
-              <w:t>1.647</w:t>
+              <w:t>2.484</w:t>
             </w:r>
           </w:p>
         </w:tc>
@@ -3279,7 +3857,7 @@
               <w:rPr>
                 <w:sz w:val="18"/>
               </w:rPr>
-              <w:t>0.954</w:t>
+              <w:t>0.904</w:t>
             </w:r>
           </w:p>
         </w:tc>
@@ -3307,7 +3885,7 @@
               <w:rPr>
                 <w:sz w:val="18"/>
               </w:rPr>
-              <w:t>B18</w:t>
+              <w:t>B0007</w:t>
             </w:r>
           </w:p>
         </w:tc>
@@ -3320,7 +3898,7 @@
               <w:rPr>
                 <w:sz w:val="18"/>
               </w:rPr>
-              <w:t>336</w:t>
+              <w:t>468</w:t>
             </w:r>
           </w:p>
         </w:tc>
@@ -3333,6 +3911,99 @@
               <w:rPr>
                 <w:sz w:val="18"/>
               </w:rPr>
+              <w:t>168</w:t>
+            </w:r>
+          </w:p>
+        </w:tc>
+        <w:tc>
+          <w:tcPr>
+            <w:tcW w:type="dxa" w:w="1303"/>
+          </w:tcPr>
+          <w:p>
+            <w:r>
+              <w:rPr>
+                <w:sz w:val="18"/>
+              </w:rPr>
+              <w:t>2.502</w:t>
+            </w:r>
+          </w:p>
+        </w:tc>
+        <w:tc>
+          <w:tcPr>
+            <w:tcW w:type="dxa" w:w="1303"/>
+          </w:tcPr>
+          <w:p>
+            <w:r>
+              <w:rPr>
+                <w:sz w:val="18"/>
+              </w:rPr>
+              <w:t>2.757</w:t>
+            </w:r>
+          </w:p>
+        </w:tc>
+        <w:tc>
+          <w:tcPr>
+            <w:tcW w:type="dxa" w:w="1303"/>
+          </w:tcPr>
+          <w:p>
+            <w:r>
+              <w:rPr>
+                <w:sz w:val="18"/>
+              </w:rPr>
+              <w:t>0.882</w:t>
+            </w:r>
+          </w:p>
+        </w:tc>
+      </w:tr>
+      <w:tr>
+        <w:tc>
+          <w:tcPr>
+            <w:tcW w:type="dxa" w:w="1303"/>
+          </w:tcPr>
+          <w:p>
+            <w:r>
+              <w:rPr>
+                <w:sz w:val="18"/>
+              </w:rPr>
+              <w:t>Mean baseline</w:t>
+            </w:r>
+          </w:p>
+        </w:tc>
+        <w:tc>
+          <w:tcPr>
+            <w:tcW w:type="dxa" w:w="1303"/>
+          </w:tcPr>
+          <w:p>
+            <w:r>
+              <w:rPr>
+                <w:sz w:val="18"/>
+              </w:rPr>
+              <w:t>B0018</w:t>
+            </w:r>
+          </w:p>
+        </w:tc>
+        <w:tc>
+          <w:tcPr>
+            <w:tcW w:type="dxa" w:w="1303"/>
+          </w:tcPr>
+          <w:p>
+            <w:r>
+              <w:rPr>
+                <w:sz w:val="18"/>
+              </w:rPr>
+              <w:t>504</w:t>
+            </w:r>
+          </w:p>
+        </w:tc>
+        <w:tc>
+          <w:tcPr>
+            <w:tcW w:type="dxa" w:w="1303"/>
+          </w:tcPr>
+          <w:p>
+            <w:r>
+              <w:rPr>
+                <w:sz w:val="18"/>
+              </w:rPr>
               <w:t>132</w:t>
             </w:r>
           </w:p>
@@ -3346,7 +4017,7 @@
               <w:rPr>
                 <w:sz w:val="18"/>
               </w:rPr>
-              <w:t>1.479</w:t>
+              <w:t>7.034</w:t>
             </w:r>
           </w:p>
         </w:tc>
@@ -3359,7 +4030,7 @@
               <w:rPr>
                 <w:sz w:val="18"/>
               </w:rPr>
-              <w:t>1.816</w:t>
+              <w:t>7.861</w:t>
             </w:r>
           </w:p>
         </w:tc>
@@ -3372,7 +4043,379 @@
               <w:rPr>
                 <w:sz w:val="18"/>
               </w:rPr>
-              <w:t>0.945</w:t>
+              <w:t>-0.038</w:t>
+            </w:r>
+          </w:p>
+        </w:tc>
+      </w:tr>
+      <w:tr>
+        <w:tc>
+          <w:tcPr>
+            <w:tcW w:type="dxa" w:w="1303"/>
+          </w:tcPr>
+          <w:p>
+            <w:r>
+              <w:rPr>
+                <w:sz w:val="18"/>
+              </w:rPr>
+              <w:t>Cycle Ridge</w:t>
+            </w:r>
+          </w:p>
+        </w:tc>
+        <w:tc>
+          <w:tcPr>
+            <w:tcW w:type="dxa" w:w="1303"/>
+          </w:tcPr>
+          <w:p>
+            <w:r>
+              <w:rPr>
+                <w:sz w:val="18"/>
+              </w:rPr>
+              <w:t>B0018</w:t>
+            </w:r>
+          </w:p>
+        </w:tc>
+        <w:tc>
+          <w:tcPr>
+            <w:tcW w:type="dxa" w:w="1303"/>
+          </w:tcPr>
+          <w:p>
+            <w:r>
+              <w:rPr>
+                <w:sz w:val="18"/>
+              </w:rPr>
+              <w:t>504</w:t>
+            </w:r>
+          </w:p>
+        </w:tc>
+        <w:tc>
+          <w:tcPr>
+            <w:tcW w:type="dxa" w:w="1303"/>
+          </w:tcPr>
+          <w:p>
+            <w:r>
+              <w:rPr>
+                <w:sz w:val="18"/>
+              </w:rPr>
+              <w:t>132</w:t>
+            </w:r>
+          </w:p>
+        </w:tc>
+        <w:tc>
+          <w:tcPr>
+            <w:tcW w:type="dxa" w:w="1303"/>
+          </w:tcPr>
+          <w:p>
+            <w:r>
+              <w:rPr>
+                <w:sz w:val="18"/>
+              </w:rPr>
+              <w:t>5.171</w:t>
+            </w:r>
+          </w:p>
+        </w:tc>
+        <w:tc>
+          <w:tcPr>
+            <w:tcW w:type="dxa" w:w="1303"/>
+          </w:tcPr>
+          <w:p>
+            <w:r>
+              <w:rPr>
+                <w:sz w:val="18"/>
+              </w:rPr>
+              <w:t>5.511</w:t>
+            </w:r>
+          </w:p>
+        </w:tc>
+        <w:tc>
+          <w:tcPr>
+            <w:tcW w:type="dxa" w:w="1303"/>
+          </w:tcPr>
+          <w:p>
+            <w:r>
+              <w:rPr>
+                <w:sz w:val="18"/>
+              </w:rPr>
+              <w:t>0.490</w:t>
+            </w:r>
+          </w:p>
+        </w:tc>
+      </w:tr>
+      <w:tr>
+        <w:tc>
+          <w:tcPr>
+            <w:tcW w:type="dxa" w:w="1303"/>
+          </w:tcPr>
+          <w:p>
+            <w:r>
+              <w:rPr>
+                <w:sz w:val="18"/>
+              </w:rPr>
+              <w:t>Signal Ridge</w:t>
+            </w:r>
+          </w:p>
+        </w:tc>
+        <w:tc>
+          <w:tcPr>
+            <w:tcW w:type="dxa" w:w="1303"/>
+          </w:tcPr>
+          <w:p>
+            <w:r>
+              <w:rPr>
+                <w:sz w:val="18"/>
+              </w:rPr>
+              <w:t>B0018</w:t>
+            </w:r>
+          </w:p>
+        </w:tc>
+        <w:tc>
+          <w:tcPr>
+            <w:tcW w:type="dxa" w:w="1303"/>
+          </w:tcPr>
+          <w:p>
+            <w:r>
+              <w:rPr>
+                <w:sz w:val="18"/>
+              </w:rPr>
+              <w:t>504</w:t>
+            </w:r>
+          </w:p>
+        </w:tc>
+        <w:tc>
+          <w:tcPr>
+            <w:tcW w:type="dxa" w:w="1303"/>
+          </w:tcPr>
+          <w:p>
+            <w:r>
+              <w:rPr>
+                <w:sz w:val="18"/>
+              </w:rPr>
+              <w:t>132</w:t>
+            </w:r>
+          </w:p>
+        </w:tc>
+        <w:tc>
+          <w:tcPr>
+            <w:tcW w:type="dxa" w:w="1303"/>
+          </w:tcPr>
+          <w:p>
+            <w:r>
+              <w:rPr>
+                <w:sz w:val="18"/>
+              </w:rPr>
+              <w:t>5.739</w:t>
+            </w:r>
+          </w:p>
+        </w:tc>
+        <w:tc>
+          <w:tcPr>
+            <w:tcW w:type="dxa" w:w="1303"/>
+          </w:tcPr>
+          <w:p>
+            <w:r>
+              <w:rPr>
+                <w:sz w:val="18"/>
+              </w:rPr>
+              <w:t>6.015</w:t>
+            </w:r>
+          </w:p>
+        </w:tc>
+        <w:tc>
+          <w:tcPr>
+            <w:tcW w:type="dxa" w:w="1303"/>
+          </w:tcPr>
+          <w:p>
+            <w:r>
+              <w:rPr>
+                <w:sz w:val="18"/>
+              </w:rPr>
+              <w:t>0.392</w:t>
+            </w:r>
+          </w:p>
+        </w:tc>
+      </w:tr>
+      <w:tr>
+        <w:tc>
+          <w:tcPr>
+            <w:tcW w:type="dxa" w:w="1303"/>
+          </w:tcPr>
+          <w:p>
+            <w:r>
+              <w:rPr>
+                <w:sz w:val="18"/>
+              </w:rPr>
+              <w:t>Random Forest</w:t>
+            </w:r>
+          </w:p>
+        </w:tc>
+        <w:tc>
+          <w:tcPr>
+            <w:tcW w:type="dxa" w:w="1303"/>
+          </w:tcPr>
+          <w:p>
+            <w:r>
+              <w:rPr>
+                <w:sz w:val="18"/>
+              </w:rPr>
+              <w:t>B0018</w:t>
+            </w:r>
+          </w:p>
+        </w:tc>
+        <w:tc>
+          <w:tcPr>
+            <w:tcW w:type="dxa" w:w="1303"/>
+          </w:tcPr>
+          <w:p>
+            <w:r>
+              <w:rPr>
+                <w:sz w:val="18"/>
+              </w:rPr>
+              <w:t>504</w:t>
+            </w:r>
+          </w:p>
+        </w:tc>
+        <w:tc>
+          <w:tcPr>
+            <w:tcW w:type="dxa" w:w="1303"/>
+          </w:tcPr>
+          <w:p>
+            <w:r>
+              <w:rPr>
+                <w:sz w:val="18"/>
+              </w:rPr>
+              <w:t>132</w:t>
+            </w:r>
+          </w:p>
+        </w:tc>
+        <w:tc>
+          <w:tcPr>
+            <w:tcW w:type="dxa" w:w="1303"/>
+          </w:tcPr>
+          <w:p>
+            <w:r>
+              <w:rPr>
+                <w:sz w:val="18"/>
+              </w:rPr>
+              <w:t>3.228</w:t>
+            </w:r>
+          </w:p>
+        </w:tc>
+        <w:tc>
+          <w:tcPr>
+            <w:tcW w:type="dxa" w:w="1303"/>
+          </w:tcPr>
+          <w:p>
+            <w:r>
+              <w:rPr>
+                <w:sz w:val="18"/>
+              </w:rPr>
+              <w:t>3.495</w:t>
+            </w:r>
+          </w:p>
+        </w:tc>
+        <w:tc>
+          <w:tcPr>
+            <w:tcW w:type="dxa" w:w="1303"/>
+          </w:tcPr>
+          <w:p>
+            <w:r>
+              <w:rPr>
+                <w:sz w:val="18"/>
+              </w:rPr>
+              <w:t>0.795</w:t>
+            </w:r>
+          </w:p>
+        </w:tc>
+      </w:tr>
+      <w:tr>
+        <w:tc>
+          <w:tcPr>
+            <w:tcW w:type="dxa" w:w="1303"/>
+          </w:tcPr>
+          <w:p>
+            <w:r>
+              <w:rPr>
+                <w:sz w:val="18"/>
+              </w:rPr>
+              <w:t>HistGradientBoosting</w:t>
+            </w:r>
+          </w:p>
+        </w:tc>
+        <w:tc>
+          <w:tcPr>
+            <w:tcW w:type="dxa" w:w="1303"/>
+          </w:tcPr>
+          <w:p>
+            <w:r>
+              <w:rPr>
+                <w:sz w:val="18"/>
+              </w:rPr>
+              <w:t>B0018</w:t>
+            </w:r>
+          </w:p>
+        </w:tc>
+        <w:tc>
+          <w:tcPr>
+            <w:tcW w:type="dxa" w:w="1303"/>
+          </w:tcPr>
+          <w:p>
+            <w:r>
+              <w:rPr>
+                <w:sz w:val="18"/>
+              </w:rPr>
+              <w:t>504</w:t>
+            </w:r>
+          </w:p>
+        </w:tc>
+        <w:tc>
+          <w:tcPr>
+            <w:tcW w:type="dxa" w:w="1303"/>
+          </w:tcPr>
+          <w:p>
+            <w:r>
+              <w:rPr>
+                <w:sz w:val="18"/>
+              </w:rPr>
+              <w:t>132</w:t>
+            </w:r>
+          </w:p>
+        </w:tc>
+        <w:tc>
+          <w:tcPr>
+            <w:tcW w:type="dxa" w:w="1303"/>
+          </w:tcPr>
+          <w:p>
+            <w:r>
+              <w:rPr>
+                <w:sz w:val="18"/>
+              </w:rPr>
+              <w:t>3.862</w:t>
+            </w:r>
+          </w:p>
+        </w:tc>
+        <w:tc>
+          <w:tcPr>
+            <w:tcW w:type="dxa" w:w="1303"/>
+          </w:tcPr>
+          <w:p>
+            <w:r>
+              <w:rPr>
+                <w:sz w:val="18"/>
+              </w:rPr>
+              <w:t>4.051</w:t>
+            </w:r>
+          </w:p>
+        </w:tc>
+        <w:tc>
+          <w:tcPr>
+            <w:tcW w:type="dxa" w:w="1303"/>
+          </w:tcPr>
+          <w:p>
+            <w:r>
+              <w:rPr>
+                <w:sz w:val="18"/>
+              </w:rPr>
+              <w:t>0.724</w:t>
             </w:r>
           </w:p>
         </w:tc>
@@ -3380,14 +4423,19 @@
     </w:tbl>
     <w:p>
       <w:r>
-        <w:t>Random Forest có MAE khoảng 1,20–1,26 điểm phần trăm trên ba pin. Signal Ridge kém Cycle Ridge ở B05 và B07, cho thấy thêm đặc trưng không bảo đảm cải thiện khi quan hệ thực tế không được biểu diễn tốt bằng mô hình tuyến tính. Mean baseline có R² âm ở cả ba pin; trung bình của hai pin huấn luyện không mô tả đủ biến thiên của pin kiểm thử.</w:t>
+        <w:t>B0006 là trường hợp RF có sai số lớn hơn các pin còn lại trong thiết kế hiện tại. Đây là pin bổ sung so với bản thực nghiệm ba pin ban đầu, làm thay đổi cả tập train của các vòng khác. Không sử dụng điểm số 1,24 của bản ba pin cũ để mô tả bộ bốn pin mới. Việc mở rộng dữ liệu có thể làm chỉ số xấu đi nhưng phản ánh bài toán khó hơn.</w:t>
+      </w:r>
+    </w:p>
+    <w:p>
+      <w:r>
+        <w:t>Ở B0005, Cycle Ridge có MAE thấp hơn RF. Signal Ridge thất bại rõ ở B0007, có R² âm, cho thấy quan hệ tuyến tính của các tín hiệu và điều kiện giữa pin không ổn định theo cấu hình này. Không ẩn các cấu hình kém hoặc chỉ báo cáo pin tốt nhất.</w:t>
       </w:r>
     </w:p>
     <w:p>
       <w:r>
         <w:drawing>
           <wp:inline xmlns:a="http://schemas.openxmlformats.org/drawingml/2006/main" xmlns:pic="http://schemas.openxmlformats.org/drawingml/2006/picture">
-            <wp:extent cx="5486400" cy="1463040"/>
+            <wp:extent cx="5580000" cy="3720000"/>
             <wp:docPr id="2" name="Picture 2"/>
             <wp:cNvGraphicFramePr>
               <a:graphicFrameLocks noChangeAspect="1"/>
@@ -3408,7 +4456,7 @@
                   <pic:spPr>
                     <a:xfrm>
                       <a:off x="0" y="0"/>
-                      <a:ext cx="5486400" cy="1463040"/>
+                      <a:ext cx="5580000" cy="3720000"/>
                     </a:xfrm>
                     <a:prstGeom prst="rect"/>
                   </pic:spPr>
@@ -3421,7 +4469,7 @@
     </w:p>
     <w:p>
       <w:r>
-        <w:t>SOH thực tế và dự đoán kiểm thử</w:t>
+        <w:t>SOH đo và dự đoán khi giữ riêng từng pin</w:t>
       </w:r>
     </w:p>
     <w:p>
@@ -3429,17 +4477,53 @@
         <w:pStyle w:val="Heading2"/>
       </w:pPr>
       <w:r>
-        <w:t>4.3. Kiểm thử phần mềm và tính tái lập</w:t>
+        <w:t>4.3. Phân tích lỗi</w:t>
       </w:r>
     </w:p>
     <w:p>
       <w:r>
-        <w:t>Bộ kiểm thử xác minh đặc trưng không phụ thuộc tín hiệu sau cửa sổ hoặc nhãn; kiểm tra ranh giới 120 giây, thiếu cột, thiếu mẫu, thời gian trùng, dòng không phải xả, tín hiệu thiếu và nhãn không nhất quán. Kiểm tra kết quả bảo đảm mỗi chu kỳ có đúng một dự đoán kiểm thử cho mỗi mô hình. Kiểm thử ứng dụng chạy luồng dùng CSV mẫu và luồng chưa nhập dữ liệu.</w:t>
+        <w:drawing>
+          <wp:inline xmlns:a="http://schemas.openxmlformats.org/drawingml/2006/main" xmlns:pic="http://schemas.openxmlformats.org/drawingml/2006/picture">
+            <wp:extent cx="5580000" cy="2029091"/>
+            <wp:docPr id="3" name="Picture 3"/>
+            <wp:cNvGraphicFramePr>
+              <a:graphicFrameLocks noChangeAspect="1"/>
+            </wp:cNvGraphicFramePr>
+            <a:graphic>
+              <a:graphicData uri="http://schemas.openxmlformats.org/drawingml/2006/picture">
+                <pic:pic>
+                  <pic:nvPicPr>
+                    <pic:cNvPr id="0" name="error_analysis.png"/>
+                    <pic:cNvPicPr/>
+                  </pic:nvPicPr>
+                  <pic:blipFill>
+                    <a:blip r:embed="rId12"/>
+                    <a:stretch>
+                      <a:fillRect/>
+                    </a:stretch>
+                  </pic:blipFill>
+                  <pic:spPr>
+                    <a:xfrm>
+                      <a:off x="0" y="0"/>
+                      <a:ext cx="5580000" cy="2029091"/>
+                    </a:xfrm>
+                    <a:prstGeom prst="rect"/>
+                  </pic:spPr>
+                </pic:pic>
+              </a:graphicData>
+            </a:graphic>
+          </wp:inline>
+        </w:drawing>
       </w:r>
     </w:p>
     <w:p>
       <w:r>
-        <w:t>Số lượng và kết quả kiểm thử thực tế được lưu trong reports/verification.json bởi script setup. Notebook khám phá được thực thi bằng kernel Python của môi trường hiện tại. Server demo cần khởi động lại sau khi môi trường được khôi phục; việc giữ mô hình trên đĩa không giữ tiến trình server.</w:t>
+        <w:t>Sai số và dự đoán kiểm thử RF</w:t>
+      </w:r>
+    </w:p>
+    <w:p>
+      <w:r>
+        <w:t>Đồ thị dự đoán so với nhãn có đường tham chiếu y=x; độ lệch khỏi đường này biểu thị sai số. Biểu đồ sai số theo chu kỳ cho phép quan sát thiên lệch theo giai đoạn sử dụng. Mỗi điểm là một dự đoán kiểm thử, không phải dự đoán từ mô hình fit cả bốn pin. Sai số có thể chịu ảnh hưởng khác biệt dung lượng ban đầu, ngưỡng kết thúc xả và tín hiệu đầu chu kỳ; chưa có thực nghiệm tách riêng từng nguyên nhân nên không đưa ra kết luận nhân quả.</w:t>
       </w:r>
     </w:p>
     <w:p>
@@ -3447,63 +4531,1305 @@
         <w:pStyle w:val="Heading2"/>
       </w:pPr>
       <w:r>
-        <w:t>4.4. Hạn chế</w:t>
+        <w:t>4.4. Bỏ nhóm đặc trưng</w:t>
+      </w:r>
+    </w:p>
+    <w:tbl>
+      <w:tblPr>
+        <w:tblStyle w:val="TableGrid"/>
+        <w:tblW w:type="auto" w:w="0"/>
+        <w:tblLook w:firstColumn="1" w:firstRow="1" w:lastColumn="0" w:lastRow="0" w:noHBand="0" w:noVBand="1" w:val="04A0"/>
+      </w:tblPr>
+      <w:tblGrid>
+        <w:gridCol w:w="3041"/>
+        <w:gridCol w:w="3041"/>
+        <w:gridCol w:w="3041"/>
+      </w:tblGrid>
+      <w:tr>
+        <w:tc>
+          <w:tcPr>
+            <w:tcW w:type="dxa" w:w="3041"/>
+          </w:tcPr>
+          <w:p>
+            <w:r>
+              <w:rPr>
+                <w:sz w:val="18"/>
+              </w:rPr>
+              <w:t>configuration</w:t>
+            </w:r>
+          </w:p>
+        </w:tc>
+        <w:tc>
+          <w:tcPr>
+            <w:tcW w:type="dxa" w:w="3041"/>
+          </w:tcPr>
+          <w:p>
+            <w:r>
+              <w:rPr>
+                <w:sz w:val="18"/>
+              </w:rPr>
+              <w:t>mae</w:t>
+            </w:r>
+          </w:p>
+        </w:tc>
+        <w:tc>
+          <w:tcPr>
+            <w:tcW w:type="dxa" w:w="3041"/>
+          </w:tcPr>
+          <w:p>
+            <w:r>
+              <w:rPr>
+                <w:sz w:val="18"/>
+              </w:rPr>
+              <w:t>rmse</w:t>
+            </w:r>
+          </w:p>
+        </w:tc>
+      </w:tr>
+      <w:tr>
+        <w:tc>
+          <w:tcPr>
+            <w:tcW w:type="dxa" w:w="3041"/>
+          </w:tcPr>
+          <w:p>
+            <w:r>
+              <w:rPr>
+                <w:sz w:val="18"/>
+              </w:rPr>
+              <w:t>Full features</w:t>
+            </w:r>
+          </w:p>
+        </w:tc>
+        <w:tc>
+          <w:tcPr>
+            <w:tcW w:type="dxa" w:w="3041"/>
+          </w:tcPr>
+          <w:p>
+            <w:r>
+              <w:rPr>
+                <w:sz w:val="18"/>
+              </w:rPr>
+              <w:t>2.724</w:t>
+            </w:r>
+          </w:p>
+        </w:tc>
+        <w:tc>
+          <w:tcPr>
+            <w:tcW w:type="dxa" w:w="3041"/>
+          </w:tcPr>
+          <w:p>
+            <w:r>
+              <w:rPr>
+                <w:sz w:val="18"/>
+              </w:rPr>
+              <w:t>3.189</w:t>
+            </w:r>
+          </w:p>
+        </w:tc>
+      </w:tr>
+      <w:tr>
+        <w:tc>
+          <w:tcPr>
+            <w:tcW w:type="dxa" w:w="3041"/>
+          </w:tcPr>
+          <w:p>
+            <w:r>
+              <w:rPr>
+                <w:sz w:val="18"/>
+              </w:rPr>
+              <w:t>Without cycle</w:t>
+            </w:r>
+          </w:p>
+        </w:tc>
+        <w:tc>
+          <w:tcPr>
+            <w:tcW w:type="dxa" w:w="3041"/>
+          </w:tcPr>
+          <w:p>
+            <w:r>
+              <w:rPr>
+                <w:sz w:val="18"/>
+              </w:rPr>
+              <w:t>2.768</w:t>
+            </w:r>
+          </w:p>
+        </w:tc>
+        <w:tc>
+          <w:tcPr>
+            <w:tcW w:type="dxa" w:w="3041"/>
+          </w:tcPr>
+          <w:p>
+            <w:r>
+              <w:rPr>
+                <w:sz w:val="18"/>
+              </w:rPr>
+              <w:t>3.349</w:t>
+            </w:r>
+          </w:p>
+        </w:tc>
+      </w:tr>
+      <w:tr>
+        <w:tc>
+          <w:tcPr>
+            <w:tcW w:type="dxa" w:w="3041"/>
+          </w:tcPr>
+          <w:p>
+            <w:r>
+              <w:rPr>
+                <w:sz w:val="18"/>
+              </w:rPr>
+              <w:t>Without temperature</w:t>
+            </w:r>
+          </w:p>
+        </w:tc>
+        <w:tc>
+          <w:tcPr>
+            <w:tcW w:type="dxa" w:w="3041"/>
+          </w:tcPr>
+          <w:p>
+            <w:r>
+              <w:rPr>
+                <w:sz w:val="18"/>
+              </w:rPr>
+              <w:t>2.590</w:t>
+            </w:r>
+          </w:p>
+        </w:tc>
+        <w:tc>
+          <w:tcPr>
+            <w:tcW w:type="dxa" w:w="3041"/>
+          </w:tcPr>
+          <w:p>
+            <w:r>
+              <w:rPr>
+                <w:sz w:val="18"/>
+              </w:rPr>
+              <w:t>3.048</w:t>
+            </w:r>
+          </w:p>
+        </w:tc>
+      </w:tr>
+    </w:tbl>
+    <w:p>
+      <w:r>
+        <w:t>Bỏ chỉ số chu kỳ làm macro MAE thay đổi nhẹ. Bỏ nhiệt độ có MAE thấp hơn cấu hình đầy đủ trong thí nghiệm bổ sung này. Không có cơ sở tuyên bố nhiệt độ không quan trọng trong mọi điều kiện; bốn pin và phạm vi môi trường hẹp chưa đủ đánh giá khái quát. Kết quả chỉ cho thấy nhóm nhiệt độ hiện tại không bảo đảm cải thiện ở cấu hình đã dùng.</w:t>
       </w:r>
     </w:p>
     <w:p>
       <w:pPr>
-        <w:pStyle w:val="ListBullet"/>
+        <w:pStyle w:val="Heading2"/>
       </w:pPr>
       <w:r>
-        <w:t>Chỉ ba pin trong thực nghiệm chính, chưa có khoảng tin cậy đáng tin cậy theo quần thể pin.</w:t>
+        <w:t>4.5. Kiểm thử theo thời gian</w:t>
+      </w:r>
+    </w:p>
+    <w:tbl>
+      <w:tblPr>
+        <w:tblStyle w:val="TableGrid"/>
+        <w:tblW w:type="auto" w:w="0"/>
+        <w:tblLook w:firstColumn="1" w:firstRow="1" w:lastColumn="0" w:lastRow="0" w:noHBand="0" w:noVBand="1" w:val="04A0"/>
+      </w:tblPr>
+      <w:tblGrid>
+        <w:gridCol w:w="1140"/>
+        <w:gridCol w:w="1140"/>
+        <w:gridCol w:w="1140"/>
+        <w:gridCol w:w="1140"/>
+        <w:gridCol w:w="1140"/>
+        <w:gridCol w:w="1140"/>
+        <w:gridCol w:w="1140"/>
+        <w:gridCol w:w="1140"/>
+      </w:tblGrid>
+      <w:tr>
+        <w:tc>
+          <w:tcPr>
+            <w:tcW w:type="dxa" w:w="1140"/>
+          </w:tcPr>
+          <w:p>
+            <w:r>
+              <w:rPr>
+                <w:sz w:val="18"/>
+              </w:rPr>
+              <w:t>battery</w:t>
+            </w:r>
+          </w:p>
+        </w:tc>
+        <w:tc>
+          <w:tcPr>
+            <w:tcW w:type="dxa" w:w="1140"/>
+          </w:tcPr>
+          <w:p>
+            <w:r>
+              <w:rPr>
+                <w:sz w:val="18"/>
+              </w:rPr>
+              <w:t>model</w:t>
+            </w:r>
+          </w:p>
+        </w:tc>
+        <w:tc>
+          <w:tcPr>
+            <w:tcW w:type="dxa" w:w="1140"/>
+          </w:tcPr>
+          <w:p>
+            <w:r>
+              <w:rPr>
+                <w:sz w:val="18"/>
+              </w:rPr>
+              <w:t>n_train</w:t>
+            </w:r>
+          </w:p>
+        </w:tc>
+        <w:tc>
+          <w:tcPr>
+            <w:tcW w:type="dxa" w:w="1140"/>
+          </w:tcPr>
+          <w:p>
+            <w:r>
+              <w:rPr>
+                <w:sz w:val="18"/>
+              </w:rPr>
+              <w:t>n_test</w:t>
+            </w:r>
+          </w:p>
+        </w:tc>
+        <w:tc>
+          <w:tcPr>
+            <w:tcW w:type="dxa" w:w="1140"/>
+          </w:tcPr>
+          <w:p>
+            <w:r>
+              <w:rPr>
+                <w:sz w:val="18"/>
+              </w:rPr>
+              <w:t>last_train_cycle</w:t>
+            </w:r>
+          </w:p>
+        </w:tc>
+        <w:tc>
+          <w:tcPr>
+            <w:tcW w:type="dxa" w:w="1140"/>
+          </w:tcPr>
+          <w:p>
+            <w:r>
+              <w:rPr>
+                <w:sz w:val="18"/>
+              </w:rPr>
+              <w:t>first_test_cycle</w:t>
+            </w:r>
+          </w:p>
+        </w:tc>
+        <w:tc>
+          <w:tcPr>
+            <w:tcW w:type="dxa" w:w="1140"/>
+          </w:tcPr>
+          <w:p>
+            <w:r>
+              <w:rPr>
+                <w:sz w:val="18"/>
+              </w:rPr>
+              <w:t>mae</w:t>
+            </w:r>
+          </w:p>
+        </w:tc>
+        <w:tc>
+          <w:tcPr>
+            <w:tcW w:type="dxa" w:w="1140"/>
+          </w:tcPr>
+          <w:p>
+            <w:r>
+              <w:rPr>
+                <w:sz w:val="18"/>
+              </w:rPr>
+              <w:t>rmse</w:t>
+            </w:r>
+          </w:p>
+        </w:tc>
+      </w:tr>
+      <w:tr>
+        <w:tc>
+          <w:tcPr>
+            <w:tcW w:type="dxa" w:w="1140"/>
+          </w:tcPr>
+          <w:p>
+            <w:r>
+              <w:rPr>
+                <w:sz w:val="18"/>
+              </w:rPr>
+              <w:t>B0005</w:t>
+            </w:r>
+          </w:p>
+        </w:tc>
+        <w:tc>
+          <w:tcPr>
+            <w:tcW w:type="dxa" w:w="1140"/>
+          </w:tcPr>
+          <w:p>
+            <w:r>
+              <w:rPr>
+                <w:sz w:val="18"/>
+              </w:rPr>
+              <w:t>Random Forest</w:t>
+            </w:r>
+          </w:p>
+        </w:tc>
+        <w:tc>
+          <w:tcPr>
+            <w:tcW w:type="dxa" w:w="1140"/>
+          </w:tcPr>
+          <w:p>
+            <w:r>
+              <w:rPr>
+                <w:sz w:val="18"/>
+              </w:rPr>
+              <w:t>117</w:t>
+            </w:r>
+          </w:p>
+        </w:tc>
+        <w:tc>
+          <w:tcPr>
+            <w:tcW w:type="dxa" w:w="1140"/>
+          </w:tcPr>
+          <w:p>
+            <w:r>
+              <w:rPr>
+                <w:sz w:val="18"/>
+              </w:rPr>
+              <w:t>51</w:t>
+            </w:r>
+          </w:p>
+        </w:tc>
+        <w:tc>
+          <w:tcPr>
+            <w:tcW w:type="dxa" w:w="1140"/>
+          </w:tcPr>
+          <w:p>
+            <w:r>
+              <w:rPr>
+                <w:sz w:val="18"/>
+              </w:rPr>
+              <w:t>117</w:t>
+            </w:r>
+          </w:p>
+        </w:tc>
+        <w:tc>
+          <w:tcPr>
+            <w:tcW w:type="dxa" w:w="1140"/>
+          </w:tcPr>
+          <w:p>
+            <w:r>
+              <w:rPr>
+                <w:sz w:val="18"/>
+              </w:rPr>
+              <w:t>118</w:t>
+            </w:r>
+          </w:p>
+        </w:tc>
+        <w:tc>
+          <w:tcPr>
+            <w:tcW w:type="dxa" w:w="1140"/>
+          </w:tcPr>
+          <w:p>
+            <w:r>
+              <w:rPr>
+                <w:sz w:val="18"/>
+              </w:rPr>
+              <w:t>4.453</w:t>
+            </w:r>
+          </w:p>
+        </w:tc>
+        <w:tc>
+          <w:tcPr>
+            <w:tcW w:type="dxa" w:w="1140"/>
+          </w:tcPr>
+          <w:p>
+            <w:r>
+              <w:rPr>
+                <w:sz w:val="18"/>
+              </w:rPr>
+              <w:t>4.857</w:t>
+            </w:r>
+          </w:p>
+        </w:tc>
+      </w:tr>
+      <w:tr>
+        <w:tc>
+          <w:tcPr>
+            <w:tcW w:type="dxa" w:w="1140"/>
+          </w:tcPr>
+          <w:p>
+            <w:r>
+              <w:rPr>
+                <w:sz w:val="18"/>
+              </w:rPr>
+              <w:t>B0005</w:t>
+            </w:r>
+          </w:p>
+        </w:tc>
+        <w:tc>
+          <w:tcPr>
+            <w:tcW w:type="dxa" w:w="1140"/>
+          </w:tcPr>
+          <w:p>
+            <w:r>
+              <w:rPr>
+                <w:sz w:val="18"/>
+              </w:rPr>
+              <w:t>Last known SOH</w:t>
+            </w:r>
+          </w:p>
+        </w:tc>
+        <w:tc>
+          <w:tcPr>
+            <w:tcW w:type="dxa" w:w="1140"/>
+          </w:tcPr>
+          <w:p>
+            <w:r>
+              <w:rPr>
+                <w:sz w:val="18"/>
+              </w:rPr>
+              <w:t>117</w:t>
+            </w:r>
+          </w:p>
+        </w:tc>
+        <w:tc>
+          <w:tcPr>
+            <w:tcW w:type="dxa" w:w="1140"/>
+          </w:tcPr>
+          <w:p>
+            <w:r>
+              <w:rPr>
+                <w:sz w:val="18"/>
+              </w:rPr>
+              <w:t>51</w:t>
+            </w:r>
+          </w:p>
+        </w:tc>
+        <w:tc>
+          <w:tcPr>
+            <w:tcW w:type="dxa" w:w="1140"/>
+          </w:tcPr>
+          <w:p>
+            <w:r>
+              <w:rPr>
+                <w:sz w:val="18"/>
+              </w:rPr>
+              <w:t>117</w:t>
+            </w:r>
+          </w:p>
+        </w:tc>
+        <w:tc>
+          <w:tcPr>
+            <w:tcW w:type="dxa" w:w="1140"/>
+          </w:tcPr>
+          <w:p>
+            <w:r>
+              <w:rPr>
+                <w:sz w:val="18"/>
+              </w:rPr>
+              <w:t>118</w:t>
+            </w:r>
+          </w:p>
+        </w:tc>
+        <w:tc>
+          <w:tcPr>
+            <w:tcW w:type="dxa" w:w="1140"/>
+          </w:tcPr>
+          <w:p>
+            <w:r>
+              <w:rPr>
+                <w:sz w:val="18"/>
+              </w:rPr>
+              <w:t>3.308</w:t>
+            </w:r>
+          </w:p>
+        </w:tc>
+        <w:tc>
+          <w:tcPr>
+            <w:tcW w:type="dxa" w:w="1140"/>
+          </w:tcPr>
+          <w:p>
+            <w:r>
+              <w:rPr>
+                <w:sz w:val="18"/>
+              </w:rPr>
+              <w:t>3.769</w:t>
+            </w:r>
+          </w:p>
+        </w:tc>
+      </w:tr>
+      <w:tr>
+        <w:tc>
+          <w:tcPr>
+            <w:tcW w:type="dxa" w:w="1140"/>
+          </w:tcPr>
+          <w:p>
+            <w:r>
+              <w:rPr>
+                <w:sz w:val="18"/>
+              </w:rPr>
+              <w:t>B0006</w:t>
+            </w:r>
+          </w:p>
+        </w:tc>
+        <w:tc>
+          <w:tcPr>
+            <w:tcW w:type="dxa" w:w="1140"/>
+          </w:tcPr>
+          <w:p>
+            <w:r>
+              <w:rPr>
+                <w:sz w:val="18"/>
+              </w:rPr>
+              <w:t>Random Forest</w:t>
+            </w:r>
+          </w:p>
+        </w:tc>
+        <w:tc>
+          <w:tcPr>
+            <w:tcW w:type="dxa" w:w="1140"/>
+          </w:tcPr>
+          <w:p>
+            <w:r>
+              <w:rPr>
+                <w:sz w:val="18"/>
+              </w:rPr>
+              <w:t>117</w:t>
+            </w:r>
+          </w:p>
+        </w:tc>
+        <w:tc>
+          <w:tcPr>
+            <w:tcW w:type="dxa" w:w="1140"/>
+          </w:tcPr>
+          <w:p>
+            <w:r>
+              <w:rPr>
+                <w:sz w:val="18"/>
+              </w:rPr>
+              <w:t>51</w:t>
+            </w:r>
+          </w:p>
+        </w:tc>
+        <w:tc>
+          <w:tcPr>
+            <w:tcW w:type="dxa" w:w="1140"/>
+          </w:tcPr>
+          <w:p>
+            <w:r>
+              <w:rPr>
+                <w:sz w:val="18"/>
+              </w:rPr>
+              <w:t>117</w:t>
+            </w:r>
+          </w:p>
+        </w:tc>
+        <w:tc>
+          <w:tcPr>
+            <w:tcW w:type="dxa" w:w="1140"/>
+          </w:tcPr>
+          <w:p>
+            <w:r>
+              <w:rPr>
+                <w:sz w:val="18"/>
+              </w:rPr>
+              <w:t>118</w:t>
+            </w:r>
+          </w:p>
+        </w:tc>
+        <w:tc>
+          <w:tcPr>
+            <w:tcW w:type="dxa" w:w="1140"/>
+          </w:tcPr>
+          <w:p>
+            <w:r>
+              <w:rPr>
+                <w:sz w:val="18"/>
+              </w:rPr>
+              <w:t>5.474</w:t>
+            </w:r>
+          </w:p>
+        </w:tc>
+        <w:tc>
+          <w:tcPr>
+            <w:tcW w:type="dxa" w:w="1140"/>
+          </w:tcPr>
+          <w:p>
+            <w:r>
+              <w:rPr>
+                <w:sz w:val="18"/>
+              </w:rPr>
+              <w:t>6.372</w:t>
+            </w:r>
+          </w:p>
+        </w:tc>
+      </w:tr>
+      <w:tr>
+        <w:tc>
+          <w:tcPr>
+            <w:tcW w:type="dxa" w:w="1140"/>
+          </w:tcPr>
+          <w:p>
+            <w:r>
+              <w:rPr>
+                <w:sz w:val="18"/>
+              </w:rPr>
+              <w:t>B0006</w:t>
+            </w:r>
+          </w:p>
+        </w:tc>
+        <w:tc>
+          <w:tcPr>
+            <w:tcW w:type="dxa" w:w="1140"/>
+          </w:tcPr>
+          <w:p>
+            <w:r>
+              <w:rPr>
+                <w:sz w:val="18"/>
+              </w:rPr>
+              <w:t>Last known SOH</w:t>
+            </w:r>
+          </w:p>
+        </w:tc>
+        <w:tc>
+          <w:tcPr>
+            <w:tcW w:type="dxa" w:w="1140"/>
+          </w:tcPr>
+          <w:p>
+            <w:r>
+              <w:rPr>
+                <w:sz w:val="18"/>
+              </w:rPr>
+              <w:t>117</w:t>
+            </w:r>
+          </w:p>
+        </w:tc>
+        <w:tc>
+          <w:tcPr>
+            <w:tcW w:type="dxa" w:w="1140"/>
+          </w:tcPr>
+          <w:p>
+            <w:r>
+              <w:rPr>
+                <w:sz w:val="18"/>
+              </w:rPr>
+              <w:t>51</w:t>
+            </w:r>
+          </w:p>
+        </w:tc>
+        <w:tc>
+          <w:tcPr>
+            <w:tcW w:type="dxa" w:w="1140"/>
+          </w:tcPr>
+          <w:p>
+            <w:r>
+              <w:rPr>
+                <w:sz w:val="18"/>
+              </w:rPr>
+              <w:t>117</w:t>
+            </w:r>
+          </w:p>
+        </w:tc>
+        <w:tc>
+          <w:tcPr>
+            <w:tcW w:type="dxa" w:w="1140"/>
+          </w:tcPr>
+          <w:p>
+            <w:r>
+              <w:rPr>
+                <w:sz w:val="18"/>
+              </w:rPr>
+              <w:t>118</w:t>
+            </w:r>
+          </w:p>
+        </w:tc>
+        <w:tc>
+          <w:tcPr>
+            <w:tcW w:type="dxa" w:w="1140"/>
+          </w:tcPr>
+          <w:p>
+            <w:r>
+              <w:rPr>
+                <w:sz w:val="18"/>
+              </w:rPr>
+              <w:t>4.542</w:t>
+            </w:r>
+          </w:p>
+        </w:tc>
+        <w:tc>
+          <w:tcPr>
+            <w:tcW w:type="dxa" w:w="1140"/>
+          </w:tcPr>
+          <w:p>
+            <w:r>
+              <w:rPr>
+                <w:sz w:val="18"/>
+              </w:rPr>
+              <w:t>5.502</w:t>
+            </w:r>
+          </w:p>
+        </w:tc>
+      </w:tr>
+      <w:tr>
+        <w:tc>
+          <w:tcPr>
+            <w:tcW w:type="dxa" w:w="1140"/>
+          </w:tcPr>
+          <w:p>
+            <w:r>
+              <w:rPr>
+                <w:sz w:val="18"/>
+              </w:rPr>
+              <w:t>B0007</w:t>
+            </w:r>
+          </w:p>
+        </w:tc>
+        <w:tc>
+          <w:tcPr>
+            <w:tcW w:type="dxa" w:w="1140"/>
+          </w:tcPr>
+          <w:p>
+            <w:r>
+              <w:rPr>
+                <w:sz w:val="18"/>
+              </w:rPr>
+              <w:t>Random Forest</w:t>
+            </w:r>
+          </w:p>
+        </w:tc>
+        <w:tc>
+          <w:tcPr>
+            <w:tcW w:type="dxa" w:w="1140"/>
+          </w:tcPr>
+          <w:p>
+            <w:r>
+              <w:rPr>
+                <w:sz w:val="18"/>
+              </w:rPr>
+              <w:t>117</w:t>
+            </w:r>
+          </w:p>
+        </w:tc>
+        <w:tc>
+          <w:tcPr>
+            <w:tcW w:type="dxa" w:w="1140"/>
+          </w:tcPr>
+          <w:p>
+            <w:r>
+              <w:rPr>
+                <w:sz w:val="18"/>
+              </w:rPr>
+              <w:t>51</w:t>
+            </w:r>
+          </w:p>
+        </w:tc>
+        <w:tc>
+          <w:tcPr>
+            <w:tcW w:type="dxa" w:w="1140"/>
+          </w:tcPr>
+          <w:p>
+            <w:r>
+              <w:rPr>
+                <w:sz w:val="18"/>
+              </w:rPr>
+              <w:t>117</w:t>
+            </w:r>
+          </w:p>
+        </w:tc>
+        <w:tc>
+          <w:tcPr>
+            <w:tcW w:type="dxa" w:w="1140"/>
+          </w:tcPr>
+          <w:p>
+            <w:r>
+              <w:rPr>
+                <w:sz w:val="18"/>
+              </w:rPr>
+              <w:t>118</w:t>
+            </w:r>
+          </w:p>
+        </w:tc>
+        <w:tc>
+          <w:tcPr>
+            <w:tcW w:type="dxa" w:w="1140"/>
+          </w:tcPr>
+          <w:p>
+            <w:r>
+              <w:rPr>
+                <w:sz w:val="18"/>
+              </w:rPr>
+              <w:t>3.667</w:t>
+            </w:r>
+          </w:p>
+        </w:tc>
+        <w:tc>
+          <w:tcPr>
+            <w:tcW w:type="dxa" w:w="1140"/>
+          </w:tcPr>
+          <w:p>
+            <w:r>
+              <w:rPr>
+                <w:sz w:val="18"/>
+              </w:rPr>
+              <w:t>4.056</w:t>
+            </w:r>
+          </w:p>
+        </w:tc>
+      </w:tr>
+      <w:tr>
+        <w:tc>
+          <w:tcPr>
+            <w:tcW w:type="dxa" w:w="1140"/>
+          </w:tcPr>
+          <w:p>
+            <w:r>
+              <w:rPr>
+                <w:sz w:val="18"/>
+              </w:rPr>
+              <w:t>B0007</w:t>
+            </w:r>
+          </w:p>
+        </w:tc>
+        <w:tc>
+          <w:tcPr>
+            <w:tcW w:type="dxa" w:w="1140"/>
+          </w:tcPr>
+          <w:p>
+            <w:r>
+              <w:rPr>
+                <w:sz w:val="18"/>
+              </w:rPr>
+              <w:t>Last known SOH</w:t>
+            </w:r>
+          </w:p>
+        </w:tc>
+        <w:tc>
+          <w:tcPr>
+            <w:tcW w:type="dxa" w:w="1140"/>
+          </w:tcPr>
+          <w:p>
+            <w:r>
+              <w:rPr>
+                <w:sz w:val="18"/>
+              </w:rPr>
+              <w:t>117</w:t>
+            </w:r>
+          </w:p>
+        </w:tc>
+        <w:tc>
+          <w:tcPr>
+            <w:tcW w:type="dxa" w:w="1140"/>
+          </w:tcPr>
+          <w:p>
+            <w:r>
+              <w:rPr>
+                <w:sz w:val="18"/>
+              </w:rPr>
+              <w:t>51</w:t>
+            </w:r>
+          </w:p>
+        </w:tc>
+        <w:tc>
+          <w:tcPr>
+            <w:tcW w:type="dxa" w:w="1140"/>
+          </w:tcPr>
+          <w:p>
+            <w:r>
+              <w:rPr>
+                <w:sz w:val="18"/>
+              </w:rPr>
+              <w:t>117</w:t>
+            </w:r>
+          </w:p>
+        </w:tc>
+        <w:tc>
+          <w:tcPr>
+            <w:tcW w:type="dxa" w:w="1140"/>
+          </w:tcPr>
+          <w:p>
+            <w:r>
+              <w:rPr>
+                <w:sz w:val="18"/>
+              </w:rPr>
+              <w:t>118</w:t>
+            </w:r>
+          </w:p>
+        </w:tc>
+        <w:tc>
+          <w:tcPr>
+            <w:tcW w:type="dxa" w:w="1140"/>
+          </w:tcPr>
+          <w:p>
+            <w:r>
+              <w:rPr>
+                <w:sz w:val="18"/>
+              </w:rPr>
+              <w:t>2.766</w:t>
+            </w:r>
+          </w:p>
+        </w:tc>
+        <w:tc>
+          <w:tcPr>
+            <w:tcW w:type="dxa" w:w="1140"/>
+          </w:tcPr>
+          <w:p>
+            <w:r>
+              <w:rPr>
+                <w:sz w:val="18"/>
+              </w:rPr>
+              <w:t>3.210</w:t>
+            </w:r>
+          </w:p>
+        </w:tc>
+      </w:tr>
+      <w:tr>
+        <w:tc>
+          <w:tcPr>
+            <w:tcW w:type="dxa" w:w="1140"/>
+          </w:tcPr>
+          <w:p>
+            <w:r>
+              <w:rPr>
+                <w:sz w:val="18"/>
+              </w:rPr>
+              <w:t>B0018</w:t>
+            </w:r>
+          </w:p>
+        </w:tc>
+        <w:tc>
+          <w:tcPr>
+            <w:tcW w:type="dxa" w:w="1140"/>
+          </w:tcPr>
+          <w:p>
+            <w:r>
+              <w:rPr>
+                <w:sz w:val="18"/>
+              </w:rPr>
+              <w:t>Random Forest</w:t>
+            </w:r>
+          </w:p>
+        </w:tc>
+        <w:tc>
+          <w:tcPr>
+            <w:tcW w:type="dxa" w:w="1140"/>
+          </w:tcPr>
+          <w:p>
+            <w:r>
+              <w:rPr>
+                <w:sz w:val="18"/>
+              </w:rPr>
+              <w:t>92</w:t>
+            </w:r>
+          </w:p>
+        </w:tc>
+        <w:tc>
+          <w:tcPr>
+            <w:tcW w:type="dxa" w:w="1140"/>
+          </w:tcPr>
+          <w:p>
+            <w:r>
+              <w:rPr>
+                <w:sz w:val="18"/>
+              </w:rPr>
+              <w:t>40</w:t>
+            </w:r>
+          </w:p>
+        </w:tc>
+        <w:tc>
+          <w:tcPr>
+            <w:tcW w:type="dxa" w:w="1140"/>
+          </w:tcPr>
+          <w:p>
+            <w:r>
+              <w:rPr>
+                <w:sz w:val="18"/>
+              </w:rPr>
+              <w:t>92</w:t>
+            </w:r>
+          </w:p>
+        </w:tc>
+        <w:tc>
+          <w:tcPr>
+            <w:tcW w:type="dxa" w:w="1140"/>
+          </w:tcPr>
+          <w:p>
+            <w:r>
+              <w:rPr>
+                <w:sz w:val="18"/>
+              </w:rPr>
+              <w:t>93</w:t>
+            </w:r>
+          </w:p>
+        </w:tc>
+        <w:tc>
+          <w:tcPr>
+            <w:tcW w:type="dxa" w:w="1140"/>
+          </w:tcPr>
+          <w:p>
+            <w:r>
+              <w:rPr>
+                <w:sz w:val="18"/>
+              </w:rPr>
+              <w:t>2.570</w:t>
+            </w:r>
+          </w:p>
+        </w:tc>
+        <w:tc>
+          <w:tcPr>
+            <w:tcW w:type="dxa" w:w="1140"/>
+          </w:tcPr>
+          <w:p>
+            <w:r>
+              <w:rPr>
+                <w:sz w:val="18"/>
+              </w:rPr>
+              <w:t>2.811</w:t>
+            </w:r>
+          </w:p>
+        </w:tc>
+      </w:tr>
+      <w:tr>
+        <w:tc>
+          <w:tcPr>
+            <w:tcW w:type="dxa" w:w="1140"/>
+          </w:tcPr>
+          <w:p>
+            <w:r>
+              <w:rPr>
+                <w:sz w:val="18"/>
+              </w:rPr>
+              <w:t>B0018</w:t>
+            </w:r>
+          </w:p>
+        </w:tc>
+        <w:tc>
+          <w:tcPr>
+            <w:tcW w:type="dxa" w:w="1140"/>
+          </w:tcPr>
+          <w:p>
+            <w:r>
+              <w:rPr>
+                <w:sz w:val="18"/>
+              </w:rPr>
+              <w:t>Last known SOH</w:t>
+            </w:r>
+          </w:p>
+        </w:tc>
+        <w:tc>
+          <w:tcPr>
+            <w:tcW w:type="dxa" w:w="1140"/>
+          </w:tcPr>
+          <w:p>
+            <w:r>
+              <w:rPr>
+                <w:sz w:val="18"/>
+              </w:rPr>
+              <w:t>92</w:t>
+            </w:r>
+          </w:p>
+        </w:tc>
+        <w:tc>
+          <w:tcPr>
+            <w:tcW w:type="dxa" w:w="1140"/>
+          </w:tcPr>
+          <w:p>
+            <w:r>
+              <w:rPr>
+                <w:sz w:val="18"/>
+              </w:rPr>
+              <w:t>40</w:t>
+            </w:r>
+          </w:p>
+        </w:tc>
+        <w:tc>
+          <w:tcPr>
+            <w:tcW w:type="dxa" w:w="1140"/>
+          </w:tcPr>
+          <w:p>
+            <w:r>
+              <w:rPr>
+                <w:sz w:val="18"/>
+              </w:rPr>
+              <w:t>92</w:t>
+            </w:r>
+          </w:p>
+        </w:tc>
+        <w:tc>
+          <w:tcPr>
+            <w:tcW w:type="dxa" w:w="1140"/>
+          </w:tcPr>
+          <w:p>
+            <w:r>
+              <w:rPr>
+                <w:sz w:val="18"/>
+              </w:rPr>
+              <w:t>93</w:t>
+            </w:r>
+          </w:p>
+        </w:tc>
+        <w:tc>
+          <w:tcPr>
+            <w:tcW w:type="dxa" w:w="1140"/>
+          </w:tcPr>
+          <w:p>
+            <w:r>
+              <w:rPr>
+                <w:sz w:val="18"/>
+              </w:rPr>
+              <w:t>2.102</w:t>
+            </w:r>
+          </w:p>
+        </w:tc>
+        <w:tc>
+          <w:tcPr>
+            <w:tcW w:type="dxa" w:w="1140"/>
+          </w:tcPr>
+          <w:p>
+            <w:r>
+              <w:rPr>
+                <w:sz w:val="18"/>
+              </w:rPr>
+              <w:t>2.391</w:t>
+            </w:r>
+          </w:p>
+        </w:tc>
+      </w:tr>
+    </w:tbl>
+    <w:p>
+      <w:r>
+        <w:t>Trong cả bốn pin, RF ở thiết kế 70/30 có MAE cao hơn baseline giữ SOH cuối cùng đã biết. Đây là kết quả không thuận lợi cho RF nhưng cần báo cáo. Khi chu kỳ tương lai vượt phạm vi quan sát, mô hình cây không tự ngoại suy xu hướng suy giảm như một mô hình thời gian chuyên biệt. Không dùng kết quả LOBO tốt hơn baseline để tuyên bố khả năng dự báo tuổi thọ tương lai.</w:t>
+      </w:r>
+    </w:p>
+    <w:p>
+      <w:r>
+        <w:t>Mô hình chính vì vậy được giới thiệu như bộ ước lượng SOH từ tín hiệu đầu chu kỳ trong điều kiện dữ liệu tương ứng, không phải bộ dự báo RUL. Nếu mục tiêu chuyển sang dự báo dài hạn, cần thiết kế mô hình và đánh giá khác.</w:t>
       </w:r>
     </w:p>
     <w:p>
       <w:pPr>
-        <w:pStyle w:val="ListBullet"/>
+        <w:pStyle w:val="Heading2"/>
       </w:pPr>
       <w:r>
-        <w:t>Chưa đối chiếu file MAT gốc; trục thời gian giống nhau giữa các pin là vấn đề cần xác minh.</w:t>
+        <w:t>4.6. Sản phẩm và kiểm thử</w:t>
+      </w:r>
+    </w:p>
+    <w:p>
+      <w:r>
+        <w:t>Ứng dụng Streamlit có ba phần: xem dữ liệu, xem kết quả kiểm thử, tải CSV một chu kỳ để dự đoán. Đầu vào yêu cầu time, terminal_voltage, terminal_current và temperature; cycle nhập riêng hoặc phải nhất quán với CSV. Dữ liệu không đủ cửa sổ hoặc sai cấu trúc được báo lỗi bằng thông điệp cụ thể.</w:t>
+      </w:r>
+    </w:p>
+    <w:p>
+      <w:r>
+        <w:t>Ứng dụng cảnh báo khi đặc trưng ngoài miền huấn luyện, cho tải mẫu và kết quả dự đoán. Dự đoán chỉ lưu từ mô hình cục bộ do pipeline tạo; không nhận file mô hình joblib từ người dùng. Đây là phần mềm nghiên cứu, không đưa ra quyết định thay pin hoặc chứng nhận an toàn.</w:t>
+      </w:r>
+    </w:p>
+    <w:p>
+      <w:r>
+        <w:drawing>
+          <wp:inline xmlns:a="http://schemas.openxmlformats.org/drawingml/2006/main" xmlns:pic="http://schemas.openxmlformats.org/drawingml/2006/picture">
+            <wp:extent cx="5580000" cy="4262500"/>
+            <wp:docPr id="4" name="Picture 4"/>
+            <wp:cNvGraphicFramePr>
+              <a:graphicFrameLocks noChangeAspect="1"/>
+            </wp:cNvGraphicFramePr>
+            <a:graphic>
+              <a:graphicData uri="http://schemas.openxmlformats.org/drawingml/2006/picture">
+                <pic:pic>
+                  <pic:nvPicPr>
+                    <pic:cNvPr id="0" name="01-du-lieu.png"/>
+                    <pic:cNvPicPr/>
+                  </pic:nvPicPr>
+                  <pic:blipFill>
+                    <a:blip r:embed="rId13"/>
+                    <a:stretch>
+                      <a:fillRect/>
+                    </a:stretch>
+                  </pic:blipFill>
+                  <pic:spPr>
+                    <a:xfrm>
+                      <a:off x="0" y="0"/>
+                      <a:ext cx="5580000" cy="4262500"/>
+                    </a:xfrm>
+                    <a:prstGeom prst="rect"/>
+                  </pic:spPr>
+                </pic:pic>
+              </a:graphicData>
+            </a:graphic>
+          </wp:inline>
+        </w:drawing>
+      </w:r>
+    </w:p>
+    <w:p>
+      <w:r>
+        <w:t>Giao diện xem dữ liệu chạy thực tế</w:t>
+      </w:r>
+    </w:p>
+    <w:p>
+      <w:r>
+        <w:drawing>
+          <wp:inline xmlns:a="http://schemas.openxmlformats.org/drawingml/2006/main" xmlns:pic="http://schemas.openxmlformats.org/drawingml/2006/picture">
+            <wp:extent cx="5580000" cy="4262500"/>
+            <wp:docPr id="5" name="Picture 5"/>
+            <wp:cNvGraphicFramePr>
+              <a:graphicFrameLocks noChangeAspect="1"/>
+            </wp:cNvGraphicFramePr>
+            <a:graphic>
+              <a:graphicData uri="http://schemas.openxmlformats.org/drawingml/2006/picture">
+                <pic:pic>
+                  <pic:nvPicPr>
+                    <pic:cNvPr id="0" name="02-du-doan.png"/>
+                    <pic:cNvPicPr/>
+                  </pic:nvPicPr>
+                  <pic:blipFill>
+                    <a:blip r:embed="rId14"/>
+                    <a:stretch>
+                      <a:fillRect/>
+                    </a:stretch>
+                  </pic:blipFill>
+                  <pic:spPr>
+                    <a:xfrm>
+                      <a:off x="0" y="0"/>
+                      <a:ext cx="5580000" cy="4262500"/>
+                    </a:xfrm>
+                    <a:prstGeom prst="rect"/>
+                  </pic:spPr>
+                </pic:pic>
+              </a:graphicData>
+            </a:graphic>
+          </wp:inline>
+        </w:drawing>
+      </w:r>
+    </w:p>
+    <w:p>
+      <w:r>
+        <w:t>Giao diện nhận CSV và dự đoán chạy thực tế</w:t>
+      </w:r>
+    </w:p>
+    <w:p>
+      <w:r>
+        <w:t>Kiểm thử gồm kiểm tra hai triệu bản ghi theo khối và so với từng mảng MATLAB, chống rò rỉ đặc trưng, xác minh nhãn và khóa chu kỳ, kiểm tra số dự đoán test, tính lại MAE/RMSE/R² từ dự đoán đã lưu, kiểm tra thứ tự thời gian và chạy luồng demo. Kết quả thực tế nằm trong verification.json và pytest-results.xml; không dùng kiểm thử bỏ qua hoặc số test bằng 0 để xác nhận sản phẩm.</w:t>
       </w:r>
     </w:p>
     <w:p>
       <w:pPr>
-        <w:pStyle w:val="ListBullet"/>
+        <w:pStyle w:val="Heading2"/>
       </w:pPr>
       <w:r>
-        <w:t>Lựa chọn phạm vi dữ liệu hạn chế các trường hợp suy giảm rất sâu hoặc nhãn bằng 0.</w:t>
+        <w:t>4.7. Hạn chế</w:t>
       </w:r>
     </w:p>
     <w:p>
-      <w:pPr>
-        <w:pStyle w:val="ListBullet"/>
-      </w:pPr>
       <w:r>
-        <w:t>Không biết đầy đủ điều kiện vận hành để kiểm tra chuyển miền nhiệt độ, chế độ dòng và hóa học cell.</w:t>
+        <w:t>Bộ dữ liệu có hơn hai triệu phép đo nhưng chỉ bốn cell. Chúng không phải các xe điện độc lập và không đại diện cho điều kiện Việt Nam. Tăng số dòng bằng dữ liệu sạc không làm tăng số pin hoặc số nhãn SOH. Chưa có kiểm thử chuyển miền với bộ dữ liệu khác, chưa có đánh giá trên pack hoặc thực địa.</w:t>
       </w:r>
     </w:p>
     <w:p>
-      <w:pPr>
-        <w:pStyle w:val="ListBullet"/>
-      </w:pPr>
       <w:r>
-        <w:t>Chưa có dữ liệu bộ pin xe điện, lỗi cảm biến thực tế hoặc so sánh với hệ quản lý pin trên xe.</w:t>
+        <w:t>Nguồn MATLAB là bản lưu công khai, chưa đối chiếu byte với archive S3 của nhà phát hành. Việc trục thời gian giữa một số pin giống nhau có thể phản ánh dữ liệu lưu; đã xác minh không phải chỉ riêng CSV cũ, nhưng chưa đủ để giải thích toàn bộ quá trình thu thập.</w:t>
       </w:r>
     </w:p>
     <w:p>
-      <w:pPr>
-        <w:pStyle w:val="ListBullet"/>
-      </w:pPr>
       <w:r>
-        <w:t>Chưa thực hiện ablation đặc trưng, nested tuning, kiểm định thống kê hay dự đoán RUL.</w:t>
-      </w:r>
-    </w:p>
-    <w:p>
-      <w:pPr>
-        <w:pStyle w:val="ListBullet"/>
-      </w:pPr>
-      <w:r>
-        <w:t>Cửa sổ 120 giây là lựa chọn kỹ thuật cố định, chưa chứng minh là cửa sổ tối ưu.</w:t>
+        <w:t>Không có khoảng tin cậy quần thể pin đáng tin cậy với bốn nhóm; không coi các chu kỳ tương quan là 636 pin độc lập để bootstrap rồi tuyên bố độ chắc chắn cao. Chưa chứng minh cửa sổ 120 giây tối ưu, chưa nested tuning và chưa thực nghiệm dữ liệu Việt Nam.</w:t>
       </w:r>
     </w:p>
     <w:p>
@@ -3516,13 +5842,52 @@
       </w:r>
     </w:p>
     <w:p>
+      <w:pPr>
+        <w:pStyle w:val="Heading2"/>
+      </w:pPr>
       <w:r>
-        <w:t>Nghiên cứu đã triển khai được quy trình từ tải dữ liệu chuyển đổi, kiểm tra nhãn, trích xuất đặc trưng cửa sổ đầu chu kỳ, đánh giá theo pin đến demo và xuất tài liệu. Kết quả hiện tại hỗ trợ nhận định rằng mô hình cây khai thác tín hiệu đầu chu kỳ tốt hơn hồi quy chỉ dùng số chu kỳ trên ba pin đã xét. Nhận định này giới hạn ở bản chuyển đổi và thiết kế thực nghiệm hiện tại.</w:t>
+        <w:t>5.1. Kết quả thực hiện</w:t>
       </w:r>
     </w:p>
     <w:p>
       <w:r>
-        <w:t>Ưu tiên tiếp theo là tải dữ liệu NASA gốc, tái trích xuất từng chu kỳ với trục thời gian đúng và chạy lại toàn bộ pipeline. Sau đó bổ sung nhiều pin và nhóm điều kiện vận hành, đánh giá chuyển miền, thực hiện ablation và lựa chọn tham số bằng tập validation độc lập. Để triển khai cho xe điện cần dữ liệu bộ pin và đánh giá thực địa; không suy diễn từ kết quả cell thử nghiệm.</w:t>
+        <w:t>Khóa luận đã triển khai được toàn bộ luồng kỹ thuật: tải nguồn có phiên bản, đọc cấu trúc MATLAB, làm sạch có nhật ký, xuất 2.089.048 dòng, xây dựng 636 mẫu SOH, đánh giá năm mô hình theo pin, phân tích bổ sung và ứng dụng demo. Các bảng kết quả được sinh từ lần chạy thực tế, không điền tay để tạo kết quả thuận lợi.</w:t>
+      </w:r>
+    </w:p>
+    <w:p>
+      <w:r>
+        <w:t>Thực nghiệm chính hỗ trợ nhận định RF hữu ích hơn baseline số chu kỳ xét theo macro MAE của bốn pin hiện tại, nhưng không tốt nhất ở từng pin và không tốt hơn baseline cuối cùng đã biết trong kiểm thử theo thời gian. Kết luận cần giữ cả kết quả thuận lợi và bất lợi.</w:t>
+      </w:r>
+    </w:p>
+    <w:p>
+      <w:pPr>
+        <w:pStyle w:val="Heading2"/>
+      </w:pPr>
+      <w:r>
+        <w:t>5.2. Hướng phát triển</w:t>
+      </w:r>
+    </w:p>
+    <w:p>
+      <w:r>
+        <w:t>Ưu tiên tiếp theo là đối chiếu kho phát hành, thu thập thêm cell và điều kiện vận hành. Nếu cần dữ liệu Việt Nam, nên phối hợp phòng thí nghiệm hoặc đơn vị có dữ liệu được phép sử dụng, ghi loại cell, phương pháp đo capacity, nhiệt độ, dòng và lịch sử chu kỳ; không chỉ đổi tên bộ NASA.</w:t>
+      </w:r>
+    </w:p>
+    <w:p>
+      <w:r>
+        <w:t>Về phương pháp, có thể kiểm tra nhiều cửa sổ đầu, thêm đặc trưng vật lý có sẵn tại thời điểm dự đoán và đánh giá lựa chọn tham số trong validation phù hợp. Nếu làm RUL cần định nghĩa ngưỡng kết thúc tuổi thọ, nhãn số chu kỳ còn lại và cơ chế xử lý dữ liệu chưa đạt ngưỡng.</w:t>
+      </w:r>
+    </w:p>
+    <w:p>
+      <w:pPr>
+        <w:pStyle w:val="Heading2"/>
+      </w:pPr>
+      <w:r>
+        <w:t>5.3. Điều kiện trước khi nộp chính thức</w:t>
+      </w:r>
+    </w:p>
+    <w:p>
+      <w:r>
+        <w:t>Sinh viên cần hiểu, chạy lại và giải thích mã; đối chiếu yêu cầu giảng viên về nguồn dữ liệu, tổng quan chuyên ngành, số trang, mẫu trình bày và trích dẫn. Báo cáo hiện tại không có xác nhận nghiệm thu. Các đề xuất phương pháp và thư viện không được thay thế cho việc sinh viên kiểm chứng nội dung và tuân thủ quy định học thuật của trường.</w:t>
       </w:r>
     </w:p>
     <w:p>
@@ -3530,32 +5895,42 @@
         <w:pStyle w:val="Heading1"/>
       </w:pPr>
       <w:r>
-        <w:t>Tài liệu và nguồn cần kiểm chứng khi hoàn thiện bản nộp</w:t>
+        <w:t>Tài liệu tham khảo và trạng thái sử dụng</w:t>
       </w:r>
     </w:p>
     <w:p>
       <w:r>
-        <w:t>1. Repository nguồn chuyển đổi: https://github.com/standing-o/SoH_estimation_of_Lithium-ion_battery — README, CSV và LICENSE đã đọc; commit và checksum trong manifest.</w:t>
+        <w:t>[1] B. Saha và K. Goebel (2007), Battery Data Set, NASA Prognostics Data Repository, NASA Ames Research Center. Danh mục NASA đã đọc và xác nhận trích dẫn: https://www.nasa.gov/intelligent-systems-division/discovery-and-systems-health/pcoe/pcoe-data-set-repository/</w:t>
       </w:r>
     </w:p>
     <w:p>
       <w:r>
-        <w:t>2. NASA PCoE Data Set Repository: https://www.nasa.gov/intelligent-systems-division/discovery-and-systems-health/pcoe/pcoe-data-set-repository/ — nguồn gốc được repository trung gian dẫn; trang hiện bị chặn trong môi trường, chưa xác minh file gốc.</w:t>
+        <w:t>[2] psanabriaUC, BatteryDatasetImplementation, thư mục battery_data, commit 0007aead10cb85aafdd11fb3de1d64186c7c6c05. Đã đọc README và sử dụng bốn file MATLAB. https://github.com/psanabriaUC/BatteryDatasetImplementation/tree/0007aead10cb85aafdd11fb3de1d64186c7c6c05/battery_data</w:t>
       </w:r>
     </w:p>
     <w:p>
       <w:r>
-        <w:t>3. CALCE Battery Data: https://calce.umd.edu/battery-data — ứng viên thay thế; chưa sử dụng trong thực nghiệm.</w:t>
+        <w:t>[3] scikit-learn 1.8.0, Linear Models — Ridge Regression. Đã đọc tài liệu mã nguồn của phiên bản dùng thực nghiệm: https://github.com/scikit-learn/scikit-learn/blob/1.8.0/doc/modules/linear_model.rst</w:t>
       </w:r>
     </w:p>
     <w:p>
       <w:r>
-        <w:t>4. Tài liệu API scikit-learn: https://scikit-learn.org/stable/ — các lớp Ridge, RandomForestRegressor, HistGradientBoostingRegressor, LeaveOneGroupOut và Pipeline; phiên bản thực thi trong metadata.</w:t>
+        <w:t>[4] L. Breiman (2001), Random Forests, Machine Learning 45(1), 5–32. Thông tin thư mục và giải thích phương pháp được đối chiếu qua tài liệu ensemble scikit-learn; chưa tải toàn văn bài gốc trong môi trường này: https://github.com/scikit-learn/scikit-learn/blob/1.8.0/doc/modules/ensemble.rst</w:t>
       </w:r>
     </w:p>
     <w:p>
       <w:r>
-        <w:t>Danh sách trên phân biệt nguồn đã sử dụng với nguồn cần kiểm chứng. Chưa lập tổng quan tài liệu khoa học đầy đủ; cần đọc và trích dẫn các nghiên cứu SOH theo yêu cầu giảng viên trước khi nộp.</w:t>
+        <w:t>[5] J. H. Friedman (2001), Greedy Function Approximation: A Gradient Boosting Machine, Annals of Statistics 29, 1189–1232, DOI: 10.1214/aos/1013203451. Thông tin thư mục được đối chiếu qua tài liệu ensemble nêu ở [4]; chưa đọc toàn văn bài gốc trong môi trường này.</w:t>
+      </w:r>
+    </w:p>
+    <w:p>
+      <w:r>
+        <w:t>[6] scikit-learn 1.8.0, Cross-validation: evaluating estimator performance, phần LeaveOneGroupOut. Tài liệu đã đọc: https://github.com/scikit-learn/scikit-learn/blob/1.8.0/doc/modules/cross_validation.rst</w:t>
+      </w:r>
+    </w:p>
+    <w:p>
+      <w:r>
+        <w:t>[7] standing-o, SoH_estimation_of_Lithium-ion_battery, commit f75a9dcb0a38244225b5807722ceac39e0cb4a20. CSV và README đã dùng ở bản đầu để đối chiếu; không sao chép kết quả nguồn thành kết quả của khóa luận. https://github.com/standing-o/SoH_estimation_of_Lithium-ion_battery</w:t>
       </w:r>
     </w:p>
     <w:p>
@@ -3563,22 +5938,470 @@
         <w:pStyle w:val="Heading1"/>
       </w:pPr>
       <w:r>
-        <w:t>Phụ lục. Tái lập và minh họa</w:t>
+        <w:t>Phụ lục A. Từ điển dữ liệu</w:t>
+      </w:r>
+    </w:p>
+    <w:tbl>
+      <w:tblPr>
+        <w:tblStyle w:val="TableGrid"/>
+        <w:tblW w:type="auto" w:w="0"/>
+        <w:tblLook w:firstColumn="1" w:firstRow="1" w:lastColumn="0" w:lastRow="0" w:noHBand="0" w:noVBand="1" w:val="04A0"/>
+      </w:tblPr>
+      <w:tblGrid>
+        <w:gridCol w:w="3041"/>
+        <w:gridCol w:w="3041"/>
+        <w:gridCol w:w="3041"/>
+      </w:tblGrid>
+      <w:tr>
+        <w:tc>
+          <w:tcPr>
+            <w:tcW w:type="dxa" w:w="3041"/>
+          </w:tcPr>
+          <w:p>
+            <w:r>
+              <w:rPr>
+                <w:sz w:val="18"/>
+              </w:rPr>
+              <w:t>Cột</w:t>
+            </w:r>
+          </w:p>
+        </w:tc>
+        <w:tc>
+          <w:tcPr>
+            <w:tcW w:type="dxa" w:w="3041"/>
+          </w:tcPr>
+          <w:p>
+            <w:r>
+              <w:rPr>
+                <w:sz w:val="18"/>
+              </w:rPr>
+              <w:t>Kiểu / đơn vị</w:t>
+            </w:r>
+          </w:p>
+        </w:tc>
+        <w:tc>
+          <w:tcPr>
+            <w:tcW w:type="dxa" w:w="3041"/>
+          </w:tcPr>
+          <w:p>
+            <w:r>
+              <w:rPr>
+                <w:sz w:val="18"/>
+              </w:rPr>
+              <w:t>Ý nghĩa</w:t>
+            </w:r>
+          </w:p>
+        </w:tc>
+      </w:tr>
+      <w:tr>
+        <w:tc>
+          <w:tcPr>
+            <w:tcW w:type="dxa" w:w="3041"/>
+          </w:tcPr>
+          <w:p>
+            <w:r>
+              <w:rPr>
+                <w:sz w:val="18"/>
+              </w:rPr>
+              <w:t>battery</w:t>
+            </w:r>
+          </w:p>
+        </w:tc>
+        <w:tc>
+          <w:tcPr>
+            <w:tcW w:type="dxa" w:w="3041"/>
+          </w:tcPr>
+          <w:p>
+            <w:r>
+              <w:rPr>
+                <w:sz w:val="18"/>
+              </w:rPr>
+              <w:t>chuỗi</w:t>
+            </w:r>
+          </w:p>
+        </w:tc>
+        <w:tc>
+          <w:tcPr>
+            <w:tcW w:type="dxa" w:w="3041"/>
+          </w:tcPr>
+          <w:p>
+            <w:r>
+              <w:rPr>
+                <w:sz w:val="18"/>
+              </w:rPr>
+              <w:t>Mã cell, không phải mã xe</w:t>
+            </w:r>
+          </w:p>
+        </w:tc>
+      </w:tr>
+      <w:tr>
+        <w:tc>
+          <w:tcPr>
+            <w:tcW w:type="dxa" w:w="3041"/>
+          </w:tcPr>
+          <w:p>
+            <w:r>
+              <w:rPr>
+                <w:sz w:val="18"/>
+              </w:rPr>
+              <w:t>operation_type</w:t>
+            </w:r>
+          </w:p>
+        </w:tc>
+        <w:tc>
+          <w:tcPr>
+            <w:tcW w:type="dxa" w:w="3041"/>
+          </w:tcPr>
+          <w:p>
+            <w:r>
+              <w:rPr>
+                <w:sz w:val="18"/>
+              </w:rPr>
+              <w:t>charge / discharge</w:t>
+            </w:r>
+          </w:p>
+        </w:tc>
+        <w:tc>
+          <w:tcPr>
+            <w:tcW w:type="dxa" w:w="3041"/>
+          </w:tcPr>
+          <w:p>
+            <w:r>
+              <w:rPr>
+                <w:sz w:val="18"/>
+              </w:rPr>
+              <w:t>Loại hoạt động sạc hoặc xả</w:t>
+            </w:r>
+          </w:p>
+        </w:tc>
+      </w:tr>
+      <w:tr>
+        <w:tc>
+          <w:tcPr>
+            <w:tcW w:type="dxa" w:w="3041"/>
+          </w:tcPr>
+          <w:p>
+            <w:r>
+              <w:rPr>
+                <w:sz w:val="18"/>
+              </w:rPr>
+              <w:t>operation_index</w:t>
+            </w:r>
+          </w:p>
+        </w:tc>
+        <w:tc>
+          <w:tcPr>
+            <w:tcW w:type="dxa" w:w="3041"/>
+          </w:tcPr>
+          <w:p>
+            <w:r>
+              <w:rPr>
+                <w:sz w:val="18"/>
+              </w:rPr>
+              <w:t>số nguyên</w:t>
+            </w:r>
+          </w:p>
+        </w:tc>
+        <w:tc>
+          <w:tcPr>
+            <w:tcW w:type="dxa" w:w="3041"/>
+          </w:tcPr>
+          <w:p>
+            <w:r>
+              <w:rPr>
+                <w:sz w:val="18"/>
+              </w:rPr>
+              <w:t>Thứ tự operation trong MATLAB; khóa cùng battery và time</w:t>
+            </w:r>
+          </w:p>
+        </w:tc>
+      </w:tr>
+      <w:tr>
+        <w:tc>
+          <w:tcPr>
+            <w:tcW w:type="dxa" w:w="3041"/>
+          </w:tcPr>
+          <w:p>
+            <w:r>
+              <w:rPr>
+                <w:sz w:val="18"/>
+              </w:rPr>
+              <w:t>cycle</w:t>
+            </w:r>
+          </w:p>
+        </w:tc>
+        <w:tc>
+          <w:tcPr>
+            <w:tcW w:type="dxa" w:w="3041"/>
+          </w:tcPr>
+          <w:p>
+            <w:r>
+              <w:rPr>
+                <w:sz w:val="18"/>
+              </w:rPr>
+              <w:t>số nguyên</w:t>
+            </w:r>
+          </w:p>
+        </w:tc>
+        <w:tc>
+          <w:tcPr>
+            <w:tcW w:type="dxa" w:w="3041"/>
+          </w:tcPr>
+          <w:p>
+            <w:r>
+              <w:rPr>
+                <w:sz w:val="18"/>
+              </w:rPr>
+              <w:t>Thứ tự sạc hoặc xả, đếm riêng theo operation_type</w:t>
+            </w:r>
+          </w:p>
+        </w:tc>
+      </w:tr>
+      <w:tr>
+        <w:tc>
+          <w:tcPr>
+            <w:tcW w:type="dxa" w:w="3041"/>
+          </w:tcPr>
+          <w:p>
+            <w:r>
+              <w:rPr>
+                <w:sz w:val="18"/>
+              </w:rPr>
+              <w:t>time</w:t>
+            </w:r>
+          </w:p>
+        </w:tc>
+        <w:tc>
+          <w:tcPr>
+            <w:tcW w:type="dxa" w:w="3041"/>
+          </w:tcPr>
+          <w:p>
+            <w:r>
+              <w:rPr>
+                <w:sz w:val="18"/>
+              </w:rPr>
+              <w:t>giây</w:t>
+            </w:r>
+          </w:p>
+        </w:tc>
+        <w:tc>
+          <w:tcPr>
+            <w:tcW w:type="dxa" w:w="3041"/>
+          </w:tcPr>
+          <w:p>
+            <w:r>
+              <w:rPr>
+                <w:sz w:val="18"/>
+              </w:rPr>
+              <w:t>Thời gian từ đầu operation, bắt đầu lại ở operation tiếp theo</w:t>
+            </w:r>
+          </w:p>
+        </w:tc>
+      </w:tr>
+      <w:tr>
+        <w:tc>
+          <w:tcPr>
+            <w:tcW w:type="dxa" w:w="3041"/>
+          </w:tcPr>
+          <w:p>
+            <w:r>
+              <w:rPr>
+                <w:sz w:val="18"/>
+              </w:rPr>
+              <w:t>terminal_voltage</w:t>
+            </w:r>
+          </w:p>
+        </w:tc>
+        <w:tc>
+          <w:tcPr>
+            <w:tcW w:type="dxa" w:w="3041"/>
+          </w:tcPr>
+          <w:p>
+            <w:r>
+              <w:rPr>
+                <w:sz w:val="18"/>
+              </w:rPr>
+              <w:t>V</w:t>
+            </w:r>
+          </w:p>
+        </w:tc>
+        <w:tc>
+          <w:tcPr>
+            <w:tcW w:type="dxa" w:w="3041"/>
+          </w:tcPr>
+          <w:p>
+            <w:r>
+              <w:rPr>
+                <w:sz w:val="18"/>
+              </w:rPr>
+              <w:t>Điện áp tại cell</w:t>
+            </w:r>
+          </w:p>
+        </w:tc>
+      </w:tr>
+      <w:tr>
+        <w:tc>
+          <w:tcPr>
+            <w:tcW w:type="dxa" w:w="3041"/>
+          </w:tcPr>
+          <w:p>
+            <w:r>
+              <w:rPr>
+                <w:sz w:val="18"/>
+              </w:rPr>
+              <w:t>terminal_current</w:t>
+            </w:r>
+          </w:p>
+        </w:tc>
+        <w:tc>
+          <w:tcPr>
+            <w:tcW w:type="dxa" w:w="3041"/>
+          </w:tcPr>
+          <w:p>
+            <w:r>
+              <w:rPr>
+                <w:sz w:val="18"/>
+              </w:rPr>
+              <w:t>A</w:t>
+            </w:r>
+          </w:p>
+        </w:tc>
+        <w:tc>
+          <w:tcPr>
+            <w:tcW w:type="dxa" w:w="3041"/>
+          </w:tcPr>
+          <w:p>
+            <w:r>
+              <w:rPr>
+                <w:sz w:val="18"/>
+              </w:rPr>
+              <w:t>Dòng đo; xả mang dấu âm</w:t>
+            </w:r>
+          </w:p>
+        </w:tc>
+      </w:tr>
+      <w:tr>
+        <w:tc>
+          <w:tcPr>
+            <w:tcW w:type="dxa" w:w="3041"/>
+          </w:tcPr>
+          <w:p>
+            <w:r>
+              <w:rPr>
+                <w:sz w:val="18"/>
+              </w:rPr>
+              <w:t>temperature</w:t>
+            </w:r>
+          </w:p>
+        </w:tc>
+        <w:tc>
+          <w:tcPr>
+            <w:tcW w:type="dxa" w:w="3041"/>
+          </w:tcPr>
+          <w:p>
+            <w:r>
+              <w:rPr>
+                <w:sz w:val="18"/>
+              </w:rPr>
+              <w:t>°C</w:t>
+            </w:r>
+          </w:p>
+        </w:tc>
+        <w:tc>
+          <w:tcPr>
+            <w:tcW w:type="dxa" w:w="3041"/>
+          </w:tcPr>
+          <w:p>
+            <w:r>
+              <w:rPr>
+                <w:sz w:val="18"/>
+              </w:rPr>
+              <w:t>Nhiệt độ cell</w:t>
+            </w:r>
+          </w:p>
+        </w:tc>
+      </w:tr>
+      <w:tr>
+        <w:tc>
+          <w:tcPr>
+            <w:tcW w:type="dxa" w:w="3041"/>
+          </w:tcPr>
+          <w:p>
+            <w:r>
+              <w:rPr>
+                <w:sz w:val="18"/>
+              </w:rPr>
+              <w:t>ambient_temperature</w:t>
+            </w:r>
+          </w:p>
+        </w:tc>
+        <w:tc>
+          <w:tcPr>
+            <w:tcW w:type="dxa" w:w="3041"/>
+          </w:tcPr>
+          <w:p>
+            <w:r>
+              <w:rPr>
+                <w:sz w:val="18"/>
+              </w:rPr>
+              <w:t>°C</w:t>
+            </w:r>
+          </w:p>
+        </w:tc>
+        <w:tc>
+          <w:tcPr>
+            <w:tcW w:type="dxa" w:w="3041"/>
+          </w:tcPr>
+          <w:p>
+            <w:r>
+              <w:rPr>
+                <w:sz w:val="18"/>
+              </w:rPr>
+              <w:t>Nhiệt độ môi trường ghi trong thí nghiệm</w:t>
+            </w:r>
+          </w:p>
+        </w:tc>
+      </w:tr>
+    </w:tbl>
+    <w:p>
+      <w:pPr>
+        <w:pStyle w:val="Heading1"/>
+      </w:pPr>
+      <w:r>
+        <w:t>Phụ lục B. Hướng dẫn tái lập</w:t>
       </w:r>
     </w:p>
     <w:p>
       <w:r>
-        <w:t>Từ thư mục repository, chạy bash scripts/setup.sh. Sau đó chạy .venv/bin/python -m streamlit run app/streamlit_app.py --server.headless=true --server.address=0.0.0.0 --server.port=8501.</w:t>
+        <w:t>Windows dùng Python 3.12 và file chay_windows.ps1 tại thư mục chính. Script kiểm tra từng lệnh, dừng ngay nếu lỗi thay vì tiếp tục với môi trường chưa tạo hoặc thư viện chưa cài xong. Trường hợp cài pip bị hủy, chạy lại bước cài và chờ kết thúc thành công.</w:t>
       </w:r>
     </w:p>
     <w:p>
       <w:r>
-        <w:t>CSV đầu vào demo gồm time, terminal_voltage, terminal_current và temperature cho đúng một chu kỳ xả. Đơn vị lần lượt là giây, V, A và °C; dòng xả có dấu âm. Demo chỉ dùng cửa sổ đầu, kiểm tra đầu vào và cảnh báo đặc trưng ngoài miền huấn luyện. Mô hình demo được fit trên cả ba pin, nên dự đoán trên mẫu B05 không phải kết quả đánh giá độc lập.</w:t>
+        <w:t>Linux dùng bash scripts/setup.sh. Script đọc manifest, kiểm tra checksum, làm sạch, đối chiếu toàn bộ CSV, huấn luyện, phân tích bổ sung, chạy kiểm thử và tạo lại notebook/tài liệu. Các bước xử lý chính dùng thư viện công khai, không yêu cầu API key hoặc dịch vụ AI trả phí.</w:t>
       </w:r>
     </w:p>
     <w:p>
       <w:r>
-        <w:t>Các tệp kết quả: data_audit.csv, features.csv, excluded_cycles.csv, metrics_summary.csv, metrics_by_battery.csv, predictions.csv và run_metadata.json. Không tự sửa bảng kết quả; nếu thay dữ liệu hoặc cấu hình, phải chạy lại pipeline và tạo lại báo cáo.</w:t>
+        <w:t>Dữ liệu lớn được đọc theo khối khi kiểm tra và ghi theo từng pin khi xuất. Bảng mô hình chỉ có 636 dòng nên không cần GPU. Sau khi đổi nguồn hoặc tham số, phải tạo lại kết quả và tài liệu; không sửa thủ công chỉ số trong bảng.</w:t>
+      </w:r>
+    </w:p>
+    <w:p>
+      <w:pPr>
+        <w:pStyle w:val="Heading1"/>
+      </w:pPr>
+      <w:r>
+        <w:t>Phụ lục C. Các file cần kiểm tra khi bảo vệ</w:t>
+      </w:r>
+    </w:p>
+    <w:p>
+      <w:r>
+        <w:t>Manifest xác định nguồn; dataset_summary.json xác định số dòng; dataset_check.json xác nhận kiểm tra mảng; removed_measurements.csv ghi hai dòng loại; cycle_features.csv là bảng mô hình; metrics_by_battery.csv và predictions.csv chứa kết quả test; ablation_summary.csv và temporal_metrics.csv chứa phân tích bổ sung; run_metadata.json ghi tham số; verification.json ghi kiểm thử.</w:t>
+      </w:r>
+    </w:p>
+    <w:p>
+      <w:r>
+        <w:t>Xem docs/giai-thich-code.md để đi theo luồng mã và docs/huong-dan-bao-ve.md để thực hành trình bày. Dự đoán trên CSV mẫu của demo không được dùng thay điểm test độc lập.</w:t>
       </w:r>
     </w:p>
     <w:sectPr>

--- a/docs/bao-cao-khoa-luan.docx
+++ b/docs/bao-cao-khoa-luan.docx
@@ -5714,20 +5714,102 @@
     </w:p>
     <w:p>
       <w:r>
-        <w:t>Ứng dụng Streamlit có ba phần: xem dữ liệu, xem kết quả kiểm thử, tải CSV một chu kỳ để dự đoán. Đầu vào yêu cầu time, terminal_voltage, terminal_current và temperature; cycle nhập riêng hoặc phải nhất quán với CSV. Dữ liệu không đủ cửa sổ hoặc sai cấu trúc được báo lỗi bằng thông điệp cụ thể.</w:t>
+        <w:t>Ứng dụng PinLab xây dựng bằng Streamlit có năm mục: Tổng quan, Tra cứu pin, Đánh giá mô hình, Dự đoán SOH và Hồ sơ đề tài. Giao diện có thanh điều hướng, các bảng và biểu đồ tương tác với nhãn tiếng Việt. Thông tin người thực hiện là Nguyễn Văn Duy, MSSV 2311553949, chuyên ngành Khoa Học Dữ Liệu. Đầu vào yêu cầu time, terminal_voltage, terminal_current và temperature; cycle nhập riêng hoặc phải nhất quán với CSV. Dữ liệu không đủ cửa sổ hoặc sai cấu trúc được báo lỗi bằng thông điệp cụ thể.</w:t>
       </w:r>
     </w:p>
     <w:p>
       <w:r>
-        <w:t>Ứng dụng cảnh báo khi đặc trưng ngoài miền huấn luyện, cho tải mẫu và kết quả dự đoán. Dự đoán chỉ lưu từ mô hình cục bộ do pipeline tạo; không nhận file mô hình joblib từ người dùng. Đây là phần mềm nghiên cứu, không đưa ra quyết định thay pin hoặc chứng nhận an toàn.</w:t>
+        <w:t>Trang tra cứu cho chọn nhiều pin, lọc khoảng chu kỳ và xem điện áp, dòng, nhiệt độ của một chu kỳ. Trang đánh giá cho chọn mô hình và pin kiểm thử, đối chiếu SOH thực tế–dự đoán và tải bảng tiếng Việt. Trang dự đoán nhận cả tên cột gốc hoặc tên tiếng Việt, từ chối file trộn nhiều pin/chu kỳ, giữ kết quả khi tải và ẩn kết quả cũ khi thay đầu vào. Ứng dụng cảnh báo khi đặc trưng ngoài miền huấn luyện, cho tải mẫu và kết quả dự đoán. Dự đoán chỉ lưu từ mô hình cục bộ do pipeline tạo; không nhận file mô hình joblib từ người dùng. Đây là phần mềm nghiên cứu, không đưa ra quyết định thay pin hoặc chứng nhận an toàn.</w:t>
       </w:r>
     </w:p>
     <w:p>
       <w:r>
         <w:drawing>
           <wp:inline xmlns:a="http://schemas.openxmlformats.org/drawingml/2006/main" xmlns:pic="http://schemas.openxmlformats.org/drawingml/2006/picture">
-            <wp:extent cx="5580000" cy="4262500"/>
+            <wp:extent cx="5580000" cy="5535714"/>
             <wp:docPr id="4" name="Picture 4"/>
+            <wp:cNvGraphicFramePr>
+              <a:graphicFrameLocks noChangeAspect="1"/>
+            </wp:cNvGraphicFramePr>
+            <a:graphic>
+              <a:graphicData uri="http://schemas.openxmlformats.org/drawingml/2006/picture">
+                <pic:pic>
+                  <pic:nvPicPr>
+                    <pic:cNvPr id="0" name="00-tong-quan.png"/>
+                    <pic:cNvPicPr/>
+                  </pic:nvPicPr>
+                  <pic:blipFill>
+                    <a:blip r:embed="rId13"/>
+                    <a:stretch>
+                      <a:fillRect/>
+                    </a:stretch>
+                  </pic:blipFill>
+                  <pic:spPr>
+                    <a:xfrm>
+                      <a:off x="0" y="0"/>
+                      <a:ext cx="5580000" cy="5535714"/>
+                    </a:xfrm>
+                    <a:prstGeom prst="rect"/>
+                  </pic:spPr>
+                </pic:pic>
+              </a:graphicData>
+            </a:graphic>
+          </wp:inline>
+        </w:drawing>
+      </w:r>
+    </w:p>
+    <w:p>
+      <w:r>
+        <w:t>Tổng quan PinLab và thông tin sinh viên</w:t>
+      </w:r>
+    </w:p>
+    <w:p>
+      <w:r>
+        <w:drawing>
+          <wp:inline xmlns:a="http://schemas.openxmlformats.org/drawingml/2006/main" xmlns:pic="http://schemas.openxmlformats.org/drawingml/2006/picture">
+            <wp:extent cx="5580000" cy="5535714"/>
+            <wp:docPr id="5" name="Picture 5"/>
+            <wp:cNvGraphicFramePr>
+              <a:graphicFrameLocks noChangeAspect="1"/>
+            </wp:cNvGraphicFramePr>
+            <a:graphic>
+              <a:graphicData uri="http://schemas.openxmlformats.org/drawingml/2006/picture">
+                <pic:pic>
+                  <pic:nvPicPr>
+                    <pic:cNvPr id="0" name="03-danh-gia.png"/>
+                    <pic:cNvPicPr/>
+                  </pic:nvPicPr>
+                  <pic:blipFill>
+                    <a:blip r:embed="rId14"/>
+                    <a:stretch>
+                      <a:fillRect/>
+                    </a:stretch>
+                  </pic:blipFill>
+                  <pic:spPr>
+                    <a:xfrm>
+                      <a:off x="0" y="0"/>
+                      <a:ext cx="5580000" cy="5535714"/>
+                    </a:xfrm>
+                    <a:prstGeom prst="rect"/>
+                  </pic:spPr>
+                </pic:pic>
+              </a:graphicData>
+            </a:graphic>
+          </wp:inline>
+        </w:drawing>
+      </w:r>
+    </w:p>
+    <w:p>
+      <w:r>
+        <w:t>Giao diện đánh giá mô hình</w:t>
+      </w:r>
+    </w:p>
+    <w:p>
+      <w:r>
+        <w:drawing>
+          <wp:inline xmlns:a="http://schemas.openxmlformats.org/drawingml/2006/main" xmlns:pic="http://schemas.openxmlformats.org/drawingml/2006/picture">
+            <wp:extent cx="5580000" cy="5535714"/>
+            <wp:docPr id="6" name="Picture 6"/>
             <wp:cNvGraphicFramePr>
               <a:graphicFrameLocks noChangeAspect="1"/>
             </wp:cNvGraphicFramePr>
@@ -5739,7 +5821,7 @@
                     <pic:cNvPicPr/>
                   </pic:nvPicPr>
                   <pic:blipFill>
-                    <a:blip r:embed="rId13"/>
+                    <a:blip r:embed="rId15"/>
                     <a:stretch>
                       <a:fillRect/>
                     </a:stretch>
@@ -5747,7 +5829,7 @@
                   <pic:spPr>
                     <a:xfrm>
                       <a:off x="0" y="0"/>
-                      <a:ext cx="5580000" cy="4262500"/>
+                      <a:ext cx="5580000" cy="5535714"/>
                     </a:xfrm>
                     <a:prstGeom prst="rect"/>
                   </pic:spPr>
@@ -5767,8 +5849,8 @@
       <w:r>
         <w:drawing>
           <wp:inline xmlns:a="http://schemas.openxmlformats.org/drawingml/2006/main" xmlns:pic="http://schemas.openxmlformats.org/drawingml/2006/picture">
-            <wp:extent cx="5580000" cy="4262500"/>
-            <wp:docPr id="5" name="Picture 5"/>
+            <wp:extent cx="5580000" cy="5535714"/>
+            <wp:docPr id="7" name="Picture 7"/>
             <wp:cNvGraphicFramePr>
               <a:graphicFrameLocks noChangeAspect="1"/>
             </wp:cNvGraphicFramePr>
@@ -5780,7 +5862,7 @@
                     <pic:cNvPicPr/>
                   </pic:nvPicPr>
                   <pic:blipFill>
-                    <a:blip r:embed="rId14"/>
+                    <a:blip r:embed="rId16"/>
                     <a:stretch>
                       <a:fillRect/>
                     </a:stretch>
@@ -5788,7 +5870,7 @@
                   <pic:spPr>
                     <a:xfrm>
                       <a:off x="0" y="0"/>
-                      <a:ext cx="5580000" cy="4262500"/>
+                      <a:ext cx="5580000" cy="5535714"/>
                     </a:xfrm>
                     <a:prstGeom prst="rect"/>
                   </pic:spPr>

--- a/docs/bao-cao-khoa-luan.docx
+++ b/docs/bao-cao-khoa-luan.docx
@@ -27,7 +27,7 @@
     </w:p>
     <w:p>
       <w:r>
-        <w:t>Báo cáo nghiên cứu để sinh viên kiểm tra và trao đổi với giảng viên. Chưa có mẫu trình bày chính thức hoặc xác nhận nghiệm thu. Không tạo thay chữ ký, nhận xét, lời cam đoan hoặc kết quả phê duyệt.</w:t>
+        <w:t>Báo cáo nghiên cứu — sản phẩm Vincent D.</w:t>
       </w:r>
     </w:p>
     <w:p>
@@ -5714,7 +5714,7 @@
     </w:p>
     <w:p>
       <w:r>
-        <w:t>Ứng dụng PinLab xây dựng bằng Streamlit có năm mục: Tổng quan, Tra cứu pin, Đánh giá mô hình, Dự đoán SOH và Hồ sơ đề tài. Giao diện có thanh điều hướng, các bảng và biểu đồ tương tác với nhãn tiếng Việt. Thông tin người thực hiện là Nguyễn Văn Duy, MSSV 2311553949, chuyên ngành Khoa Học Dữ Liệu. Đầu vào yêu cầu time, terminal_voltage, terminal_current và temperature; cycle nhập riêng hoặc phải nhất quán với CSV. Dữ liệu không đủ cửa sổ hoặc sai cấu trúc được báo lỗi bằng thông điệp cụ thể.</w:t>
+        <w:t>Ứng dụng Vincent D xây dựng bằng Streamlit có sáu mục: Tổng quan, Tra cứu pin, Đánh giá mô hình, Dự đoán SOH, Lịch sử dự đoán và Thông tin. Giao diện sử dụng Arial, thanh điều hướng, các bảng và biểu đồ tiếng Việt. Có so sánh hai chu kỳ, dự đoán theo lô tối đa 100 chu kỳ, lịch sử phiên tối đa 500 chu kỳ và phiếu kết quả HTML tự chứa có thể in thành PDF bằng trình duyệt. Nhóm dữ liệu lỗi được báo riêng; không tự tạo điểm tin cậy dự đoán. Thông tin người thực hiện là Nguyễn Văn Duy, MSSV 2311553949, chuyên ngành Khoa Học Dữ Liệu. Đầu vào yêu cầu time, terminal_voltage, terminal_current và temperature; cycle nhập riêng hoặc phải nhất quán với CSV. Dữ liệu không đủ cửa sổ hoặc sai cấu trúc được báo lỗi bằng thông điệp cụ thể.</w:t>
       </w:r>
     </w:p>
     <w:p>
@@ -5726,7 +5726,7 @@
       <w:r>
         <w:drawing>
           <wp:inline xmlns:a="http://schemas.openxmlformats.org/drawingml/2006/main" xmlns:pic="http://schemas.openxmlformats.org/drawingml/2006/picture">
-            <wp:extent cx="5580000" cy="5535714"/>
+            <wp:extent cx="5580000" cy="5166667"/>
             <wp:docPr id="4" name="Picture 4"/>
             <wp:cNvGraphicFramePr>
               <a:graphicFrameLocks noChangeAspect="1"/>
@@ -5747,7 +5747,7 @@
                   <pic:spPr>
                     <a:xfrm>
                       <a:off x="0" y="0"/>
-                      <a:ext cx="5580000" cy="5535714"/>
+                      <a:ext cx="5580000" cy="5166667"/>
                     </a:xfrm>
                     <a:prstGeom prst="rect"/>
                   </pic:spPr>
@@ -5760,14 +5760,14 @@
     </w:p>
     <w:p>
       <w:r>
-        <w:t>Tổng quan PinLab và thông tin sinh viên</w:t>
+        <w:t>Tổng quan Vincent D và thông tin sinh viên</w:t>
       </w:r>
     </w:p>
     <w:p>
       <w:r>
         <w:drawing>
           <wp:inline xmlns:a="http://schemas.openxmlformats.org/drawingml/2006/main" xmlns:pic="http://schemas.openxmlformats.org/drawingml/2006/picture">
-            <wp:extent cx="5580000" cy="5535714"/>
+            <wp:extent cx="5580000" cy="5166667"/>
             <wp:docPr id="5" name="Picture 5"/>
             <wp:cNvGraphicFramePr>
               <a:graphicFrameLocks noChangeAspect="1"/>
@@ -5788,7 +5788,7 @@
                   <pic:spPr>
                     <a:xfrm>
                       <a:off x="0" y="0"/>
-                      <a:ext cx="5580000" cy="5535714"/>
+                      <a:ext cx="5580000" cy="5166667"/>
                     </a:xfrm>
                     <a:prstGeom prst="rect"/>
                   </pic:spPr>
@@ -5808,7 +5808,7 @@
       <w:r>
         <w:drawing>
           <wp:inline xmlns:a="http://schemas.openxmlformats.org/drawingml/2006/main" xmlns:pic="http://schemas.openxmlformats.org/drawingml/2006/picture">
-            <wp:extent cx="5580000" cy="5535714"/>
+            <wp:extent cx="5580000" cy="5166667"/>
             <wp:docPr id="6" name="Picture 6"/>
             <wp:cNvGraphicFramePr>
               <a:graphicFrameLocks noChangeAspect="1"/>
@@ -5829,7 +5829,7 @@
                   <pic:spPr>
                     <a:xfrm>
                       <a:off x="0" y="0"/>
-                      <a:ext cx="5580000" cy="5535714"/>
+                      <a:ext cx="5580000" cy="5166667"/>
                     </a:xfrm>
                     <a:prstGeom prst="rect"/>
                   </pic:spPr>
@@ -5849,7 +5849,7 @@
       <w:r>
         <w:drawing>
           <wp:inline xmlns:a="http://schemas.openxmlformats.org/drawingml/2006/main" xmlns:pic="http://schemas.openxmlformats.org/drawingml/2006/picture">
-            <wp:extent cx="5580000" cy="5535714"/>
+            <wp:extent cx="5580000" cy="5166667"/>
             <wp:docPr id="7" name="Picture 7"/>
             <wp:cNvGraphicFramePr>
               <a:graphicFrameLocks noChangeAspect="1"/>
@@ -5870,7 +5870,7 @@
                   <pic:spPr>
                     <a:xfrm>
                       <a:off x="0" y="0"/>
-                      <a:ext cx="5580000" cy="5535714"/>
+                      <a:ext cx="5580000" cy="5166667"/>
                     </a:xfrm>
                     <a:prstGeom prst="rect"/>
                   </pic:spPr>
@@ -5884,6 +5884,88 @@
     <w:p>
       <w:r>
         <w:t>Giao diện nhận CSV và dự đoán chạy thực tế</w:t>
+      </w:r>
+    </w:p>
+    <w:p>
+      <w:r>
+        <w:drawing>
+          <wp:inline xmlns:a="http://schemas.openxmlformats.org/drawingml/2006/main" xmlns:pic="http://schemas.openxmlformats.org/drawingml/2006/picture">
+            <wp:extent cx="5580000" cy="5166667"/>
+            <wp:docPr id="8" name="Picture 8"/>
+            <wp:cNvGraphicFramePr>
+              <a:graphicFrameLocks noChangeAspect="1"/>
+            </wp:cNvGraphicFramePr>
+            <a:graphic>
+              <a:graphicData uri="http://schemas.openxmlformats.org/drawingml/2006/picture">
+                <pic:pic>
+                  <pic:nvPicPr>
+                    <pic:cNvPr id="0" name="04-theo-lo.png"/>
+                    <pic:cNvPicPr/>
+                  </pic:nvPicPr>
+                  <pic:blipFill>
+                    <a:blip r:embed="rId17"/>
+                    <a:stretch>
+                      <a:fillRect/>
+                    </a:stretch>
+                  </pic:blipFill>
+                  <pic:spPr>
+                    <a:xfrm>
+                      <a:off x="0" y="0"/>
+                      <a:ext cx="5580000" cy="5166667"/>
+                    </a:xfrm>
+                    <a:prstGeom prst="rect"/>
+                  </pic:spPr>
+                </pic:pic>
+              </a:graphicData>
+            </a:graphic>
+          </wp:inline>
+        </w:drawing>
+      </w:r>
+    </w:p>
+    <w:p>
+      <w:r>
+        <w:t>Xử lý theo lô và báo nhóm dữ liệu không hợp lệ</w:t>
+      </w:r>
+    </w:p>
+    <w:p>
+      <w:r>
+        <w:drawing>
+          <wp:inline xmlns:a="http://schemas.openxmlformats.org/drawingml/2006/main" xmlns:pic="http://schemas.openxmlformats.org/drawingml/2006/picture">
+            <wp:extent cx="5580000" cy="5166667"/>
+            <wp:docPr id="9" name="Picture 9"/>
+            <wp:cNvGraphicFramePr>
+              <a:graphicFrameLocks noChangeAspect="1"/>
+            </wp:cNvGraphicFramePr>
+            <a:graphic>
+              <a:graphicData uri="http://schemas.openxmlformats.org/drawingml/2006/picture">
+                <pic:pic>
+                  <pic:nvPicPr>
+                    <pic:cNvPr id="0" name="05-lich-su.png"/>
+                    <pic:cNvPicPr/>
+                  </pic:nvPicPr>
+                  <pic:blipFill>
+                    <a:blip r:embed="rId18"/>
+                    <a:stretch>
+                      <a:fillRect/>
+                    </a:stretch>
+                  </pic:blipFill>
+                  <pic:spPr>
+                    <a:xfrm>
+                      <a:off x="0" y="0"/>
+                      <a:ext cx="5580000" cy="5166667"/>
+                    </a:xfrm>
+                    <a:prstGeom prst="rect"/>
+                  </pic:spPr>
+                </pic:pic>
+              </a:graphicData>
+            </a:graphic>
+          </wp:inline>
+        </w:drawing>
+      </w:r>
+    </w:p>
+    <w:p>
+      <w:r>
+        <w:t>Lịch sử kết quả trong phiên</w:t>
       </w:r>
     </w:p>
     <w:p>
@@ -5964,12 +6046,12 @@
         <w:pStyle w:val="Heading2"/>
       </w:pPr>
       <w:r>
-        <w:t>5.3. Điều kiện trước khi nộp chính thức</w:t>
+        <w:t>5.3. Phạm vi xác nhận</w:t>
       </w:r>
     </w:p>
     <w:p>
       <w:r>
-        <w:t>Sinh viên cần hiểu, chạy lại và giải thích mã; đối chiếu yêu cầu giảng viên về nguồn dữ liệu, tổng quan chuyên ngành, số trang, mẫu trình bày và trích dẫn. Báo cáo hiện tại không có xác nhận nghiệm thu. Các đề xuất phương pháp và thư viện không được thay thế cho việc sinh viên kiểm chứng nội dung và tuân thủ quy định học thuật của trường.</w:t>
+        <w:t>Kết quả được xác nhận trong phạm vi bộ dữ liệu và thiết kế thực nghiệm đã mô tả. Chưa có kiểm thử vận hành trên xe thực tế, dữ liệu Việt Nam hoặc xác nhận nghiệm thu học thuật.</w:t>
       </w:r>
     </w:p>
     <w:p>
@@ -6483,7 +6565,7 @@
     </w:p>
     <w:p>
       <w:r>
-        <w:t>Xem docs/giai-thich-code.md để đi theo luồng mã và docs/huong-dan-bao-ve.md để thực hành trình bày. Dự đoán trên CSV mẫu của demo không được dùng thay điểm test độc lập.</w:t>
+        <w:t>Dự đoán trên CSV mẫu của demo không được dùng thay điểm test độc lập.</w:t>
       </w:r>
     </w:p>
     <w:sectPr>

--- a/docs/bao-cao-khoa-luan.docx
+++ b/docs/bao-cao-khoa-luan.docx
@@ -211,7 +211,7 @@
     </w:p>
     <w:p>
       <w:r>
-        <w:t>Tôi sử dụng dữ liệu SDU do Wang, Gao và Tian công bố trên Zenodo năm 2025 [1]. Tập nguồn có 145.112.317 dòng đo của 86 tế bào pin, gồm sử dụng ban đầu và tái sử dụng. Sau nhận diện điều kiện xả tham chiếu, bộ được chọn có 30.929.675 dòng và 20.823 chu kỳ. Bản dùng trong sản phẩm giữ 10.000.000 dòng, đủ 86 pin và đủ các chu kỳ đã chọn; mọi điểm trong cửa sổ đầu xả được giữ nguyên. Giảm mật độ sau 120 giây giúp giảm dung lượng lưu trữ, không được coi là loại bỏ nhiễu.</w:t>
+        <w:t>Tôi sử dụng dữ liệu SDU do Wang, Gao và Tian công bố trên Zenodo năm 2025 [1]. Tập nguồn có 145.112.317 dòng đo của 86 tế bào pin, gồm sử dụng ban đầu và tái sử dụng. Sau nhận diện điều kiện xả tham chiếu, bộ được chọn có 30.929.675 dòng và 20.823 chu kỳ. Bản dùng trong sản phẩm giữ 10.505.065 dòng, đủ 86 pin và đủ các chu kỳ đã chọn; mọi điểm trong cửa sổ đầu xả được giữ nguyên. Giảm mật độ sau 120 giây giúp giảm dung lượng lưu trữ, không được coi là loại bỏ nhiễu.</w:t>
       </w:r>
     </w:p>
     <w:p>
@@ -360,7 +360,7 @@
     </w:p>
     <w:p>
       <w:r>
-        <w:t>Một dòng cảm biến chứa các số đo tại một thời điểm; một mẫu huấn luyện trong mô hình bảng đại diện cho một chu kỳ. Do đó, 10 triệu dòng không tương đương 10 triệu mẫu độc lập. Các điểm cùng chu kỳ có liên hệ theo thời gian, và các chu kỳ cùng pin cũng có liên hệ.</w:t>
+        <w:t>Một dòng cảm biến chứa các số đo tại một thời điểm; một mẫu huấn luyện trong mô hình bảng đại diện cho một chu kỳ. Do đó, 10.505.065 dòng không tương đương 10.505.065 mẫu độc lập. Các điểm cùng chu kỳ có liên hệ theo thời gian, và các chu kỳ cùng pin cũng có liên hệ.</w:t>
       </w:r>
     </w:p>
     <w:p>
@@ -541,22 +541,22 @@
         <w:pStyle w:val="Heading2"/>
       </w:pPr>
       <w:r>
-        <w:t>3.3. Tạo bản 10 triệu dòng</w:t>
+        <w:t>3.3. Tạo bản 10.505.065 dòng</w:t>
       </w:r>
     </w:p>
     <w:p>
       <w:r>
-        <w:t>Bản gọn giữ tất cả các chu kỳ đã chọn, mọi mẫu trong 120 giây đầu và điểm cuối mỗi chu kỳ. Ngân sách điểm còn lại được phân bổ theo số điểm của từng chu kỳ; các điểm phần giữa được chọn đều theo thứ tự thời gian. Từng dòng được giữ nguyên văn từ nguồn, không nhân bản, điền thiếu hay sửa số đo.</w:t>
+        <w:t>Bản gọn giữ tất cả các chu kỳ đã chọn, mọi mẫu trong 120 giây đầu và điểm cuối mỗi chu kỳ. Sau khi giữ các điểm bắt buộc, phần còn lại trong từng chu kỳ được sắp theo thời gian và giữ một trong ba điểm liên tiếp, bắt đầu từ điểm đầu của phần này. Không đặt trước tổng số dòng. Từng dòng được giữ nguyên văn từ nguồn, không nhân bản, điền thiếu hay sửa số đo.</w:t>
       </w:r>
     </w:p>
     <w:p>
       <w:r>
-        <w:t>Sau giảm mật độ, nguồn lưu 10.000.000 dòng trong 172 file CSV nén gzip. Dung lượng tham chiếu, nhãn và bảng đặc trưng được giữ từ bộ đủ điểm và được đối chiếu lại. Phần sau 120 giây mất chi tiết, nên bản này không thay thế dữ liệu đầy đủ cho nghiên cứu cần phân tích nguyên chuỗi hoặc tính ICA chính xác ở toàn bộ miền điện áp.</w:t>
+        <w:t>Sau giảm mật độ, nguồn lưu 10.505.065 dòng trong 172 file CSV nén gzip. Dung lượng tham chiếu, nhãn và bảng đặc trưng được giữ từ bộ đủ điểm và được đối chiếu lại. Phần sau 120 giây mất chi tiết, nên bản này không thay thế dữ liệu đầy đủ cho nghiên cứu cần phân tích nguyên chuỗi hoặc tính ICA chính xác ở toàn bộ miền điện áp.</w:t>
       </w:r>
     </w:p>
     <w:p>
       <w:r>
-        <w:t>Việc chọn đúng 10 triệu dòng phục vụ lưu trữ theo yêu cầu triển khai; đây không phải ngưỡng đảm bảo chất lượng học máy. Số pin độc lập và số chu kỳ hữu ích mới là thông tin cần báo cáo cùng số điểm cảm biến.</w:t>
+        <w:t>Số 10.505.065 là kết quả đếm sau khi áp dụng quy tắc lấy thưa, không phải số dòng được đặt trước. Đây không phải ngưỡng đảm bảo chất lượng học máy. Số pin độc lập và số chu kỳ hữu ích mới là thông tin cần báo cáo cùng số điểm cảm biến.</w:t>
       </w:r>
     </w:p>
     <w:p>
@@ -569,12 +569,12 @@
     </w:p>
     <w:p>
       <w:r>
-        <w:t>Bản xử lý được quét toàn bộ 10 triệu dòng. Không phát hiện giá trị thiếu/vô hạn ở tín hiệu bắt buộc hoặc khóa thời gian trùng. Nội dung dòng giải nén được kiểm SHA-256 theo file, đặc trưng được tính lại và nhãn được nối theo khóa pin/giai đoạn/chu kỳ.</w:t>
+        <w:t>Bản xử lý được quét toàn bộ 10.505.065 dòng. Không phát hiện giá trị thiếu/vô hạn ở tín hiệu bắt buộc hoặc khóa thời gian trùng. Nội dung dòng giải nén được kiểm SHA-256 theo file, đặc trưng được tính lại và nhãn được nối theo khóa pin/giai đoạn/chu kỳ.</w:t>
       </w:r>
     </w:p>
     <w:p>
       <w:r>
-        <w:t>Có 25 điểm nghi vấn biến thiên đột ngột còn nằm trong bộ chọn, không điểm nào thuộc 120 giây đầu. Đây là cờ kiểm tra theo quy tắc, chưa phải xác nhận lỗi cảm biến; các điểm không bị tự xóa hoặc sửa. Có 23 bước thời gian đi lùi trong thứ tự ghi nguồn. Bản sao phục vụ xử lý được sắp theo thời gian trong từng chu kỳ, còn file nguồn giữ nguyên.</w:t>
+        <w:t>Có 26 điểm nghi vấn biến thiên đột ngột còn nằm trong bộ chọn, không điểm nào thuộc 120 giây đầu. Đây là cờ kiểm tra theo quy tắc, chưa phải xác nhận lỗi cảm biến; các điểm không bị tự xóa hoặc sửa. Có 23 bước thời gian đi lùi trong thứ tự ghi nguồn. Bản sao phục vụ xử lý được sắp theo thời gian trong từng chu kỳ, còn file nguồn giữ nguyên.</w:t>
       </w:r>
     </w:p>
     <w:p>
@@ -1160,7 +1160,7 @@
     </w:p>
     <w:p>
       <w:r>
-        <w:t>Tập dùng trong sản phẩm có 10.000.000 dòng đo, 20.823 mẫu chu kỳ của 86 pin, gồm cả sử dụng ban đầu và tái sử dụng. Bảng dưới tổng hợp theo giai đoạn từ dữ liệu thực tế, không suy ra số chu kỳ bằng số dòng cảm biến.</w:t>
+        <w:t>Tập dùng trong sản phẩm có 10.505.065 dòng đo, 20.823 mẫu chu kỳ của 86 pin, gồm cả sử dụng ban đầu và tái sử dụng. Bảng dưới tổng hợp theo giai đoạn từ dữ liệu thực tế, không suy ra số chu kỳ bằng số dòng cảm biến.</w:t>
       </w:r>
     </w:p>
     <w:tbl>
@@ -4214,7 +4214,7 @@
     </w:p>
     <w:p>
       <w:r>
-        <w:t>Dự đoán nhận CSV cho một chu kỳ hoặc tối đa 100 nhóm trong một lần. Chương trình kiểm tra tên cột, tín hiệu hữu hạn, số chu kỳ và giai đoạn. Với lô dữ liệu, lỗi của một nhóm được báo riêng, không làm mất các kết quả hợp lệ khác. CSV mẫu có nhãn nguồn và không được trình bày như kiểm thử độc lập.</w:t>
+        <w:t>Dự đoán nhận CSV hoặc CSV.GZ tới 512 MiB cho một chu kỳ hoặc tối đa 2.000 nhóm trong một lần. Chương trình kiểm tra tên cột, tín hiệu hữu hạn, số chu kỳ và giai đoạn. Với lô dữ liệu, lỗi của một nhóm được báo riêng, không làm mất các kết quả hợp lệ khác. CSV mẫu có nhãn nguồn và không được trình bày như kiểm thử độc lập.</w:t>
       </w:r>
     </w:p>
     <w:p>
@@ -4299,7 +4299,7 @@
     </w:p>
     <w:p>
       <w:r>
-        <w:t>Lần kiểm thử lưu trong reports/pytest-results.xml gồm 44 trường hợp, 0 thất bại, 0 lỗi và 0 bỏ qua. Tệp dataset_check.json ghi kết quả kiểm tra toàn bộ 10 triệu dòng.</w:t>
+        <w:t>Lần kiểm thử lưu trong reports/pytest-results.xml gồm 47 trường hợp, 0 thất bại, 0 lỗi và 0 bỏ qua. Tệp dataset_check.json ghi kết quả kiểm tra toàn bộ 10.505.065 dòng.</w:t>
       </w:r>
     </w:p>
     <w:p>

--- a/docs/bao-cao-khoa-luan.docx
+++ b/docs/bao-cao-khoa-luan.docx
@@ -162,32 +162,32 @@
     </w:p>
     <w:p>
       <w:r>
-        <w:t>Chương 5. Xây dựng sản phẩm Vincent D  ·  19</w:t>
+        <w:t>Chương 5. Xây dựng sản phẩm Vincent D  ·  21</w:t>
       </w:r>
     </w:p>
     <w:p>
       <w:r>
-        <w:t>Kết luận  ·  22</w:t>
+        <w:t>Kết luận  ·  24</w:t>
       </w:r>
     </w:p>
     <w:p>
       <w:r>
-        <w:t>Tài liệu tham khảo  ·  23</w:t>
+        <w:t>Tài liệu tham khảo  ·  25</w:t>
       </w:r>
     </w:p>
     <w:p>
       <w:r>
-        <w:t>Phụ lục A. Kết quả Random Forest theo pin  ·  24</w:t>
+        <w:t>Phụ lục A. Kết quả Random Forest theo pin  ·  26</w:t>
       </w:r>
     </w:p>
     <w:p>
       <w:r>
-        <w:t>Phụ lục B. Cấu trúc mã nguồn  ·  27</w:t>
+        <w:t>Phụ lục B. Cấu trúc mã nguồn  ·  29</w:t>
       </w:r>
     </w:p>
     <w:p>
       <w:r>
-        <w:t>Phụ lục C. Cấu hình thực nghiệm  ·  28</w:t>
+        <w:t>Phụ lục C. Cấu hình thực nghiệm  ·  30</w:t>
       </w:r>
     </w:p>
     <w:p>
@@ -4174,6 +4174,563 @@
     </w:p>
     <w:p>
       <w:pPr>
+        <w:pStyle w:val="Heading2"/>
+      </w:pPr>
+      <w:r>
+        <w:t>4.9. Giám sát xu hướng SOH bất thường</w:t>
+      </w:r>
+    </w:p>
+    <w:p>
+      <w:r>
+        <w:t>Phần bổ sung giám sát SOH tham chiếu đã quan sát theo từng pin và giai đoạn. Nền dự kiến dùng tốc độ biến thiên trung vị của tối đa 8 khoảng quá khứ, ít nhất 5 khoảng. Tốc độ tính theo chênh lệch số chu kỳ thực, không coi các mẫu xả tham chiếu là những chu kỳ liên tiếp. Độ lệch chuẩn hóa dùng MAD quá khứ với sàn thang đo 0,01 điểm phần trăm SOH mỗi chu kỳ. Quy tắc gắn cờ yêu cầu độ lệch chuẩn hóa trên 4,5 và sai lệch tuyệt đối ít nhất 1 điểm phần trăm SOH.</w:t>
+      </w:r>
+    </w:p>
+    <w:p>
+      <w:r>
+        <w:t>Isolation Forest [8] dùng 150 cây, max_samples 256 và seed 42. Đặc trưng là tốc độ hiện tại, tốc độ nền quá khứ, sai lệch SOH và độ lệch chuẩn hóa. Cùng phân hoạch 5 vòng theo pin; ngưỡng là phân vị 99% điểm các pin học của từng vòng. Không chọn ngưỡng bằng tập kiểm thử. Dữ liệu học chưa có nhãn lỗi, nên cách làm giả định đa số diễn biến là thông thường, không chứng minh tập học hoàn toàn bình thường.</w:t>
+      </w:r>
+    </w:p>
+    <w:p>
+      <w:r>
+        <w:t>Kết hợp hai phương pháp theo phép hoặc cho 74 cờ trong 12.145 mẫu đủ lịch sử giai đoạn đầu và 135 cờ trong 7.646 mẫu đủ lịch sử tái sử dụng, tương ứng khoảng 0,61% và 1,77%. Cờ chu kỳ SOH khác các điểm nghi vấn tín hiệu điện áp/nhiệt độ ở phần kiểm tra dữ liệu, không cộng chung hai số đếm. Số cờ không phải số lỗi xác nhận hoặc độ chính xác. Chưa có nhãn lỗi nên không báo cáo precision, recall hay mức cải thiện phát hiện lỗi thực tế. Các điểm không bị tự sửa hoặc xóa.</w:t>
+      </w:r>
+    </w:p>
+    <w:p>
+      <w:r>
+        <w:t>Thiết kế dùng các quan sát SOH quá khứ của chính pin đang giám sát, nhưng không dùng tương lai để tạo nền. SOH tham chiếu cần phép đo dung lượng; kết quả không đồng nghĩa cảnh báo BMS trực tuyến hoặc chứng nhận pin nguy hiểm. Chưa có dữ liệu BMS trên xe, nên chưa thực hiện kiểm chứng thực tế. Kế hoạch và dữ liệu cần có được ghi riêng trong docs/kiem-chung-bms.md.</w:t>
+      </w:r>
+    </w:p>
+    <w:p>
+      <w:pPr>
+        <w:pStyle w:val="Heading2"/>
+      </w:pPr>
+      <w:r>
+        <w:t>4.10. Phương án khóa luận: Ridge–RF hiệu chỉnh phần dư</w:t>
+      </w:r>
+    </w:p>
+    <w:p>
+      <w:r>
+        <w:t>Tôi kiểm chứng cách kết hợp hai thuật toán có sẵn [3,4]: Ridge học xu hướng nền; Random Forest học phần dư r_train = y_train − Ridge(X_train). Kết quả cuối là SOH_dự_đoán = Ridge(X) + RF_phần_dư(X). Chỉ tập train được dùng để học bộ chuẩn hóa, hệ số Ridge và cây phần dư. Không dùng nhãn pin kiểm thử để hiệu chỉnh. Bảng đầu vào giữ đúng 12 đặc trưng, cùng 5 nhóm pin và seed 42; cấu hình được cố định, không tối ưu theo các điểm test.</w:t>
+      </w:r>
+    </w:p>
+    <w:tbl>
+      <w:tblPr>
+        <w:tblStyle w:val="TableGrid"/>
+        <w:tblW w:type="auto" w:w="0"/>
+        <w:tblLook w:firstColumn="1" w:firstRow="1" w:lastColumn="0" w:lastRow="0" w:noHBand="0" w:noVBand="1" w:val="04A0"/>
+      </w:tblPr>
+      <w:tblGrid>
+        <w:gridCol w:w="2197"/>
+        <w:gridCol w:w="2197"/>
+        <w:gridCol w:w="2197"/>
+        <w:gridCol w:w="2197"/>
+      </w:tblGrid>
+      <w:tr>
+        <w:trPr>
+          <w:tblHeader/>
+        </w:trPr>
+        <w:tc>
+          <w:tcPr>
+            <w:tcW w:type="dxa" w:w="2197"/>
+          </w:tcPr>
+          <w:p>
+            <w:pPr>
+              <w:spacing w:line="264" w:lineRule="auto"/>
+            </w:pPr>
+            <w:r>
+              <w:rPr>
+                <w:b/>
+                <w:sz w:val="18"/>
+              </w:rPr>
+              <w:t>Mô hình</w:t>
+            </w:r>
+          </w:p>
+        </w:tc>
+        <w:tc>
+          <w:tcPr>
+            <w:tcW w:type="dxa" w:w="2197"/>
+          </w:tcPr>
+          <w:p>
+            <w:pPr>
+              <w:spacing w:line="264" w:lineRule="auto"/>
+            </w:pPr>
+            <w:r>
+              <w:rPr>
+                <w:b/>
+                <w:sz w:val="18"/>
+              </w:rPr>
+              <w:t>MAE (điểm % SOH)</w:t>
+            </w:r>
+          </w:p>
+        </w:tc>
+        <w:tc>
+          <w:tcPr>
+            <w:tcW w:type="dxa" w:w="2197"/>
+          </w:tcPr>
+          <w:p>
+            <w:pPr>
+              <w:spacing w:line="264" w:lineRule="auto"/>
+            </w:pPr>
+            <w:r>
+              <w:rPr>
+                <w:b/>
+                <w:sz w:val="18"/>
+              </w:rPr>
+              <w:t>RMSE (điểm % SOH)</w:t>
+            </w:r>
+          </w:p>
+        </w:tc>
+        <w:tc>
+          <w:tcPr>
+            <w:tcW w:type="dxa" w:w="2197"/>
+          </w:tcPr>
+          <w:p>
+            <w:pPr>
+              <w:spacing w:line="264" w:lineRule="auto"/>
+            </w:pPr>
+            <w:r>
+              <w:rPr>
+                <w:b/>
+                <w:sz w:val="18"/>
+              </w:rPr>
+              <w:t>R²</w:t>
+            </w:r>
+          </w:p>
+        </w:tc>
+      </w:tr>
+      <w:tr>
+        <w:tc>
+          <w:tcPr>
+            <w:tcW w:type="dxa" w:w="2197"/>
+          </w:tcPr>
+          <w:p>
+            <w:pPr>
+              <w:spacing w:line="264" w:lineRule="auto"/>
+            </w:pPr>
+            <w:r>
+              <w:rPr>
+                <w:b w:val="0"/>
+                <w:sz w:val="18"/>
+              </w:rPr>
+              <w:t>Trung bình SOH — mốc cơ sở</w:t>
+            </w:r>
+          </w:p>
+        </w:tc>
+        <w:tc>
+          <w:tcPr>
+            <w:tcW w:type="dxa" w:w="2197"/>
+          </w:tcPr>
+          <w:p>
+            <w:pPr>
+              <w:spacing w:line="264" w:lineRule="auto"/>
+            </w:pPr>
+            <w:r>
+              <w:rPr>
+                <w:b w:val="0"/>
+                <w:sz w:val="18"/>
+              </w:rPr>
+              <w:t>13.246</w:t>
+            </w:r>
+          </w:p>
+        </w:tc>
+        <w:tc>
+          <w:tcPr>
+            <w:tcW w:type="dxa" w:w="2197"/>
+          </w:tcPr>
+          <w:p>
+            <w:pPr>
+              <w:spacing w:line="264" w:lineRule="auto"/>
+            </w:pPr>
+            <w:r>
+              <w:rPr>
+                <w:b w:val="0"/>
+                <w:sz w:val="18"/>
+              </w:rPr>
+              <w:t>15.249</w:t>
+            </w:r>
+          </w:p>
+        </w:tc>
+        <w:tc>
+          <w:tcPr>
+            <w:tcW w:type="dxa" w:w="2197"/>
+          </w:tcPr>
+          <w:p>
+            <w:pPr>
+              <w:spacing w:line="264" w:lineRule="auto"/>
+            </w:pPr>
+            <w:r>
+              <w:rPr>
+                <w:b w:val="0"/>
+                <w:sz w:val="18"/>
+              </w:rPr>
+              <w:t>-0.281</w:t>
+            </w:r>
+          </w:p>
+        </w:tc>
+      </w:tr>
+      <w:tr>
+        <w:tc>
+          <w:tcPr>
+            <w:tcW w:type="dxa" w:w="2197"/>
+          </w:tcPr>
+          <w:p>
+            <w:pPr>
+              <w:spacing w:line="264" w:lineRule="auto"/>
+            </w:pPr>
+            <w:r>
+              <w:rPr>
+                <w:b w:val="0"/>
+                <w:sz w:val="18"/>
+              </w:rPr>
+              <w:t>Hồi quy Ridge</w:t>
+            </w:r>
+          </w:p>
+        </w:tc>
+        <w:tc>
+          <w:tcPr>
+            <w:tcW w:type="dxa" w:w="2197"/>
+          </w:tcPr>
+          <w:p>
+            <w:pPr>
+              <w:spacing w:line="264" w:lineRule="auto"/>
+            </w:pPr>
+            <w:r>
+              <w:rPr>
+                <w:b w:val="0"/>
+                <w:sz w:val="18"/>
+              </w:rPr>
+              <w:t>2.582</w:t>
+            </w:r>
+          </w:p>
+        </w:tc>
+        <w:tc>
+          <w:tcPr>
+            <w:tcW w:type="dxa" w:w="2197"/>
+          </w:tcPr>
+          <w:p>
+            <w:pPr>
+              <w:spacing w:line="264" w:lineRule="auto"/>
+            </w:pPr>
+            <w:r>
+              <w:rPr>
+                <w:b w:val="0"/>
+                <w:sz w:val="18"/>
+              </w:rPr>
+              <w:t>3.299</w:t>
+            </w:r>
+          </w:p>
+        </w:tc>
+        <w:tc>
+          <w:tcPr>
+            <w:tcW w:type="dxa" w:w="2197"/>
+          </w:tcPr>
+          <w:p>
+            <w:pPr>
+              <w:spacing w:line="264" w:lineRule="auto"/>
+            </w:pPr>
+            <w:r>
+              <w:rPr>
+                <w:b w:val="0"/>
+                <w:sz w:val="18"/>
+              </w:rPr>
+              <w:t>0.933</w:t>
+            </w:r>
+          </w:p>
+        </w:tc>
+      </w:tr>
+      <w:tr>
+        <w:tc>
+          <w:tcPr>
+            <w:tcW w:type="dxa" w:w="2197"/>
+          </w:tcPr>
+          <w:p>
+            <w:pPr>
+              <w:spacing w:line="264" w:lineRule="auto"/>
+            </w:pPr>
+            <w:r>
+              <w:rPr>
+                <w:b w:val="0"/>
+                <w:sz w:val="18"/>
+              </w:rPr>
+              <w:t>Rừng ngẫu nhiên — Random Forest</w:t>
+            </w:r>
+          </w:p>
+        </w:tc>
+        <w:tc>
+          <w:tcPr>
+            <w:tcW w:type="dxa" w:w="2197"/>
+          </w:tcPr>
+          <w:p>
+            <w:pPr>
+              <w:spacing w:line="264" w:lineRule="auto"/>
+            </w:pPr>
+            <w:r>
+              <w:rPr>
+                <w:b w:val="0"/>
+                <w:sz w:val="18"/>
+              </w:rPr>
+              <w:t>1.619</w:t>
+            </w:r>
+          </w:p>
+        </w:tc>
+        <w:tc>
+          <w:tcPr>
+            <w:tcW w:type="dxa" w:w="2197"/>
+          </w:tcPr>
+          <w:p>
+            <w:pPr>
+              <w:spacing w:line="264" w:lineRule="auto"/>
+            </w:pPr>
+            <w:r>
+              <w:rPr>
+                <w:b w:val="0"/>
+                <w:sz w:val="18"/>
+              </w:rPr>
+              <w:t>2.157</w:t>
+            </w:r>
+          </w:p>
+        </w:tc>
+        <w:tc>
+          <w:tcPr>
+            <w:tcW w:type="dxa" w:w="2197"/>
+          </w:tcPr>
+          <w:p>
+            <w:pPr>
+              <w:spacing w:line="264" w:lineRule="auto"/>
+            </w:pPr>
+            <w:r>
+              <w:rPr>
+                <w:b w:val="0"/>
+                <w:sz w:val="18"/>
+              </w:rPr>
+              <w:t>0.970</w:t>
+            </w:r>
+          </w:p>
+        </w:tc>
+      </w:tr>
+      <w:tr>
+        <w:tc>
+          <w:tcPr>
+            <w:tcW w:type="dxa" w:w="2197"/>
+          </w:tcPr>
+          <w:p>
+            <w:pPr>
+              <w:spacing w:line="264" w:lineRule="auto"/>
+            </w:pPr>
+            <w:r>
+              <w:rPr>
+                <w:b w:val="0"/>
+                <w:sz w:val="18"/>
+              </w:rPr>
+              <w:t>Tăng cường cây — LightGBM</w:t>
+            </w:r>
+          </w:p>
+        </w:tc>
+        <w:tc>
+          <w:tcPr>
+            <w:tcW w:type="dxa" w:w="2197"/>
+          </w:tcPr>
+          <w:p>
+            <w:pPr>
+              <w:spacing w:line="264" w:lineRule="auto"/>
+            </w:pPr>
+            <w:r>
+              <w:rPr>
+                <w:b w:val="0"/>
+                <w:sz w:val="18"/>
+              </w:rPr>
+              <w:t>1.734</w:t>
+            </w:r>
+          </w:p>
+        </w:tc>
+        <w:tc>
+          <w:tcPr>
+            <w:tcW w:type="dxa" w:w="2197"/>
+          </w:tcPr>
+          <w:p>
+            <w:pPr>
+              <w:spacing w:line="264" w:lineRule="auto"/>
+            </w:pPr>
+            <w:r>
+              <w:rPr>
+                <w:b w:val="0"/>
+                <w:sz w:val="18"/>
+              </w:rPr>
+              <w:t>2.270</w:t>
+            </w:r>
+          </w:p>
+        </w:tc>
+        <w:tc>
+          <w:tcPr>
+            <w:tcW w:type="dxa" w:w="2197"/>
+          </w:tcPr>
+          <w:p>
+            <w:pPr>
+              <w:spacing w:line="264" w:lineRule="auto"/>
+            </w:pPr>
+            <w:r>
+              <w:rPr>
+                <w:b w:val="0"/>
+                <w:sz w:val="18"/>
+              </w:rPr>
+              <w:t>0.968</w:t>
+            </w:r>
+          </w:p>
+        </w:tc>
+      </w:tr>
+      <w:tr>
+        <w:tc>
+          <w:tcPr>
+            <w:tcW w:type="dxa" w:w="2197"/>
+          </w:tcPr>
+          <w:p>
+            <w:pPr>
+              <w:spacing w:line="264" w:lineRule="auto"/>
+            </w:pPr>
+            <w:r>
+              <w:rPr>
+                <w:b w:val="0"/>
+                <w:sz w:val="18"/>
+              </w:rPr>
+              <w:t>Mạng chuỗi thời gian — GRU</w:t>
+            </w:r>
+          </w:p>
+        </w:tc>
+        <w:tc>
+          <w:tcPr>
+            <w:tcW w:type="dxa" w:w="2197"/>
+          </w:tcPr>
+          <w:p>
+            <w:pPr>
+              <w:spacing w:line="264" w:lineRule="auto"/>
+            </w:pPr>
+            <w:r>
+              <w:rPr>
+                <w:b w:val="0"/>
+                <w:sz w:val="18"/>
+              </w:rPr>
+              <w:t>2.141</w:t>
+            </w:r>
+          </w:p>
+        </w:tc>
+        <w:tc>
+          <w:tcPr>
+            <w:tcW w:type="dxa" w:w="2197"/>
+          </w:tcPr>
+          <w:p>
+            <w:pPr>
+              <w:spacing w:line="264" w:lineRule="auto"/>
+            </w:pPr>
+            <w:r>
+              <w:rPr>
+                <w:b w:val="0"/>
+                <w:sz w:val="18"/>
+              </w:rPr>
+              <w:t>2.718</w:t>
+            </w:r>
+          </w:p>
+        </w:tc>
+        <w:tc>
+          <w:tcPr>
+            <w:tcW w:type="dxa" w:w="2197"/>
+          </w:tcPr>
+          <w:p>
+            <w:pPr>
+              <w:spacing w:line="264" w:lineRule="auto"/>
+            </w:pPr>
+            <w:r>
+              <w:rPr>
+                <w:b w:val="0"/>
+                <w:sz w:val="18"/>
+              </w:rPr>
+              <w:t>0.953</w:t>
+            </w:r>
+          </w:p>
+        </w:tc>
+      </w:tr>
+      <w:tr>
+        <w:tc>
+          <w:tcPr>
+            <w:tcW w:type="dxa" w:w="2197"/>
+          </w:tcPr>
+          <w:p>
+            <w:pPr>
+              <w:spacing w:line="264" w:lineRule="auto"/>
+            </w:pPr>
+            <w:r>
+              <w:rPr>
+                <w:b w:val="0"/>
+                <w:sz w:val="18"/>
+              </w:rPr>
+              <w:t>Ridge–RF hiệu chỉnh phần dư</w:t>
+            </w:r>
+          </w:p>
+        </w:tc>
+        <w:tc>
+          <w:tcPr>
+            <w:tcW w:type="dxa" w:w="2197"/>
+          </w:tcPr>
+          <w:p>
+            <w:pPr>
+              <w:spacing w:line="264" w:lineRule="auto"/>
+            </w:pPr>
+            <w:r>
+              <w:rPr>
+                <w:b w:val="0"/>
+                <w:sz w:val="18"/>
+              </w:rPr>
+              <w:t>1.612</w:t>
+            </w:r>
+          </w:p>
+        </w:tc>
+        <w:tc>
+          <w:tcPr>
+            <w:tcW w:type="dxa" w:w="2197"/>
+          </w:tcPr>
+          <w:p>
+            <w:pPr>
+              <w:spacing w:line="264" w:lineRule="auto"/>
+            </w:pPr>
+            <w:r>
+              <w:rPr>
+                <w:b w:val="0"/>
+                <w:sz w:val="18"/>
+              </w:rPr>
+              <w:t>2.160</w:t>
+            </w:r>
+          </w:p>
+        </w:tc>
+        <w:tc>
+          <w:tcPr>
+            <w:tcW w:type="dxa" w:w="2197"/>
+          </w:tcPr>
+          <w:p>
+            <w:pPr>
+              <w:spacing w:line="264" w:lineRule="auto"/>
+            </w:pPr>
+            <w:r>
+              <w:rPr>
+                <w:b w:val="0"/>
+                <w:sz w:val="18"/>
+              </w:rPr>
+              <w:t>0.971</w:t>
+            </w:r>
+          </w:p>
+        </w:tc>
+      </w:tr>
+    </w:tbl>
+    <w:p>
+      <w:r>
+        <w:t>Phương án phần dư đạt MAE khoảng 1,612 điểm phần trăm SOH so với 1,619 của RF; RMSE khoảng 2,160 so với 2,157. Cải thiện MAE nhỏ và RMSE hơi tăng, chưa chứng minh ưu thế rõ ràng. Kết quả theo từng pin, cả trường hợp tăng và giảm sai số, được giữ trong reports/hybrid_paired_comparison.csv. Chưa khảo sát nhiều seed hoặc bộ dữ liệu độc lập nên không khẳng định cải tiến có ý nghĩa thống kê hoặc tổng quát.</w:t>
+      </w:r>
+    </w:p>
+    <w:p>
+      <w:r>
+        <w:t>Đây là phương án kết hợp được triển khai và đánh giá trong khóa luận, không tuyên bố là thuật toán hoàn toàn mới hoặc công bố đầu tiên. Mô hình học lại toàn bộ được lưu riêng và có thể chọn trên trang dự đoán; kết quả này tách khỏi các dự đoán giữ riêng dùng đánh giá. Random Forest vẫn là lựa chọn mặc định của ứng dụng, không dùng chênh lệch nhỏ trên test để tuyên bố đổi mô hình tốt nhất.</w:t>
+      </w:r>
+    </w:p>
+    <w:p>
+      <w:pPr>
         <w:pStyle w:val="Heading1"/>
         <w:pageBreakBefore/>
       </w:pPr>
@@ -4219,7 +4776,7 @@
     </w:p>
     <w:p>
       <w:r>
-        <w:t>Lịch sử chỉ lưu trong phiên làm việc, không phải cơ sở dữ liệu người dùng. Phiếu kết quả có thể tải dưới dạng CSV và HTML. Trang chất lượng trình bày nguồn, tiến trình chọn dữ liệu và các điểm nghi vấn. Trang thông tin cung cấp trích dẫn và tài liệu nghiên cứu.</w:t>
+        <w:t>Lịch sử chỉ lưu trong phiên làm việc, không phải cơ sở dữ liệu người dùng. Phiếu kết quả có thể tải dưới dạng CSV và HTML. Trang Xu hướng bất thường hiển thị chuỗi SOH, nền quá khứ, cờ của quy tắc/Isolation Forest và lý do; dữ liệu có thể xuất CSV. Trang chất lượng trình bày nguồn, tiến trình chọn dữ liệu và các điểm nghi vấn. Trang thông tin cung cấp trích dẫn và tài liệu nghiên cứu.</w:t>
       </w:r>
     </w:p>
     <w:p>
@@ -4299,7 +4856,7 @@
     </w:p>
     <w:p>
       <w:r>
-        <w:t>Lần kiểm thử lưu trong reports/pytest-results.xml gồm 47 trường hợp, 0 thất bại, 0 lỗi và 0 bỏ qua. Tệp dataset_check.json ghi kết quả kiểm tra toàn bộ 10.505.065 dòng.</w:t>
+        <w:t>Lần kiểm thử lưu trong reports/pytest-results.xml gồm 58 trường hợp, 0 thất bại, 0 lỗi và 0 bỏ qua. Tệp dataset_check.json ghi kết quả kiểm tra toàn bộ 10.505.065 dòng.</w:t>
       </w:r>
     </w:p>
     <w:p>
@@ -4386,6 +4943,11 @@
     <w:p>
       <w:r>
         <w:t>[7] Pedregosa, F., et al. (2011). Scikit-learn: Machine Learning in Python. Journal of Machine Learning Research, 12, 2825–2830. https://jmlr.org/papers/v12/pedregosa11a.html.</w:t>
+      </w:r>
+    </w:p>
+    <w:p>
+      <w:r>
+        <w:t>[8] Liu, F. T., Ting, K. M., &amp; Zhou, Z.-H. (2008). Isolation Forest. IEEE ICDM, 413–422. https://doi.org/10.1109/ICDM.2008.17.</w:t>
       </w:r>
     </w:p>
     <w:p>

--- a/docs/bao-cao-khoa-luan.docx
+++ b/docs/bao-cao-khoa-luan.docx
@@ -162,32 +162,32 @@
     </w:p>
     <w:p>
       <w:r>
-        <w:t>Chương 5. Xây dựng sản phẩm Vincent D  ·  19</w:t>
+        <w:t>Chương 5. Xây dựng sản phẩm Vincent D  ·  21</w:t>
       </w:r>
     </w:p>
     <w:p>
       <w:r>
-        <w:t>Kết luận  ·  22</w:t>
+        <w:t>Kết luận  ·  24</w:t>
       </w:r>
     </w:p>
     <w:p>
       <w:r>
-        <w:t>Tài liệu tham khảo  ·  23</w:t>
+        <w:t>Tài liệu tham khảo  ·  25</w:t>
       </w:r>
     </w:p>
     <w:p>
       <w:r>
-        <w:t>Phụ lục A. Kết quả Random Forest theo pin  ·  24</w:t>
+        <w:t>Phụ lục A. Kết quả Random Forest theo pin  ·  26</w:t>
       </w:r>
     </w:p>
     <w:p>
       <w:r>
-        <w:t>Phụ lục B. Cấu trúc mã nguồn  ·  27</w:t>
+        <w:t>Phụ lục B. Cấu trúc mã nguồn  ·  29</w:t>
       </w:r>
     </w:p>
     <w:p>
       <w:r>
-        <w:t>Phụ lục C. Cấu hình thực nghiệm  ·  28</w:t>
+        <w:t>Phụ lục C. Cấu hình thực nghiệm  ·  30</w:t>
       </w:r>
     </w:p>
     <w:p>
@@ -4174,6 +4174,563 @@
     </w:p>
     <w:p>
       <w:pPr>
+        <w:pStyle w:val="Heading2"/>
+      </w:pPr>
+      <w:r>
+        <w:t>4.9. Giám sát xu hướng SOH bất thường</w:t>
+      </w:r>
+    </w:p>
+    <w:p>
+      <w:r>
+        <w:t>Phần bổ sung giám sát SOH tham chiếu đã quan sát theo từng pin và giai đoạn. Nền dự kiến dùng tốc độ biến thiên trung vị của tối đa 8 khoảng quá khứ, ít nhất 5 khoảng. Tốc độ tính theo chênh lệch số chu kỳ thực, không coi các mẫu xả tham chiếu là những chu kỳ liên tiếp. Độ lệch chuẩn hóa dùng MAD quá khứ với sàn thang đo 0,01 điểm phần trăm SOH mỗi chu kỳ. Quy tắc gắn cờ yêu cầu độ lệch chuẩn hóa trên 4,5 và sai lệch tuyệt đối ít nhất 1 điểm phần trăm SOH.</w:t>
+      </w:r>
+    </w:p>
+    <w:p>
+      <w:r>
+        <w:t>Isolation Forest [8] dùng 150 cây, max_samples 256 và seed 42. Đặc trưng là tốc độ hiện tại, tốc độ nền quá khứ, sai lệch SOH và độ lệch chuẩn hóa. Cùng phân hoạch 5 vòng theo pin; ngưỡng là phân vị 99% điểm các pin học của từng vòng. Không chọn ngưỡng bằng tập kiểm thử. Dữ liệu học chưa có nhãn lỗi, nên cách làm giả định đa số diễn biến là thông thường, không chứng minh tập học hoàn toàn bình thường.</w:t>
+      </w:r>
+    </w:p>
+    <w:p>
+      <w:r>
+        <w:t>Kết hợp hai phương pháp theo phép hoặc cho 74 cờ trong 12.145 mẫu đủ lịch sử giai đoạn đầu và 135 cờ trong 7.646 mẫu đủ lịch sử tái sử dụng, tương ứng khoảng 0,61% và 1,77%. Cờ chu kỳ SOH khác các điểm nghi vấn tín hiệu điện áp/nhiệt độ ở phần kiểm tra dữ liệu, không cộng chung hai số đếm. Số cờ không phải số lỗi xác nhận hoặc độ chính xác. Chưa có nhãn lỗi nên không báo cáo precision, recall hay mức cải thiện phát hiện lỗi thực tế. Các điểm không bị tự sửa hoặc xóa.</w:t>
+      </w:r>
+    </w:p>
+    <w:p>
+      <w:r>
+        <w:t>Thiết kế dùng các quan sát SOH quá khứ của chính pin đang giám sát, nhưng không dùng tương lai để tạo nền. SOH tham chiếu cần phép đo dung lượng; kết quả không đồng nghĩa cảnh báo BMS trực tuyến hoặc chứng nhận pin nguy hiểm. Chưa có dữ liệu BMS trên xe, nên chưa thực hiện kiểm chứng thực tế. Kế hoạch và dữ liệu cần có được ghi riêng trong docs/kiem-chung-bms.md.</w:t>
+      </w:r>
+    </w:p>
+    <w:p>
+      <w:pPr>
+        <w:pStyle w:val="Heading2"/>
+      </w:pPr>
+      <w:r>
+        <w:t>4.10. Phương án khóa luận: Ridge–RF hiệu chỉnh phần dư</w:t>
+      </w:r>
+    </w:p>
+    <w:p>
+      <w:r>
+        <w:t>Tôi kiểm chứng cách kết hợp hai thuật toán có sẵn [3,4]: Ridge học xu hướng nền; Random Forest học phần dư r_train = y_train − Ridge(X_train). Kết quả cuối là SOH_dự_đoán = Ridge(X) + RF_phần_dư(X). Chỉ tập train được dùng để học bộ chuẩn hóa, hệ số Ridge và cây phần dư. Không dùng nhãn pin kiểm thử để hiệu chỉnh. Bảng đầu vào giữ đúng 12 đặc trưng, cùng 5 nhóm pin và seed 42; cấu hình được cố định, không tối ưu theo các điểm test.</w:t>
+      </w:r>
+    </w:p>
+    <w:tbl>
+      <w:tblPr>
+        <w:tblStyle w:val="TableGrid"/>
+        <w:tblW w:type="auto" w:w="0"/>
+        <w:tblLook w:firstColumn="1" w:firstRow="1" w:lastColumn="0" w:lastRow="0" w:noHBand="0" w:noVBand="1" w:val="04A0"/>
+      </w:tblPr>
+      <w:tblGrid>
+        <w:gridCol w:w="2197"/>
+        <w:gridCol w:w="2197"/>
+        <w:gridCol w:w="2197"/>
+        <w:gridCol w:w="2197"/>
+      </w:tblGrid>
+      <w:tr>
+        <w:trPr>
+          <w:tblHeader/>
+        </w:trPr>
+        <w:tc>
+          <w:tcPr>
+            <w:tcW w:type="dxa" w:w="2197"/>
+          </w:tcPr>
+          <w:p>
+            <w:pPr>
+              <w:spacing w:line="264" w:lineRule="auto"/>
+            </w:pPr>
+            <w:r>
+              <w:rPr>
+                <w:b/>
+                <w:sz w:val="18"/>
+              </w:rPr>
+              <w:t>Mô hình</w:t>
+            </w:r>
+          </w:p>
+        </w:tc>
+        <w:tc>
+          <w:tcPr>
+            <w:tcW w:type="dxa" w:w="2197"/>
+          </w:tcPr>
+          <w:p>
+            <w:pPr>
+              <w:spacing w:line="264" w:lineRule="auto"/>
+            </w:pPr>
+            <w:r>
+              <w:rPr>
+                <w:b/>
+                <w:sz w:val="18"/>
+              </w:rPr>
+              <w:t>MAE (điểm % SOH)</w:t>
+            </w:r>
+          </w:p>
+        </w:tc>
+        <w:tc>
+          <w:tcPr>
+            <w:tcW w:type="dxa" w:w="2197"/>
+          </w:tcPr>
+          <w:p>
+            <w:pPr>
+              <w:spacing w:line="264" w:lineRule="auto"/>
+            </w:pPr>
+            <w:r>
+              <w:rPr>
+                <w:b/>
+                <w:sz w:val="18"/>
+              </w:rPr>
+              <w:t>RMSE (điểm % SOH)</w:t>
+            </w:r>
+          </w:p>
+        </w:tc>
+        <w:tc>
+          <w:tcPr>
+            <w:tcW w:type="dxa" w:w="2197"/>
+          </w:tcPr>
+          <w:p>
+            <w:pPr>
+              <w:spacing w:line="264" w:lineRule="auto"/>
+            </w:pPr>
+            <w:r>
+              <w:rPr>
+                <w:b/>
+                <w:sz w:val="18"/>
+              </w:rPr>
+              <w:t>R²</w:t>
+            </w:r>
+          </w:p>
+        </w:tc>
+      </w:tr>
+      <w:tr>
+        <w:tc>
+          <w:tcPr>
+            <w:tcW w:type="dxa" w:w="2197"/>
+          </w:tcPr>
+          <w:p>
+            <w:pPr>
+              <w:spacing w:line="264" w:lineRule="auto"/>
+            </w:pPr>
+            <w:r>
+              <w:rPr>
+                <w:b w:val="0"/>
+                <w:sz w:val="18"/>
+              </w:rPr>
+              <w:t>Trung bình SOH — mốc cơ sở</w:t>
+            </w:r>
+          </w:p>
+        </w:tc>
+        <w:tc>
+          <w:tcPr>
+            <w:tcW w:type="dxa" w:w="2197"/>
+          </w:tcPr>
+          <w:p>
+            <w:pPr>
+              <w:spacing w:line="264" w:lineRule="auto"/>
+            </w:pPr>
+            <w:r>
+              <w:rPr>
+                <w:b w:val="0"/>
+                <w:sz w:val="18"/>
+              </w:rPr>
+              <w:t>13.246</w:t>
+            </w:r>
+          </w:p>
+        </w:tc>
+        <w:tc>
+          <w:tcPr>
+            <w:tcW w:type="dxa" w:w="2197"/>
+          </w:tcPr>
+          <w:p>
+            <w:pPr>
+              <w:spacing w:line="264" w:lineRule="auto"/>
+            </w:pPr>
+            <w:r>
+              <w:rPr>
+                <w:b w:val="0"/>
+                <w:sz w:val="18"/>
+              </w:rPr>
+              <w:t>15.249</w:t>
+            </w:r>
+          </w:p>
+        </w:tc>
+        <w:tc>
+          <w:tcPr>
+            <w:tcW w:type="dxa" w:w="2197"/>
+          </w:tcPr>
+          <w:p>
+            <w:pPr>
+              <w:spacing w:line="264" w:lineRule="auto"/>
+            </w:pPr>
+            <w:r>
+              <w:rPr>
+                <w:b w:val="0"/>
+                <w:sz w:val="18"/>
+              </w:rPr>
+              <w:t>-0.281</w:t>
+            </w:r>
+          </w:p>
+        </w:tc>
+      </w:tr>
+      <w:tr>
+        <w:tc>
+          <w:tcPr>
+            <w:tcW w:type="dxa" w:w="2197"/>
+          </w:tcPr>
+          <w:p>
+            <w:pPr>
+              <w:spacing w:line="264" w:lineRule="auto"/>
+            </w:pPr>
+            <w:r>
+              <w:rPr>
+                <w:b w:val="0"/>
+                <w:sz w:val="18"/>
+              </w:rPr>
+              <w:t>Hồi quy Ridge</w:t>
+            </w:r>
+          </w:p>
+        </w:tc>
+        <w:tc>
+          <w:tcPr>
+            <w:tcW w:type="dxa" w:w="2197"/>
+          </w:tcPr>
+          <w:p>
+            <w:pPr>
+              <w:spacing w:line="264" w:lineRule="auto"/>
+            </w:pPr>
+            <w:r>
+              <w:rPr>
+                <w:b w:val="0"/>
+                <w:sz w:val="18"/>
+              </w:rPr>
+              <w:t>2.582</w:t>
+            </w:r>
+          </w:p>
+        </w:tc>
+        <w:tc>
+          <w:tcPr>
+            <w:tcW w:type="dxa" w:w="2197"/>
+          </w:tcPr>
+          <w:p>
+            <w:pPr>
+              <w:spacing w:line="264" w:lineRule="auto"/>
+            </w:pPr>
+            <w:r>
+              <w:rPr>
+                <w:b w:val="0"/>
+                <w:sz w:val="18"/>
+              </w:rPr>
+              <w:t>3.299</w:t>
+            </w:r>
+          </w:p>
+        </w:tc>
+        <w:tc>
+          <w:tcPr>
+            <w:tcW w:type="dxa" w:w="2197"/>
+          </w:tcPr>
+          <w:p>
+            <w:pPr>
+              <w:spacing w:line="264" w:lineRule="auto"/>
+            </w:pPr>
+            <w:r>
+              <w:rPr>
+                <w:b w:val="0"/>
+                <w:sz w:val="18"/>
+              </w:rPr>
+              <w:t>0.933</w:t>
+            </w:r>
+          </w:p>
+        </w:tc>
+      </w:tr>
+      <w:tr>
+        <w:tc>
+          <w:tcPr>
+            <w:tcW w:type="dxa" w:w="2197"/>
+          </w:tcPr>
+          <w:p>
+            <w:pPr>
+              <w:spacing w:line="264" w:lineRule="auto"/>
+            </w:pPr>
+            <w:r>
+              <w:rPr>
+                <w:b w:val="0"/>
+                <w:sz w:val="18"/>
+              </w:rPr>
+              <w:t>Rừng ngẫu nhiên — Random Forest</w:t>
+            </w:r>
+          </w:p>
+        </w:tc>
+        <w:tc>
+          <w:tcPr>
+            <w:tcW w:type="dxa" w:w="2197"/>
+          </w:tcPr>
+          <w:p>
+            <w:pPr>
+              <w:spacing w:line="264" w:lineRule="auto"/>
+            </w:pPr>
+            <w:r>
+              <w:rPr>
+                <w:b w:val="0"/>
+                <w:sz w:val="18"/>
+              </w:rPr>
+              <w:t>1.619</w:t>
+            </w:r>
+          </w:p>
+        </w:tc>
+        <w:tc>
+          <w:tcPr>
+            <w:tcW w:type="dxa" w:w="2197"/>
+          </w:tcPr>
+          <w:p>
+            <w:pPr>
+              <w:spacing w:line="264" w:lineRule="auto"/>
+            </w:pPr>
+            <w:r>
+              <w:rPr>
+                <w:b w:val="0"/>
+                <w:sz w:val="18"/>
+              </w:rPr>
+              <w:t>2.157</w:t>
+            </w:r>
+          </w:p>
+        </w:tc>
+        <w:tc>
+          <w:tcPr>
+            <w:tcW w:type="dxa" w:w="2197"/>
+          </w:tcPr>
+          <w:p>
+            <w:pPr>
+              <w:spacing w:line="264" w:lineRule="auto"/>
+            </w:pPr>
+            <w:r>
+              <w:rPr>
+                <w:b w:val="0"/>
+                <w:sz w:val="18"/>
+              </w:rPr>
+              <w:t>0.970</w:t>
+            </w:r>
+          </w:p>
+        </w:tc>
+      </w:tr>
+      <w:tr>
+        <w:tc>
+          <w:tcPr>
+            <w:tcW w:type="dxa" w:w="2197"/>
+          </w:tcPr>
+          <w:p>
+            <w:pPr>
+              <w:spacing w:line="264" w:lineRule="auto"/>
+            </w:pPr>
+            <w:r>
+              <w:rPr>
+                <w:b w:val="0"/>
+                <w:sz w:val="18"/>
+              </w:rPr>
+              <w:t>Tăng cường cây — LightGBM</w:t>
+            </w:r>
+          </w:p>
+        </w:tc>
+        <w:tc>
+          <w:tcPr>
+            <w:tcW w:type="dxa" w:w="2197"/>
+          </w:tcPr>
+          <w:p>
+            <w:pPr>
+              <w:spacing w:line="264" w:lineRule="auto"/>
+            </w:pPr>
+            <w:r>
+              <w:rPr>
+                <w:b w:val="0"/>
+                <w:sz w:val="18"/>
+              </w:rPr>
+              <w:t>1.734</w:t>
+            </w:r>
+          </w:p>
+        </w:tc>
+        <w:tc>
+          <w:tcPr>
+            <w:tcW w:type="dxa" w:w="2197"/>
+          </w:tcPr>
+          <w:p>
+            <w:pPr>
+              <w:spacing w:line="264" w:lineRule="auto"/>
+            </w:pPr>
+            <w:r>
+              <w:rPr>
+                <w:b w:val="0"/>
+                <w:sz w:val="18"/>
+              </w:rPr>
+              <w:t>2.270</w:t>
+            </w:r>
+          </w:p>
+        </w:tc>
+        <w:tc>
+          <w:tcPr>
+            <w:tcW w:type="dxa" w:w="2197"/>
+          </w:tcPr>
+          <w:p>
+            <w:pPr>
+              <w:spacing w:line="264" w:lineRule="auto"/>
+            </w:pPr>
+            <w:r>
+              <w:rPr>
+                <w:b w:val="0"/>
+                <w:sz w:val="18"/>
+              </w:rPr>
+              <w:t>0.968</w:t>
+            </w:r>
+          </w:p>
+        </w:tc>
+      </w:tr>
+      <w:tr>
+        <w:tc>
+          <w:tcPr>
+            <w:tcW w:type="dxa" w:w="2197"/>
+          </w:tcPr>
+          <w:p>
+            <w:pPr>
+              <w:spacing w:line="264" w:lineRule="auto"/>
+            </w:pPr>
+            <w:r>
+              <w:rPr>
+                <w:b w:val="0"/>
+                <w:sz w:val="18"/>
+              </w:rPr>
+              <w:t>Mạng chuỗi thời gian — GRU</w:t>
+            </w:r>
+          </w:p>
+        </w:tc>
+        <w:tc>
+          <w:tcPr>
+            <w:tcW w:type="dxa" w:w="2197"/>
+          </w:tcPr>
+          <w:p>
+            <w:pPr>
+              <w:spacing w:line="264" w:lineRule="auto"/>
+            </w:pPr>
+            <w:r>
+              <w:rPr>
+                <w:b w:val="0"/>
+                <w:sz w:val="18"/>
+              </w:rPr>
+              <w:t>2.141</w:t>
+            </w:r>
+          </w:p>
+        </w:tc>
+        <w:tc>
+          <w:tcPr>
+            <w:tcW w:type="dxa" w:w="2197"/>
+          </w:tcPr>
+          <w:p>
+            <w:pPr>
+              <w:spacing w:line="264" w:lineRule="auto"/>
+            </w:pPr>
+            <w:r>
+              <w:rPr>
+                <w:b w:val="0"/>
+                <w:sz w:val="18"/>
+              </w:rPr>
+              <w:t>2.718</w:t>
+            </w:r>
+          </w:p>
+        </w:tc>
+        <w:tc>
+          <w:tcPr>
+            <w:tcW w:type="dxa" w:w="2197"/>
+          </w:tcPr>
+          <w:p>
+            <w:pPr>
+              <w:spacing w:line="264" w:lineRule="auto"/>
+            </w:pPr>
+            <w:r>
+              <w:rPr>
+                <w:b w:val="0"/>
+                <w:sz w:val="18"/>
+              </w:rPr>
+              <w:t>0.953</w:t>
+            </w:r>
+          </w:p>
+        </w:tc>
+      </w:tr>
+      <w:tr>
+        <w:tc>
+          <w:tcPr>
+            <w:tcW w:type="dxa" w:w="2197"/>
+          </w:tcPr>
+          <w:p>
+            <w:pPr>
+              <w:spacing w:line="264" w:lineRule="auto"/>
+            </w:pPr>
+            <w:r>
+              <w:rPr>
+                <w:b w:val="0"/>
+                <w:sz w:val="18"/>
+              </w:rPr>
+              <w:t>Ridge–RF hiệu chỉnh phần dư</w:t>
+            </w:r>
+          </w:p>
+        </w:tc>
+        <w:tc>
+          <w:tcPr>
+            <w:tcW w:type="dxa" w:w="2197"/>
+          </w:tcPr>
+          <w:p>
+            <w:pPr>
+              <w:spacing w:line="264" w:lineRule="auto"/>
+            </w:pPr>
+            <w:r>
+              <w:rPr>
+                <w:b w:val="0"/>
+                <w:sz w:val="18"/>
+              </w:rPr>
+              <w:t>1.612</w:t>
+            </w:r>
+          </w:p>
+        </w:tc>
+        <w:tc>
+          <w:tcPr>
+            <w:tcW w:type="dxa" w:w="2197"/>
+          </w:tcPr>
+          <w:p>
+            <w:pPr>
+              <w:spacing w:line="264" w:lineRule="auto"/>
+            </w:pPr>
+            <w:r>
+              <w:rPr>
+                <w:b w:val="0"/>
+                <w:sz w:val="18"/>
+              </w:rPr>
+              <w:t>2.160</w:t>
+            </w:r>
+          </w:p>
+        </w:tc>
+        <w:tc>
+          <w:tcPr>
+            <w:tcW w:type="dxa" w:w="2197"/>
+          </w:tcPr>
+          <w:p>
+            <w:pPr>
+              <w:spacing w:line="264" w:lineRule="auto"/>
+            </w:pPr>
+            <w:r>
+              <w:rPr>
+                <w:b w:val="0"/>
+                <w:sz w:val="18"/>
+              </w:rPr>
+              <w:t>0.971</w:t>
+            </w:r>
+          </w:p>
+        </w:tc>
+      </w:tr>
+    </w:tbl>
+    <w:p>
+      <w:r>
+        <w:t>Phương án phần dư đạt MAE khoảng 1,612 điểm phần trăm SOH so với 1,619 của RF; RMSE khoảng 2,160 so với 2,157. Cải thiện MAE nhỏ và RMSE hơi tăng, chưa chứng minh ưu thế rõ ràng. Kết quả theo từng pin, cả trường hợp tăng và giảm sai số, được giữ trong reports/hybrid_paired_comparison.csv. Chưa khảo sát nhiều seed hoặc bộ dữ liệu độc lập nên không khẳng định cải tiến có ý nghĩa thống kê hoặc tổng quát.</w:t>
+      </w:r>
+    </w:p>
+    <w:p>
+      <w:r>
+        <w:t>Đây là phương án kết hợp được triển khai và đánh giá trong khóa luận, không tuyên bố là thuật toán hoàn toàn mới hoặc công bố đầu tiên. Mô hình học lại toàn bộ được lưu riêng và có thể chọn trên trang dự đoán; kết quả này tách khỏi các dự đoán giữ riêng dùng đánh giá. Random Forest vẫn là lựa chọn mặc định của ứng dụng, không dùng chênh lệch nhỏ trên test để tuyên bố đổi mô hình tốt nhất.</w:t>
+      </w:r>
+    </w:p>
+    <w:p>
+      <w:pPr>
         <w:pStyle w:val="Heading1"/>
         <w:pageBreakBefore/>
       </w:pPr>
@@ -4219,7 +4776,7 @@
     </w:p>
     <w:p>
       <w:r>
-        <w:t>Lịch sử chỉ lưu trong phiên làm việc, không phải cơ sở dữ liệu người dùng. Phiếu kết quả có thể tải dưới dạng CSV và HTML. Trang chất lượng trình bày nguồn, tiến trình chọn dữ liệu và các điểm nghi vấn. Trang thông tin cung cấp trích dẫn và tài liệu nghiên cứu.</w:t>
+        <w:t>Lịch sử được giữ trong phiên; khi người dùng chọn lưu, kết quả và tên nguồn được ghi vào SQLite cục bộ trên máy chủ, không lưu nội dung CSV tải lên. Kho này dùng chung trên máy chủ, chưa có phân quyền tài khoản. Phiếu kết quả có thể tải dưới dạng CSV và HTML. Trang Xu hướng bất thường hiển thị chuỗi SOH, nền quá khứ, cờ của quy tắc/Isolation Forest và lý do; dữ liệu có thể xuất CSV. Trang chất lượng trình bày nguồn, tiến trình chọn dữ liệu và các điểm nghi vấn. Trang thông tin cung cấp trích dẫn và tài liệu nghiên cứu. Các trang kiểm tra đầu vào và demo trên pin giữ riêng được giữ lại. Phần phân rã dự đoán dùng hệ số Ridge và đường đi trong cây phù hợp với mô hình đang chọn, không gọi là SHAP hoặc quan hệ nhân quả.</w:t>
       </w:r>
     </w:p>
     <w:p>
@@ -4299,7 +4856,7 @@
     </w:p>
     <w:p>
       <w:r>
-        <w:t>Lần kiểm thử lưu trong reports/pytest-results.xml gồm 47 trường hợp, 0 thất bại, 0 lỗi và 0 bỏ qua. Tệp dataset_check.json ghi kết quả kiểm tra toàn bộ 10.505.065 dòng.</w:t>
+        <w:t>Lần kiểm thử lưu trong reports/pytest-results.xml gồm 74 trường hợp, 0 thất bại, 0 lỗi và 0 bỏ qua. Tệp dataset_check.json ghi kết quả kiểm tra toàn bộ 10.505.065 dòng.</w:t>
       </w:r>
     </w:p>
     <w:p>
@@ -4386,6 +4943,11 @@
     <w:p>
       <w:r>
         <w:t>[7] Pedregosa, F., et al. (2011). Scikit-learn: Machine Learning in Python. Journal of Machine Learning Research, 12, 2825–2830. https://jmlr.org/papers/v12/pedregosa11a.html.</w:t>
+      </w:r>
+    </w:p>
+    <w:p>
+      <w:r>
+        <w:t>[8] Liu, F. T., Ting, K. M., &amp; Zhou, Z.-H. (2008). Isolation Forest. IEEE ICDM, 413–422. https://doi.org/10.1109/ICDM.2008.17.</w:t>
       </w:r>
     </w:p>
     <w:p>

--- a/docs/bao-cao-khoa-luan.docx
+++ b/docs/bao-cao-khoa-luan.docx
@@ -162,32 +162,32 @@
     </w:p>
     <w:p>
       <w:r>
-        <w:t>Chương 5. Xây dựng sản phẩm Vincent D  ·  21</w:t>
+        <w:t>Chương 5. Xây dựng sản phẩm Vincent D  ·  22</w:t>
       </w:r>
     </w:p>
     <w:p>
       <w:r>
-        <w:t>Kết luận  ·  24</w:t>
+        <w:t>Kết luận  ·  25</w:t>
       </w:r>
     </w:p>
     <w:p>
       <w:r>
-        <w:t>Tài liệu tham khảo  ·  25</w:t>
+        <w:t>Tài liệu tham khảo  ·  26</w:t>
       </w:r>
     </w:p>
     <w:p>
       <w:r>
-        <w:t>Phụ lục A. Kết quả Random Forest theo pin  ·  26</w:t>
+        <w:t>Phụ lục A. Kết quả Random Forest theo pin  ·  28</w:t>
       </w:r>
     </w:p>
     <w:p>
       <w:r>
-        <w:t>Phụ lục B. Cấu trúc mã nguồn  ·  29</w:t>
+        <w:t>Phụ lục B. Cấu trúc mã nguồn  ·  31</w:t>
       </w:r>
     </w:p>
     <w:p>
       <w:r>
-        <w:t>Phụ lục C. Cấu hình thực nghiệm  ·  30</w:t>
+        <w:t>Phụ lục C. Cấu hình thực nghiệm  ·  32</w:t>
       </w:r>
     </w:p>
     <w:p>
@@ -4731,6 +4731,885 @@
     </w:p>
     <w:p>
       <w:pPr>
+        <w:pStyle w:val="Heading2"/>
+      </w:pPr>
+      <w:r>
+        <w:t>4.11. Thực nghiệm bổ sung trên nguồn XJTU</w:t>
+      </w:r>
+    </w:p>
+    <w:p>
+      <w:r>
+        <w:t>Chọn 23 pin thuộc Batch-1/2 trong 55 pin XJTU. Đã tải và kiểm tra CRC/SHA-256 của 23 thành viên MAT nguyên gốc từ ZIP tác giả. Tổng 46.215.511 điểm đo. 6.961 phần tử chu kỳ; 6.961 chu kỳ đạt kiểm tra đầu vào. 0 chu kỳ bị loại. 59 phép đo trùng giây được gộp trung bình trong cửa sổ dẫn xuất.</w:t>
+      </w:r>
+    </w:p>
+    <w:p>
+      <w:r>
+        <w:t>Không dùng 23 chu kỳ đầu 0,2C trong đánh giá chính; còn 6,938 chu kỳ xả 1C. Dùng SOH theo 2 Ah và 11 đặc trưng chung, chuẩn hóa dòng theo dung lượng danh định; không sửa dữ liệu nguồn. Giữ riêng 23 mã pin qua 5 vòng, seed 42, cấu hình cố định.</w:t>
+      </w:r>
+    </w:p>
+    <w:tbl>
+      <w:tblPr>
+        <w:tblStyle w:val="TableGrid"/>
+        <w:tblW w:type="auto" w:w="0"/>
+        <w:tblLook w:firstColumn="1" w:firstRow="1" w:lastColumn="0" w:lastRow="0" w:noHBand="0" w:noVBand="1" w:val="04A0"/>
+      </w:tblPr>
+      <w:tblGrid>
+        <w:gridCol w:w="2197"/>
+        <w:gridCol w:w="2197"/>
+        <w:gridCol w:w="2197"/>
+        <w:gridCol w:w="2197"/>
+      </w:tblGrid>
+      <w:tr>
+        <w:trPr>
+          <w:tblHeader/>
+        </w:trPr>
+        <w:tc>
+          <w:tcPr>
+            <w:tcW w:type="dxa" w:w="2197"/>
+          </w:tcPr>
+          <w:p>
+            <w:pPr>
+              <w:spacing w:line="264" w:lineRule="auto"/>
+            </w:pPr>
+            <w:r>
+              <w:rPr>
+                <w:b/>
+                <w:sz w:val="18"/>
+              </w:rPr>
+              <w:t>model</w:t>
+            </w:r>
+          </w:p>
+        </w:tc>
+        <w:tc>
+          <w:tcPr>
+            <w:tcW w:type="dxa" w:w="2197"/>
+          </w:tcPr>
+          <w:p>
+            <w:pPr>
+              <w:spacing w:line="264" w:lineRule="auto"/>
+            </w:pPr>
+            <w:r>
+              <w:rPr>
+                <w:b/>
+                <w:sz w:val="18"/>
+              </w:rPr>
+              <w:t>mae</w:t>
+            </w:r>
+          </w:p>
+        </w:tc>
+        <w:tc>
+          <w:tcPr>
+            <w:tcW w:type="dxa" w:w="2197"/>
+          </w:tcPr>
+          <w:p>
+            <w:pPr>
+              <w:spacing w:line="264" w:lineRule="auto"/>
+            </w:pPr>
+            <w:r>
+              <w:rPr>
+                <w:b/>
+                <w:sz w:val="18"/>
+              </w:rPr>
+              <w:t>rmse</w:t>
+            </w:r>
+          </w:p>
+        </w:tc>
+        <w:tc>
+          <w:tcPr>
+            <w:tcW w:type="dxa" w:w="2197"/>
+          </w:tcPr>
+          <w:p>
+            <w:pPr>
+              <w:spacing w:line="264" w:lineRule="auto"/>
+            </w:pPr>
+            <w:r>
+              <w:rPr>
+                <w:b/>
+                <w:sz w:val="18"/>
+              </w:rPr>
+              <w:t>r2</w:t>
+            </w:r>
+          </w:p>
+        </w:tc>
+      </w:tr>
+      <w:tr>
+        <w:tc>
+          <w:tcPr>
+            <w:tcW w:type="dxa" w:w="2197"/>
+          </w:tcPr>
+          <w:p>
+            <w:pPr>
+              <w:spacing w:line="264" w:lineRule="auto"/>
+            </w:pPr>
+            <w:r>
+              <w:rPr>
+                <w:b w:val="0"/>
+                <w:sz w:val="18"/>
+              </w:rPr>
+              <w:t>Mean baseline</w:t>
+            </w:r>
+          </w:p>
+        </w:tc>
+        <w:tc>
+          <w:tcPr>
+            <w:tcW w:type="dxa" w:w="2197"/>
+          </w:tcPr>
+          <w:p>
+            <w:pPr>
+              <w:spacing w:line="264" w:lineRule="auto"/>
+            </w:pPr>
+            <w:r>
+              <w:rPr>
+                <w:b w:val="0"/>
+                <w:sz w:val="18"/>
+              </w:rPr>
+              <w:t>3.759</w:t>
+            </w:r>
+          </w:p>
+        </w:tc>
+        <w:tc>
+          <w:tcPr>
+            <w:tcW w:type="dxa" w:w="2197"/>
+          </w:tcPr>
+          <w:p>
+            <w:pPr>
+              <w:spacing w:line="264" w:lineRule="auto"/>
+            </w:pPr>
+            <w:r>
+              <w:rPr>
+                <w:b w:val="0"/>
+                <w:sz w:val="18"/>
+              </w:rPr>
+              <w:t>4.720</w:t>
+            </w:r>
+          </w:p>
+        </w:tc>
+        <w:tc>
+          <w:tcPr>
+            <w:tcW w:type="dxa" w:w="2197"/>
+          </w:tcPr>
+          <w:p>
+            <w:pPr>
+              <w:spacing w:line="264" w:lineRule="auto"/>
+            </w:pPr>
+            <w:r>
+              <w:rPr>
+                <w:b w:val="0"/>
+                <w:sz w:val="18"/>
+              </w:rPr>
+              <w:t>-0.057</w:t>
+            </w:r>
+          </w:p>
+        </w:tc>
+      </w:tr>
+      <w:tr>
+        <w:tc>
+          <w:tcPr>
+            <w:tcW w:type="dxa" w:w="2197"/>
+          </w:tcPr>
+          <w:p>
+            <w:pPr>
+              <w:spacing w:line="264" w:lineRule="auto"/>
+            </w:pPr>
+            <w:r>
+              <w:rPr>
+                <w:b w:val="0"/>
+                <w:sz w:val="18"/>
+              </w:rPr>
+              <w:t>Ridge</w:t>
+            </w:r>
+          </w:p>
+        </w:tc>
+        <w:tc>
+          <w:tcPr>
+            <w:tcW w:type="dxa" w:w="2197"/>
+          </w:tcPr>
+          <w:p>
+            <w:pPr>
+              <w:spacing w:line="264" w:lineRule="auto"/>
+            </w:pPr>
+            <w:r>
+              <w:rPr>
+                <w:b w:val="0"/>
+                <w:sz w:val="18"/>
+              </w:rPr>
+              <w:t>0.971</w:t>
+            </w:r>
+          </w:p>
+        </w:tc>
+        <w:tc>
+          <w:tcPr>
+            <w:tcW w:type="dxa" w:w="2197"/>
+          </w:tcPr>
+          <w:p>
+            <w:pPr>
+              <w:spacing w:line="264" w:lineRule="auto"/>
+            </w:pPr>
+            <w:r>
+              <w:rPr>
+                <w:b w:val="0"/>
+                <w:sz w:val="18"/>
+              </w:rPr>
+              <w:t>1.205</w:t>
+            </w:r>
+          </w:p>
+        </w:tc>
+        <w:tc>
+          <w:tcPr>
+            <w:tcW w:type="dxa" w:w="2197"/>
+          </w:tcPr>
+          <w:p>
+            <w:pPr>
+              <w:spacing w:line="264" w:lineRule="auto"/>
+            </w:pPr>
+            <w:r>
+              <w:rPr>
+                <w:b w:val="0"/>
+                <w:sz w:val="18"/>
+              </w:rPr>
+              <w:t>0.920</w:t>
+            </w:r>
+          </w:p>
+        </w:tc>
+      </w:tr>
+      <w:tr>
+        <w:tc>
+          <w:tcPr>
+            <w:tcW w:type="dxa" w:w="2197"/>
+          </w:tcPr>
+          <w:p>
+            <w:pPr>
+              <w:spacing w:line="264" w:lineRule="auto"/>
+            </w:pPr>
+            <w:r>
+              <w:rPr>
+                <w:b w:val="0"/>
+                <w:sz w:val="18"/>
+              </w:rPr>
+              <w:t>Random Forest</w:t>
+            </w:r>
+          </w:p>
+        </w:tc>
+        <w:tc>
+          <w:tcPr>
+            <w:tcW w:type="dxa" w:w="2197"/>
+          </w:tcPr>
+          <w:p>
+            <w:pPr>
+              <w:spacing w:line="264" w:lineRule="auto"/>
+            </w:pPr>
+            <w:r>
+              <w:rPr>
+                <w:b w:val="0"/>
+                <w:sz w:val="18"/>
+              </w:rPr>
+              <w:t>0.577</w:t>
+            </w:r>
+          </w:p>
+        </w:tc>
+        <w:tc>
+          <w:tcPr>
+            <w:tcW w:type="dxa" w:w="2197"/>
+          </w:tcPr>
+          <w:p>
+            <w:pPr>
+              <w:spacing w:line="264" w:lineRule="auto"/>
+            </w:pPr>
+            <w:r>
+              <w:rPr>
+                <w:b w:val="0"/>
+                <w:sz w:val="18"/>
+              </w:rPr>
+              <w:t>0.764</w:t>
+            </w:r>
+          </w:p>
+        </w:tc>
+        <w:tc>
+          <w:tcPr>
+            <w:tcW w:type="dxa" w:w="2197"/>
+          </w:tcPr>
+          <w:p>
+            <w:pPr>
+              <w:spacing w:line="264" w:lineRule="auto"/>
+            </w:pPr>
+            <w:r>
+              <w:rPr>
+                <w:b w:val="0"/>
+                <w:sz w:val="18"/>
+              </w:rPr>
+              <w:t>0.965</w:t>
+            </w:r>
+          </w:p>
+        </w:tc>
+      </w:tr>
+      <w:tr>
+        <w:tc>
+          <w:tcPr>
+            <w:tcW w:type="dxa" w:w="2197"/>
+          </w:tcPr>
+          <w:p>
+            <w:pPr>
+              <w:spacing w:line="264" w:lineRule="auto"/>
+            </w:pPr>
+            <w:r>
+              <w:rPr>
+                <w:b w:val="0"/>
+                <w:sz w:val="18"/>
+              </w:rPr>
+              <w:t>LightGBM</w:t>
+            </w:r>
+          </w:p>
+        </w:tc>
+        <w:tc>
+          <w:tcPr>
+            <w:tcW w:type="dxa" w:w="2197"/>
+          </w:tcPr>
+          <w:p>
+            <w:pPr>
+              <w:spacing w:line="264" w:lineRule="auto"/>
+            </w:pPr>
+            <w:r>
+              <w:rPr>
+                <w:b w:val="0"/>
+                <w:sz w:val="18"/>
+              </w:rPr>
+              <w:t>0.596</w:t>
+            </w:r>
+          </w:p>
+        </w:tc>
+        <w:tc>
+          <w:tcPr>
+            <w:tcW w:type="dxa" w:w="2197"/>
+          </w:tcPr>
+          <w:p>
+            <w:pPr>
+              <w:spacing w:line="264" w:lineRule="auto"/>
+            </w:pPr>
+            <w:r>
+              <w:rPr>
+                <w:b w:val="0"/>
+                <w:sz w:val="18"/>
+              </w:rPr>
+              <w:t>0.787</w:t>
+            </w:r>
+          </w:p>
+        </w:tc>
+        <w:tc>
+          <w:tcPr>
+            <w:tcW w:type="dxa" w:w="2197"/>
+          </w:tcPr>
+          <w:p>
+            <w:pPr>
+              <w:spacing w:line="264" w:lineRule="auto"/>
+            </w:pPr>
+            <w:r>
+              <w:rPr>
+                <w:b w:val="0"/>
+                <w:sz w:val="18"/>
+              </w:rPr>
+              <w:t>0.964</w:t>
+            </w:r>
+          </w:p>
+        </w:tc>
+      </w:tr>
+      <w:tr>
+        <w:tc>
+          <w:tcPr>
+            <w:tcW w:type="dxa" w:w="2197"/>
+          </w:tcPr>
+          <w:p>
+            <w:pPr>
+              <w:spacing w:line="264" w:lineRule="auto"/>
+            </w:pPr>
+            <w:r>
+              <w:rPr>
+                <w:b w:val="0"/>
+                <w:sz w:val="18"/>
+              </w:rPr>
+              <w:t>Ridge-RF residual</w:t>
+            </w:r>
+          </w:p>
+        </w:tc>
+        <w:tc>
+          <w:tcPr>
+            <w:tcW w:type="dxa" w:w="2197"/>
+          </w:tcPr>
+          <w:p>
+            <w:pPr>
+              <w:spacing w:line="264" w:lineRule="auto"/>
+            </w:pPr>
+            <w:r>
+              <w:rPr>
+                <w:b w:val="0"/>
+                <w:sz w:val="18"/>
+              </w:rPr>
+              <w:t>0.666</w:t>
+            </w:r>
+          </w:p>
+        </w:tc>
+        <w:tc>
+          <w:tcPr>
+            <w:tcW w:type="dxa" w:w="2197"/>
+          </w:tcPr>
+          <w:p>
+            <w:pPr>
+              <w:spacing w:line="264" w:lineRule="auto"/>
+            </w:pPr>
+            <w:r>
+              <w:rPr>
+                <w:b w:val="0"/>
+                <w:sz w:val="18"/>
+              </w:rPr>
+              <w:t>0.828</w:t>
+            </w:r>
+          </w:p>
+        </w:tc>
+        <w:tc>
+          <w:tcPr>
+            <w:tcW w:type="dxa" w:w="2197"/>
+          </w:tcPr>
+          <w:p>
+            <w:pPr>
+              <w:spacing w:line="264" w:lineRule="auto"/>
+            </w:pPr>
+            <w:r>
+              <w:rPr>
+                <w:b w:val="0"/>
+                <w:sz w:val="18"/>
+              </w:rPr>
+              <w:t>0.960</w:t>
+            </w:r>
+          </w:p>
+        </w:tc>
+      </w:tr>
+      <w:tr>
+        <w:tc>
+          <w:tcPr>
+            <w:tcW w:type="dxa" w:w="2197"/>
+          </w:tcPr>
+          <w:p>
+            <w:pPr>
+              <w:spacing w:line="264" w:lineRule="auto"/>
+            </w:pPr>
+            <w:r>
+              <w:rPr>
+                <w:b w:val="0"/>
+                <w:sz w:val="18"/>
+              </w:rPr>
+              <w:t>RF multi-source</w:t>
+            </w:r>
+          </w:p>
+        </w:tc>
+        <w:tc>
+          <w:tcPr>
+            <w:tcW w:type="dxa" w:w="2197"/>
+          </w:tcPr>
+          <w:p>
+            <w:pPr>
+              <w:spacing w:line="264" w:lineRule="auto"/>
+            </w:pPr>
+            <w:r>
+              <w:rPr>
+                <w:b w:val="0"/>
+                <w:sz w:val="18"/>
+              </w:rPr>
+              <w:t>0.623</w:t>
+            </w:r>
+          </w:p>
+        </w:tc>
+        <w:tc>
+          <w:tcPr>
+            <w:tcW w:type="dxa" w:w="2197"/>
+          </w:tcPr>
+          <w:p>
+            <w:pPr>
+              <w:spacing w:line="264" w:lineRule="auto"/>
+            </w:pPr>
+            <w:r>
+              <w:rPr>
+                <w:b w:val="0"/>
+                <w:sz w:val="18"/>
+              </w:rPr>
+              <w:t>0.867</w:t>
+            </w:r>
+          </w:p>
+        </w:tc>
+        <w:tc>
+          <w:tcPr>
+            <w:tcW w:type="dxa" w:w="2197"/>
+          </w:tcPr>
+          <w:p>
+            <w:pPr>
+              <w:spacing w:line="264" w:lineRule="auto"/>
+            </w:pPr>
+            <w:r>
+              <w:rPr>
+                <w:b w:val="0"/>
+                <w:sz w:val="18"/>
+              </w:rPr>
+              <w:t>0.945</w:t>
+            </w:r>
+          </w:p>
+        </w:tc>
+      </w:tr>
+      <w:tr>
+        <w:tc>
+          <w:tcPr>
+            <w:tcW w:type="dxa" w:w="2197"/>
+          </w:tcPr>
+          <w:p>
+            <w:pPr>
+              <w:spacing w:line="264" w:lineRule="auto"/>
+            </w:pPr>
+            <w:r>
+              <w:rPr>
+                <w:b w:val="0"/>
+                <w:sz w:val="18"/>
+              </w:rPr>
+              <w:t>GRU</w:t>
+            </w:r>
+          </w:p>
+        </w:tc>
+        <w:tc>
+          <w:tcPr>
+            <w:tcW w:type="dxa" w:w="2197"/>
+          </w:tcPr>
+          <w:p>
+            <w:pPr>
+              <w:spacing w:line="264" w:lineRule="auto"/>
+            </w:pPr>
+            <w:r>
+              <w:rPr>
+                <w:b w:val="0"/>
+                <w:sz w:val="18"/>
+              </w:rPr>
+              <w:t>1.240</w:t>
+            </w:r>
+          </w:p>
+        </w:tc>
+        <w:tc>
+          <w:tcPr>
+            <w:tcW w:type="dxa" w:w="2197"/>
+          </w:tcPr>
+          <w:p>
+            <w:pPr>
+              <w:spacing w:line="264" w:lineRule="auto"/>
+            </w:pPr>
+            <w:r>
+              <w:rPr>
+                <w:b w:val="0"/>
+                <w:sz w:val="18"/>
+              </w:rPr>
+              <w:t>1.543</w:t>
+            </w:r>
+          </w:p>
+        </w:tc>
+        <w:tc>
+          <w:tcPr>
+            <w:tcW w:type="dxa" w:w="2197"/>
+          </w:tcPr>
+          <w:p>
+            <w:pPr>
+              <w:spacing w:line="264" w:lineRule="auto"/>
+            </w:pPr>
+            <w:r>
+              <w:rPr>
+                <w:b w:val="0"/>
+                <w:sz w:val="18"/>
+              </w:rPr>
+              <w:t>0.856</w:t>
+            </w:r>
+          </w:p>
+        </w:tc>
+      </w:tr>
+    </w:tbl>
+    <w:p>
+      <w:r>
+        <w:t>Random Forest riêng XJTU đạt MAE 0.577, RMSE 0.764, R² 0.965. RF đa nguồn đạt MAE 0.623, RMSE 0.867, R² 0.945. MAE tăng 0.047 điểm phần trăm SOH khi thêm nguồn SDU trong cấu hình đã cố định. Đây là thực nghiệm thăm dò trên cùng phân hoạch, chưa phải bằng chứng ưu thế thống kê hoặc cải thiện trên mọi điều kiện.</w:t>
+      </w:r>
+    </w:p>
+    <w:p>
+      <w:r>
+        <w:drawing>
+          <wp:inline xmlns:a="http://schemas.openxmlformats.org/drawingml/2006/main" xmlns:pic="http://schemas.openxmlformats.org/drawingml/2006/picture">
+            <wp:extent cx="5508000" cy="2002909"/>
+            <wp:docPr id="6" name="Picture 6"/>
+            <wp:cNvGraphicFramePr>
+              <a:graphicFrameLocks noChangeAspect="1"/>
+            </wp:cNvGraphicFramePr>
+            <a:graphic>
+              <a:graphicData uri="http://schemas.openxmlformats.org/drawingml/2006/picture">
+                <pic:pic>
+                  <pic:nvPicPr>
+                    <pic:cNvPr id="0" name="held_out_predictions.png"/>
+                    <pic:cNvPicPr/>
+                  </pic:nvPicPr>
+                  <pic:blipFill>
+                    <a:blip r:embed="rId15"/>
+                    <a:stretch>
+                      <a:fillRect/>
+                    </a:stretch>
+                  </pic:blipFill>
+                  <pic:spPr>
+                    <a:xfrm>
+                      <a:off x="0" y="0"/>
+                      <a:ext cx="5508000" cy="2002909"/>
+                    </a:xfrm>
+                    <a:prstGeom prst="rect"/>
+                  </pic:spPr>
+                </pic:pic>
+              </a:graphicData>
+            </a:graphic>
+          </wp:inline>
+        </w:drawing>
+      </w:r>
+    </w:p>
+    <w:p>
+      <w:pPr>
+        <w:jc w:val="center"/>
+      </w:pPr>
+      <w:r>
+        <w:t>Dự đoán RF trên hai pin XJTU giữ riêng</w:t>
+      </w:r>
+    </w:p>
+    <w:p>
+      <w:r>
+        <w:t>Chuyển miền chỉ học trên SDU, không dùng nhãn XJTU:</w:t>
+      </w:r>
+    </w:p>
+    <w:tbl>
+      <w:tblPr>
+        <w:tblStyle w:val="TableGrid"/>
+        <w:tblW w:type="auto" w:w="0"/>
+        <w:tblLook w:firstColumn="1" w:firstRow="1" w:lastColumn="0" w:lastRow="0" w:noHBand="0" w:noVBand="1" w:val="04A0"/>
+      </w:tblPr>
+      <w:tblGrid>
+        <w:gridCol w:w="2197"/>
+        <w:gridCol w:w="2197"/>
+        <w:gridCol w:w="2197"/>
+        <w:gridCol w:w="2197"/>
+      </w:tblGrid>
+      <w:tr>
+        <w:trPr>
+          <w:tblHeader/>
+        </w:trPr>
+        <w:tc>
+          <w:tcPr>
+            <w:tcW w:type="dxa" w:w="2197"/>
+          </w:tcPr>
+          <w:p>
+            <w:pPr>
+              <w:spacing w:line="264" w:lineRule="auto"/>
+            </w:pPr>
+            <w:r>
+              <w:rPr>
+                <w:b/>
+                <w:sz w:val="18"/>
+              </w:rPr>
+              <w:t>model</w:t>
+            </w:r>
+          </w:p>
+        </w:tc>
+        <w:tc>
+          <w:tcPr>
+            <w:tcW w:type="dxa" w:w="2197"/>
+          </w:tcPr>
+          <w:p>
+            <w:pPr>
+              <w:spacing w:line="264" w:lineRule="auto"/>
+            </w:pPr>
+            <w:r>
+              <w:rPr>
+                <w:b/>
+                <w:sz w:val="18"/>
+              </w:rPr>
+              <w:t>mae</w:t>
+            </w:r>
+          </w:p>
+        </w:tc>
+        <w:tc>
+          <w:tcPr>
+            <w:tcW w:type="dxa" w:w="2197"/>
+          </w:tcPr>
+          <w:p>
+            <w:pPr>
+              <w:spacing w:line="264" w:lineRule="auto"/>
+            </w:pPr>
+            <w:r>
+              <w:rPr>
+                <w:b/>
+                <w:sz w:val="18"/>
+              </w:rPr>
+              <w:t>rmse</w:t>
+            </w:r>
+          </w:p>
+        </w:tc>
+        <w:tc>
+          <w:tcPr>
+            <w:tcW w:type="dxa" w:w="2197"/>
+          </w:tcPr>
+          <w:p>
+            <w:pPr>
+              <w:spacing w:line="264" w:lineRule="auto"/>
+            </w:pPr>
+            <w:r>
+              <w:rPr>
+                <w:b/>
+                <w:sz w:val="18"/>
+              </w:rPr>
+              <w:t>r2</w:t>
+            </w:r>
+          </w:p>
+        </w:tc>
+      </w:tr>
+      <w:tr>
+        <w:tc>
+          <w:tcPr>
+            <w:tcW w:type="dxa" w:w="2197"/>
+          </w:tcPr>
+          <w:p>
+            <w:pPr>
+              <w:spacing w:line="264" w:lineRule="auto"/>
+            </w:pPr>
+            <w:r>
+              <w:rPr>
+                <w:b w:val="0"/>
+                <w:sz w:val="18"/>
+              </w:rPr>
+              <w:t>RF normalized</w:t>
+            </w:r>
+          </w:p>
+        </w:tc>
+        <w:tc>
+          <w:tcPr>
+            <w:tcW w:type="dxa" w:w="2197"/>
+          </w:tcPr>
+          <w:p>
+            <w:pPr>
+              <w:spacing w:line="264" w:lineRule="auto"/>
+            </w:pPr>
+            <w:r>
+              <w:rPr>
+                <w:b w:val="0"/>
+                <w:sz w:val="18"/>
+              </w:rPr>
+              <w:t>42.654</w:t>
+            </w:r>
+          </w:p>
+        </w:tc>
+        <w:tc>
+          <w:tcPr>
+            <w:tcW w:type="dxa" w:w="2197"/>
+          </w:tcPr>
+          <w:p>
+            <w:pPr>
+              <w:spacing w:line="264" w:lineRule="auto"/>
+            </w:pPr>
+            <w:r>
+              <w:rPr>
+                <w:b w:val="0"/>
+                <w:sz w:val="18"/>
+              </w:rPr>
+              <w:t>42.910</w:t>
+            </w:r>
+          </w:p>
+        </w:tc>
+        <w:tc>
+          <w:tcPr>
+            <w:tcW w:type="dxa" w:w="2197"/>
+          </w:tcPr>
+          <w:p>
+            <w:pPr>
+              <w:spacing w:line="264" w:lineRule="auto"/>
+            </w:pPr>
+            <w:r>
+              <w:rPr>
+                <w:b w:val="0"/>
+                <w:sz w:val="18"/>
+              </w:rPr>
+              <w:t>-89.595</w:t>
+            </w:r>
+          </w:p>
+        </w:tc>
+      </w:tr>
+      <w:tr>
+        <w:tc>
+          <w:tcPr>
+            <w:tcW w:type="dxa" w:w="2197"/>
+          </w:tcPr>
+          <w:p>
+            <w:pPr>
+              <w:spacing w:line="264" w:lineRule="auto"/>
+            </w:pPr>
+            <w:r>
+              <w:rPr>
+                <w:b w:val="0"/>
+                <w:sz w:val="18"/>
+              </w:rPr>
+              <w:t>RF original SDU</w:t>
+            </w:r>
+          </w:p>
+        </w:tc>
+        <w:tc>
+          <w:tcPr>
+            <w:tcW w:type="dxa" w:w="2197"/>
+          </w:tcPr>
+          <w:p>
+            <w:pPr>
+              <w:spacing w:line="264" w:lineRule="auto"/>
+            </w:pPr>
+            <w:r>
+              <w:rPr>
+                <w:b w:val="0"/>
+                <w:sz w:val="18"/>
+              </w:rPr>
+              <w:t>12.836</w:t>
+            </w:r>
+          </w:p>
+        </w:tc>
+        <w:tc>
+          <w:tcPr>
+            <w:tcW w:type="dxa" w:w="2197"/>
+          </w:tcPr>
+          <w:p>
+            <w:pPr>
+              <w:spacing w:line="264" w:lineRule="auto"/>
+            </w:pPr>
+            <w:r>
+              <w:rPr>
+                <w:b w:val="0"/>
+                <w:sz w:val="18"/>
+              </w:rPr>
+              <w:t>13.649</w:t>
+            </w:r>
+          </w:p>
+        </w:tc>
+        <w:tc>
+          <w:tcPr>
+            <w:tcW w:type="dxa" w:w="2197"/>
+          </w:tcPr>
+          <w:p>
+            <w:pPr>
+              <w:spacing w:line="264" w:lineRule="auto"/>
+            </w:pPr>
+            <w:r>
+              <w:rPr>
+                <w:b w:val="0"/>
+                <w:sz w:val="18"/>
+              </w:rPr>
+              <w:t>-8.045</w:t>
+            </w:r>
+          </w:p>
+        </w:tc>
+      </w:tr>
+    </w:tbl>
+    <w:p>
+      <w:r>
+        <w:t>Các phép kiểm tra batch và bảng theo từng pin nằm trong reports/xjtu và docs/thuc-nghiem-xjtu.md. Kết quả vẫn thuộc tế bào trong phòng thí nghiệm; chưa là bằng chứng mô hình dùng được trên xe.</w:t>
+      </w:r>
+    </w:p>
+    <w:p>
+      <w:pPr>
         <w:pStyle w:val="Heading1"/>
         <w:pageBreakBefore/>
       </w:pPr>
@@ -4781,10 +5660,15 @@
     </w:p>
     <w:p>
       <w:r>
+        <w:t>Mục Thực nghiệm XJTU bổ sung bảng kiểm thử nguồn độc lập, biểu đồ theo pin, nguồn và dự đoán MAT riêng. RF riêng XJTU và RF đa nguồn dùng dòng chuẩn hóa theo dung lượng danh định; điểm refit ứng dụng được phân biệt với kiểm thử pin giữ riêng.</w:t>
+      </w:r>
+    </w:p>
+    <w:p>
+      <w:r>
         <w:drawing>
           <wp:inline xmlns:a="http://schemas.openxmlformats.org/drawingml/2006/main" xmlns:pic="http://schemas.openxmlformats.org/drawingml/2006/picture">
             <wp:extent cx="5508000" cy="3825000"/>
-            <wp:docPr id="6" name="Picture 6"/>
+            <wp:docPr id="7" name="Picture 7"/>
             <wp:cNvGraphicFramePr>
               <a:graphicFrameLocks noChangeAspect="1"/>
             </wp:cNvGraphicFramePr>
@@ -4796,7 +5680,7 @@
                     <pic:cNvPicPr/>
                   </pic:nvPicPr>
                   <pic:blipFill>
-                    <a:blip r:embed="rId15"/>
+                    <a:blip r:embed="rId16"/>
                     <a:stretch>
                       <a:fillRect/>
                     </a:stretch>
@@ -4856,7 +5740,7 @@
     </w:p>
     <w:p>
       <w:r>
-        <w:t>Lần kiểm thử lưu trong reports/pytest-results.xml gồm 74 trường hợp, 0 thất bại, 0 lỗi và 0 bỏ qua. Tệp dataset_check.json ghi kết quả kiểm tra toàn bộ 10.505.065 dòng.</w:t>
+        <w:t>Lần kiểm thử lưu trong reports/pytest-results.xml gồm 82 trường hợp, 0 thất bại, 0 lỗi và 0 bỏ qua. Tệp dataset_check.json ghi kết quả kiểm tra toàn bộ 10.505.065 dòng.</w:t>
       </w:r>
     </w:p>
     <w:p>
@@ -4948,6 +5832,16 @@
     <w:p>
       <w:r>
         <w:t>[8] Liu, F. T., Ting, K. M., &amp; Zhou, Z.-H. (2008). Isolation Forest. IEEE ICDM, 413–422. https://doi.org/10.1109/ICDM.2008.17.</w:t>
+      </w:r>
+    </w:p>
+    <w:p>
+      <w:r>
+        <w:t>[9] Wang, F. (2024). XJTU Battery Dataset [Data set]. Zenodo. https://doi.org/10.5281/zenodo.10963339. CC BY 4.0.</w:t>
+      </w:r>
+    </w:p>
+    <w:p>
+      <w:r>
+        <w:t>[10] Wang, F., Zhai, Z., Zhao, Z., et al. (2024). Physics-informed neural network for lithium-ion battery degradation stable modeling and prognosis. Nature Communications, 15, 4332. https://doi.org/10.1038/s41467-024-48779-z.</w:t>
       </w:r>
     </w:p>
     <w:p>
